--- a/error_analysis/few-shot-examples/EA-Evelyn-few-shot-sample.docx
+++ b/error_analysis/few-shot-examples/EA-Evelyn-few-shot-sample.docx
@@ -1995,7 +1995,6 @@
             <w:pPr>
               <w:spacing w:after="40"/>
               <w:rPr>
-                <w:rFonts w:hint="eastAsia"/>
                 <w:lang w:val="en-GB" w:eastAsia="zh-CN"/>
               </w:rPr>
             </w:pPr>
@@ -3493,7 +3492,6 @@
               </w:numPr>
               <w:spacing w:after="40"/>
               <w:rPr>
-                <w:rFonts w:hint="eastAsia"/>
                 <w:b/>
                 <w:bCs/>
                 <w:lang w:val="en-GB" w:eastAsia="zh-CN"/>
@@ -4693,13 +4691,7 @@
               <w:rPr>
                 <w:lang w:val="en-US"/>
               </w:rPr>
-              <w:t xml:space="preserve"> </w:t>
-            </w:r>
-            <w:r>
-              <w:rPr>
-                <w:lang w:val="en-US"/>
-              </w:rPr>
-              <w:t>in prompt</w:t>
+              <w:t xml:space="preserve"> in prompt</w:t>
             </w:r>
             <w:r>
               <w:rPr>
@@ -7372,11 +7364,67 @@
                 <w:szCs w:val="22"/>
                 <w:lang w:val="en-US"/>
               </w:rPr>
-              <w:t>2.</w:t>
-            </w:r>
-            <w:r>
-              <w:rPr>
-                <w:rFonts w:ascii="Arial" w:hAnsi="Arial" w:cs="Arial"/>
+              <w:t>2.Verification Logic Errors</w:t>
+            </w:r>
+          </w:p>
+          <w:p>
+            <w:pPr>
+              <w:spacing w:after="40"/>
+              <w:rPr>
+                <w:lang w:val="en-GB" w:eastAsia="zh-CN"/>
+              </w:rPr>
+            </w:pPr>
+            <w:r>
+              <w:rPr>
+                <w:lang w:val="en-US"/>
+              </w:rPr>
+              <w:t xml:space="preserve">LLM failed in following the logic of verdict “partially true” in prompt, </w:t>
+            </w:r>
+            <w:proofErr w:type="spellStart"/>
+            <w:r>
+              <w:rPr>
+                <w:lang w:val="en-US"/>
+              </w:rPr>
+              <w:t>llm</w:t>
+            </w:r>
+            <w:proofErr w:type="spellEnd"/>
+            <w:r>
+              <w:rPr>
+                <w:lang w:val="en-US"/>
+              </w:rPr>
+              <w:t xml:space="preserve"> model did not extract parameter first and then </w:t>
+            </w:r>
+            <w:r>
+              <w:rPr>
+                <w:rFonts w:hint="eastAsia"/>
+                <w:lang w:val="en-US" w:eastAsia="zh-CN"/>
+              </w:rPr>
+              <w:t>verify the</w:t>
+            </w:r>
+            <w:r>
+              <w:rPr>
+                <w:lang w:val="en-US" w:eastAsia="zh-CN"/>
+              </w:rPr>
+              <w:t xml:space="preserve"> value.</w:t>
+            </w:r>
+          </w:p>
+          <w:p>
+            <w:pPr>
+              <w:spacing w:after="40"/>
+              <w:rPr>
+                <w:lang w:val="en-GB"/>
+              </w:rPr>
+            </w:pPr>
+          </w:p>
+          <w:p>
+            <w:pPr>
+              <w:spacing w:after="40"/>
+              <w:rPr>
+                <w:lang w:val="en-US"/>
+              </w:rPr>
+            </w:pPr>
+            <w:r>
+              <w:rPr>
                 <w:b/>
                 <w:bCs/>
                 <w:color w:val="000000"/>
@@ -7384,65 +7432,8 @@
                 <w:szCs w:val="22"/>
                 <w:lang w:val="en-US"/>
               </w:rPr>
-              <w:t>Verification Logic Errors</w:t>
-            </w:r>
-          </w:p>
-          <w:p>
-            <w:pPr>
-              <w:spacing w:after="40"/>
-              <w:rPr>
-                <w:lang w:val="en-GB" w:eastAsia="zh-CN"/>
-              </w:rPr>
-            </w:pPr>
-            <w:r>
-              <w:rPr>
-                <w:lang w:val="en-US"/>
-              </w:rPr>
-              <w:t xml:space="preserve">LLM failed in following the logic of verdict “partially true” in prompt, </w:t>
-            </w:r>
-            <w:proofErr w:type="spellStart"/>
-            <w:r>
-              <w:rPr>
-                <w:lang w:val="en-US"/>
-              </w:rPr>
-              <w:t>llm</w:t>
-            </w:r>
-            <w:proofErr w:type="spellEnd"/>
-            <w:r>
-              <w:rPr>
-                <w:lang w:val="en-US"/>
-              </w:rPr>
-              <w:t xml:space="preserve"> model did not extract parameter first and then </w:t>
-            </w:r>
-            <w:r>
-              <w:rPr>
-                <w:rFonts w:hint="eastAsia"/>
-                <w:lang w:val="en-US" w:eastAsia="zh-CN"/>
-              </w:rPr>
-              <w:t>verify the</w:t>
-            </w:r>
-            <w:r>
-              <w:rPr>
-                <w:lang w:val="en-US" w:eastAsia="zh-CN"/>
-              </w:rPr>
-              <w:t xml:space="preserve"> value.</w:t>
-            </w:r>
-          </w:p>
-          <w:p>
-            <w:pPr>
-              <w:spacing w:after="40"/>
-              <w:rPr>
-                <w:lang w:val="en-GB"/>
-              </w:rPr>
-            </w:pPr>
-          </w:p>
-          <w:p>
-            <w:pPr>
-              <w:spacing w:after="40"/>
-              <w:rPr>
-                <w:lang w:val="en-US"/>
-              </w:rPr>
-            </w:pPr>
+              <w:t>3.</w:t>
+            </w:r>
             <w:r>
               <w:rPr>
                 <w:b/>
@@ -7452,7 +7443,7 @@
                 <w:szCs w:val="22"/>
                 <w:lang w:val="en-US"/>
               </w:rPr>
-              <w:t>3.</w:t>
+              <w:t>In</w:t>
             </w:r>
             <w:r>
               <w:rPr>
@@ -7463,17 +7454,6 @@
                 <w:szCs w:val="22"/>
                 <w:lang w:val="en-US"/>
               </w:rPr>
-              <w:t>In</w:t>
-            </w:r>
-            <w:r>
-              <w:rPr>
-                <w:b/>
-                <w:bCs/>
-                <w:color w:val="000000"/>
-                <w:sz w:val="22"/>
-                <w:szCs w:val="22"/>
-                <w:lang w:val="en-US"/>
-              </w:rPr>
               <w:t>correct formula</w:t>
             </w:r>
           </w:p>
@@ -7494,13 +7474,7 @@
               <w:rPr>
                 <w:lang w:val="en-US"/>
               </w:rPr>
-              <w:t xml:space="preserve"> model Lack of rating system knowledge - </w:t>
-            </w:r>
-            <w:r>
-              <w:rPr>
-                <w:lang w:val="en-US"/>
-              </w:rPr>
-              <w:t>The criteria for the Revised Cardiac Risk Index (RCRI)</w:t>
+              <w:t xml:space="preserve"> model Lack of rating system knowledge - The criteria for the Revised Cardiac Risk Index (RCRI)</w:t>
             </w:r>
           </w:p>
         </w:tc>
@@ -8545,9 +8519,125 @@
                 <w:szCs w:val="22"/>
                 <w:lang w:val="en-US"/>
               </w:rPr>
-              <w:t>3.</w:t>
-            </w:r>
-            <w:r>
+              <w:t>3.incorrect formula &amp; criteria application</w:t>
+            </w:r>
+          </w:p>
+          <w:p>
+            <w:pPr>
+              <w:spacing w:after="40"/>
+              <w:rPr>
+                <w:lang w:val="en-US"/>
+              </w:rPr>
+            </w:pPr>
+            <w:r>
+              <w:rPr>
+                <w:lang w:val="en-US"/>
+              </w:rPr>
+              <w:t xml:space="preserve">LLM </w:t>
+            </w:r>
+            <w:r>
+              <w:rPr>
+                <w:lang w:val="en-US"/>
+              </w:rPr>
+              <w:t>wrongly choose</w:t>
+            </w:r>
+            <w:r>
+              <w:rPr>
+                <w:lang w:val="en-US"/>
+              </w:rPr>
+              <w:t xml:space="preserve"> </w:t>
+            </w:r>
+            <w:r>
+              <w:rPr>
+                <w:lang w:val="en-US"/>
+              </w:rPr>
+              <w:t xml:space="preserve">the </w:t>
+            </w:r>
+            <w:r>
+              <w:rPr>
+                <w:lang w:val="en-US"/>
+              </w:rPr>
+              <w:t>conversion factor</w:t>
+            </w:r>
+            <w:r>
+              <w:rPr>
+                <w:lang w:val="en-US"/>
+              </w:rPr>
+              <w:t xml:space="preserve">. </w:t>
+            </w:r>
+            <w:r>
+              <w:rPr>
+                <w:lang w:val="en-US"/>
+              </w:rPr>
+              <w:t xml:space="preserve">Because </w:t>
+            </w:r>
+            <w:r>
+              <w:rPr>
+                <w:lang w:val="en-US"/>
+              </w:rPr>
+              <w:t xml:space="preserve">LLM </w:t>
+            </w:r>
+            <w:r>
+              <w:rPr>
+                <w:rFonts w:hint="eastAsia"/>
+                <w:lang w:val="en-US" w:eastAsia="zh-CN"/>
+              </w:rPr>
+              <w:t xml:space="preserve">overlook path </w:t>
+            </w:r>
+            <w:r>
+              <w:rPr>
+                <w:lang w:val="en-US" w:eastAsia="zh-CN"/>
+              </w:rPr>
+              <w:t xml:space="preserve">conversion difference, it </w:t>
+            </w:r>
+            <w:r>
+              <w:rPr>
+                <w:lang w:val="en-US"/>
+              </w:rPr>
+              <w:t xml:space="preserve">wrongly </w:t>
+            </w:r>
+            <w:proofErr w:type="gramStart"/>
+            <w:r>
+              <w:rPr>
+                <w:lang w:val="en-US"/>
+              </w:rPr>
+              <w:t>choose</w:t>
+            </w:r>
+            <w:proofErr w:type="gramEnd"/>
+            <w:r>
+              <w:rPr>
+                <w:lang w:val="en-US"/>
+              </w:rPr>
+              <w:t xml:space="preserve"> 1.55 conversion factor</w:t>
+            </w:r>
+            <w:r>
+              <w:rPr>
+                <w:lang w:val="en-US"/>
+              </w:rPr>
+              <w:t xml:space="preserve">, which should be </w:t>
+            </w:r>
+            <w:r>
+              <w:rPr>
+                <w:lang w:val="en-US"/>
+              </w:rPr>
+              <w:t>0.03 conversion factor</w:t>
+            </w:r>
+            <w:r>
+              <w:rPr>
+                <w:lang w:val="en-US"/>
+              </w:rPr>
+              <w:t>.</w:t>
+            </w:r>
+            <w:r>
+              <w:rPr>
+                <w:lang w:val="en-US"/>
+              </w:rPr>
+              <w:t xml:space="preserve"> </w:t>
+            </w:r>
+          </w:p>
+          <w:p>
+            <w:pPr>
+              <w:spacing w:after="40"/>
               <w:rPr>
                 <w:b/>
                 <w:bCs/>
@@ -8556,137 +8646,8 @@
                 <w:szCs w:val="22"/>
                 <w:lang w:val="en-US"/>
               </w:rPr>
-              <w:t>incorrect formula &amp; criteria application</w:t>
-            </w:r>
-          </w:p>
-          <w:p>
-            <w:pPr>
-              <w:spacing w:after="40"/>
-              <w:rPr>
-                <w:lang w:val="en-US"/>
-              </w:rPr>
             </w:pPr>
             <w:r>
-              <w:rPr>
-                <w:lang w:val="en-US"/>
-              </w:rPr>
-              <w:t xml:space="preserve">LLM </w:t>
-            </w:r>
-            <w:r>
-              <w:rPr>
-                <w:lang w:val="en-US"/>
-              </w:rPr>
-              <w:t>wrongly choose</w:t>
-            </w:r>
-            <w:r>
-              <w:rPr>
-                <w:lang w:val="en-US"/>
-              </w:rPr>
-              <w:t xml:space="preserve"> </w:t>
-            </w:r>
-            <w:r>
-              <w:rPr>
-                <w:lang w:val="en-US"/>
-              </w:rPr>
-              <w:t xml:space="preserve">the </w:t>
-            </w:r>
-            <w:r>
-              <w:rPr>
-                <w:lang w:val="en-US"/>
-              </w:rPr>
-              <w:t>conversion factor</w:t>
-            </w:r>
-            <w:r>
-              <w:rPr>
-                <w:lang w:val="en-US"/>
-              </w:rPr>
-              <w:t xml:space="preserve">. </w:t>
-            </w:r>
-            <w:r>
-              <w:rPr>
-                <w:lang w:val="en-US"/>
-              </w:rPr>
-              <w:t xml:space="preserve">Because </w:t>
-            </w:r>
-            <w:r>
-              <w:rPr>
-                <w:lang w:val="en-US"/>
-              </w:rPr>
-              <w:t>LLM</w:t>
-            </w:r>
-            <w:r>
-              <w:rPr>
-                <w:lang w:val="en-US"/>
-              </w:rPr>
-              <w:t xml:space="preserve"> </w:t>
-            </w:r>
-            <w:r>
-              <w:rPr>
-                <w:rFonts w:hint="eastAsia"/>
-                <w:lang w:val="en-US" w:eastAsia="zh-CN"/>
-              </w:rPr>
-              <w:t xml:space="preserve">overlook path </w:t>
-            </w:r>
-            <w:r>
-              <w:rPr>
-                <w:lang w:val="en-US" w:eastAsia="zh-CN"/>
-              </w:rPr>
-              <w:t xml:space="preserve">conversion difference, it </w:t>
-            </w:r>
-            <w:r>
-              <w:rPr>
-                <w:lang w:val="en-US"/>
-              </w:rPr>
-              <w:t xml:space="preserve">wrongly </w:t>
-            </w:r>
-            <w:proofErr w:type="gramStart"/>
-            <w:r>
-              <w:rPr>
-                <w:lang w:val="en-US"/>
-              </w:rPr>
-              <w:t>choose</w:t>
-            </w:r>
-            <w:proofErr w:type="gramEnd"/>
-            <w:r>
-              <w:rPr>
-                <w:lang w:val="en-US"/>
-              </w:rPr>
-              <w:t xml:space="preserve"> 1.55 conversion factor</w:t>
-            </w:r>
-            <w:r>
-              <w:rPr>
-                <w:lang w:val="en-US"/>
-              </w:rPr>
-              <w:t xml:space="preserve">, which should be </w:t>
-            </w:r>
-            <w:r>
-              <w:rPr>
-                <w:lang w:val="en-US"/>
-              </w:rPr>
-              <w:t xml:space="preserve">0.03 </w:t>
-            </w:r>
-            <w:r>
-              <w:rPr>
-                <w:lang w:val="en-US"/>
-              </w:rPr>
-              <w:t>conversion factor</w:t>
-            </w:r>
-            <w:r>
-              <w:rPr>
-                <w:lang w:val="en-US"/>
-              </w:rPr>
-              <w:t>.</w:t>
-            </w:r>
-            <w:r>
-              <w:rPr>
-                <w:lang w:val="en-US"/>
-              </w:rPr>
-              <w:t xml:space="preserve"> </w:t>
-            </w:r>
-          </w:p>
-          <w:p>
-            <w:pPr>
-              <w:spacing w:after="40"/>
               <w:rPr>
                 <w:b/>
                 <w:bCs/>
@@ -8695,28 +8656,7 @@
                 <w:szCs w:val="22"/>
                 <w:lang w:val="en-US"/>
               </w:rPr>
-            </w:pPr>
-            <w:r>
-              <w:rPr>
-                <w:b/>
-                <w:bCs/>
-                <w:color w:val="000000"/>
-                <w:sz w:val="22"/>
-                <w:szCs w:val="22"/>
-                <w:lang w:val="en-US"/>
-              </w:rPr>
-              <w:t>2.</w:t>
-            </w:r>
-            <w:r>
-              <w:rPr>
-                <w:b/>
-                <w:bCs/>
-                <w:color w:val="000000"/>
-                <w:sz w:val="22"/>
-                <w:szCs w:val="22"/>
-                <w:lang w:val="en-US"/>
-              </w:rPr>
-              <w:t>Verification Logic Error</w:t>
+              <w:t>2.Verification Logic Error</w:t>
             </w:r>
           </w:p>
           <w:p>
@@ -10692,18 +10632,7 @@
                 <w:szCs w:val="22"/>
                 <w:lang w:val="en-US"/>
               </w:rPr>
-              <w:t>3.</w:t>
-            </w:r>
-            <w:r>
-              <w:rPr>
-                <w:b/>
-                <w:bCs/>
-                <w:color w:val="000000"/>
-                <w:sz w:val="22"/>
-                <w:szCs w:val="22"/>
-                <w:lang w:val="en-US"/>
-              </w:rPr>
-              <w:t>incorrect formula &amp; criteria application</w:t>
+              <w:t>3.incorrect formula &amp; criteria application</w:t>
             </w:r>
           </w:p>
           <w:p>
@@ -10729,13 +10658,7 @@
               <w:rPr>
                 <w:lang w:val="en-US" w:eastAsia="zh-CN"/>
               </w:rPr>
-              <w:t>DVT</w:t>
-            </w:r>
-            <w:r>
-              <w:rPr>
-                <w:lang w:val="en-US" w:eastAsia="zh-CN"/>
-              </w:rPr>
-              <w:t xml:space="preserve"> criteria. And LLM </w:t>
+              <w:t xml:space="preserve">DVT criteria. And LLM </w:t>
             </w:r>
             <w:r>
               <w:rPr>
@@ -12459,18 +12382,7 @@
                 <w:szCs w:val="22"/>
                 <w:lang w:val="en-US"/>
               </w:rPr>
-              <w:t>3.</w:t>
-            </w:r>
-            <w:r>
-              <w:rPr>
-                <w:b/>
-                <w:bCs/>
-                <w:color w:val="000000"/>
-                <w:sz w:val="22"/>
-                <w:szCs w:val="22"/>
-                <w:lang w:val="en-US"/>
-              </w:rPr>
-              <w:t>incorrect formula &amp; criteria application</w:t>
+              <w:t>3.incorrect formula &amp; criteria application</w:t>
             </w:r>
           </w:p>
           <w:p>
@@ -12484,37 +12396,7 @@
               <w:rPr>
                 <w:lang w:val="en-US"/>
               </w:rPr>
-              <w:t>LLM</w:t>
-            </w:r>
-            <w:r>
-              <w:rPr>
-                <w:lang w:val="en-US"/>
-              </w:rPr>
-              <w:t xml:space="preserve"> uses </w:t>
-            </w:r>
-            <w:r>
-              <w:rPr>
-                <w:lang w:val="en-US"/>
-              </w:rPr>
-              <w:t>incorrect</w:t>
-            </w:r>
-            <w:r>
-              <w:rPr>
-                <w:lang w:val="en-US"/>
-              </w:rPr>
-              <w:t xml:space="preserve"> </w:t>
-            </w:r>
-            <w:r>
-              <w:rPr>
-                <w:lang w:val="en-US"/>
-              </w:rPr>
-              <w:t>formula</w:t>
-            </w:r>
-            <w:r>
-              <w:rPr>
-                <w:lang w:val="en-US"/>
-              </w:rPr>
-              <w:t>.</w:t>
+              <w:t>LLM uses incorrect formula.</w:t>
             </w:r>
           </w:p>
           <w:p>
@@ -12528,13 +12410,7 @@
               <w:rPr>
                 <w:lang w:val="en-US"/>
               </w:rPr>
-              <w:t xml:space="preserve">LLM’s wrong formula: </w:t>
-            </w:r>
-            <w:r>
-              <w:rPr>
-                <w:lang w:val="en-US"/>
-              </w:rPr>
-              <w:t xml:space="preserve">GFR = </w:t>
+              <w:t xml:space="preserve">LLM’s wrong formula: GFR = </w:t>
             </w:r>
             <w:r>
               <w:rPr>
@@ -12785,7 +12661,7 @@
           <w:sz w:val="28"/>
           <w:szCs w:val="28"/>
         </w:rPr>
-        <w:t>Index: 123)</w:t>
+        <w:t>Index: 84)</w:t>
       </w:r>
     </w:p>
     <w:tbl>
@@ -12814,10 +12690,10 @@
           <w:tcPr>
             <w:tcW w:w="1900" w:type="dxa"/>
             <w:tcBorders>
-              <w:top w:val="single" w:sz="0" w:space="0" w:color="CCCCCC"/>
-              <w:left w:val="single" w:sz="0" w:space="0" w:color="CCCCCC"/>
-              <w:bottom w:val="single" w:sz="0" w:space="0" w:color="CCCCCC"/>
-              <w:right w:val="single" w:sz="0" w:space="0" w:color="CCCCCC"/>
+              <w:top w:val="single" w:sz="1" w:space="0" w:color="CCCCCC"/>
+              <w:left w:val="single" w:sz="1" w:space="0" w:color="CCCCCC"/>
+              <w:bottom w:val="single" w:sz="1" w:space="0" w:color="CCCCCC"/>
+              <w:right w:val="single" w:sz="1" w:space="0" w:color="CCCCCC"/>
             </w:tcBorders>
             <w:shd w:val="clear" w:color="auto" w:fill="EEF2F8"/>
             <w:tcMar>
@@ -12844,10 +12720,10 @@
           <w:tcPr>
             <w:tcW w:w="7820" w:type="dxa"/>
             <w:tcBorders>
-              <w:top w:val="single" w:sz="0" w:space="0" w:color="CCCCCC"/>
-              <w:left w:val="single" w:sz="0" w:space="0" w:color="CCCCCC"/>
-              <w:bottom w:val="single" w:sz="0" w:space="0" w:color="CCCCCC"/>
-              <w:right w:val="single" w:sz="0" w:space="0" w:color="CCCCCC"/>
+              <w:top w:val="single" w:sz="1" w:space="0" w:color="CCCCCC"/>
+              <w:left w:val="single" w:sz="1" w:space="0" w:color="CCCCCC"/>
+              <w:bottom w:val="single" w:sz="1" w:space="0" w:color="CCCCCC"/>
+              <w:right w:val="single" w:sz="1" w:space="0" w:color="CCCCCC"/>
             </w:tcBorders>
             <w:shd w:val="clear" w:color="auto" w:fill="FFFFFF"/>
             <w:tcMar>
@@ -12867,7 +12743,7 @@
                 <w:sz w:val="18"/>
                 <w:szCs w:val="18"/>
               </w:rPr>
-              <w:t>123</w:t>
+              <w:t>84</w:t>
             </w:r>
           </w:p>
         </w:tc>
@@ -12877,10 +12753,10 @@
           <w:tcPr>
             <w:tcW w:w="1900" w:type="dxa"/>
             <w:tcBorders>
-              <w:top w:val="single" w:sz="0" w:space="0" w:color="CCCCCC"/>
-              <w:left w:val="single" w:sz="0" w:space="0" w:color="CCCCCC"/>
-              <w:bottom w:val="single" w:sz="0" w:space="0" w:color="CCCCCC"/>
-              <w:right w:val="single" w:sz="0" w:space="0" w:color="CCCCCC"/>
+              <w:top w:val="single" w:sz="1" w:space="0" w:color="CCCCCC"/>
+              <w:left w:val="single" w:sz="1" w:space="0" w:color="CCCCCC"/>
+              <w:bottom w:val="single" w:sz="1" w:space="0" w:color="CCCCCC"/>
+              <w:right w:val="single" w:sz="1" w:space="0" w:color="CCCCCC"/>
             </w:tcBorders>
             <w:shd w:val="clear" w:color="auto" w:fill="EEF2F8"/>
             <w:tcMar>
@@ -12931,10 +12807,10 @@
           <w:tcPr>
             <w:tcW w:w="7820" w:type="dxa"/>
             <w:tcBorders>
-              <w:top w:val="single" w:sz="0" w:space="0" w:color="CCCCCC"/>
-              <w:left w:val="single" w:sz="0" w:space="0" w:color="CCCCCC"/>
-              <w:bottom w:val="single" w:sz="0" w:space="0" w:color="CCCCCC"/>
-              <w:right w:val="single" w:sz="0" w:space="0" w:color="CCCCCC"/>
+              <w:top w:val="single" w:sz="1" w:space="0" w:color="CCCCCC"/>
+              <w:left w:val="single" w:sz="1" w:space="0" w:color="CCCCCC"/>
+              <w:bottom w:val="single" w:sz="1" w:space="0" w:color="CCCCCC"/>
+              <w:right w:val="single" w:sz="1" w:space="0" w:color="CCCCCC"/>
             </w:tcBorders>
             <w:shd w:val="clear" w:color="auto" w:fill="1D6F42"/>
             <w:tcMar>
@@ -12963,10 +12839,10 @@
           <w:tcPr>
             <w:tcW w:w="1900" w:type="dxa"/>
             <w:tcBorders>
-              <w:top w:val="single" w:sz="0" w:space="0" w:color="CCCCCC"/>
-              <w:left w:val="single" w:sz="0" w:space="0" w:color="CCCCCC"/>
-              <w:bottom w:val="single" w:sz="0" w:space="0" w:color="CCCCCC"/>
-              <w:right w:val="single" w:sz="0" w:space="0" w:color="CCCCCC"/>
+              <w:top w:val="single" w:sz="1" w:space="0" w:color="CCCCCC"/>
+              <w:left w:val="single" w:sz="1" w:space="0" w:color="CCCCCC"/>
+              <w:bottom w:val="single" w:sz="1" w:space="0" w:color="CCCCCC"/>
+              <w:right w:val="single" w:sz="1" w:space="0" w:color="CCCCCC"/>
             </w:tcBorders>
             <w:shd w:val="clear" w:color="auto" w:fill="EEF2F8"/>
             <w:tcMar>
@@ -13017,12 +12893,12 @@
           <w:tcPr>
             <w:tcW w:w="7820" w:type="dxa"/>
             <w:tcBorders>
-              <w:top w:val="single" w:sz="0" w:space="0" w:color="CCCCCC"/>
-              <w:left w:val="single" w:sz="0" w:space="0" w:color="CCCCCC"/>
-              <w:bottom w:val="single" w:sz="0" w:space="0" w:color="CCCCCC"/>
-              <w:right w:val="single" w:sz="0" w:space="0" w:color="CCCCCC"/>
+              <w:top w:val="single" w:sz="1" w:space="0" w:color="CCCCCC"/>
+              <w:left w:val="single" w:sz="1" w:space="0" w:color="CCCCCC"/>
+              <w:bottom w:val="single" w:sz="1" w:space="0" w:color="CCCCCC"/>
+              <w:right w:val="single" w:sz="1" w:space="0" w:color="CCCCCC"/>
             </w:tcBorders>
-            <w:shd w:val="clear" w:color="auto" w:fill="D68910"/>
+            <w:shd w:val="clear" w:color="auto" w:fill="C0392B"/>
             <w:tcMar>
               <w:top w:w="80" w:type="dxa"/>
               <w:left w:w="140" w:type="dxa"/>
@@ -13039,7 +12915,7 @@
                 <w:sz w:val="18"/>
                 <w:szCs w:val="18"/>
               </w:rPr>
-              <w:t>PARTIALLY TRUE</w:t>
+              <w:t>FALSE</w:t>
             </w:r>
           </w:p>
         </w:tc>
@@ -13092,10 +12968,10 @@
           <w:tcPr>
             <w:tcW w:w="9720" w:type="dxa"/>
             <w:tcBorders>
-              <w:top w:val="single" w:sz="0" w:space="0" w:color="CCCCCC"/>
-              <w:left w:val="single" w:sz="0" w:space="0" w:color="CCCCCC"/>
-              <w:bottom w:val="single" w:sz="0" w:space="0" w:color="CCCCCC"/>
-              <w:right w:val="single" w:sz="0" w:space="0" w:color="CCCCCC"/>
+              <w:top w:val="single" w:sz="1" w:space="0" w:color="CCCCCC"/>
+              <w:left w:val="single" w:sz="1" w:space="0" w:color="CCCCCC"/>
+              <w:bottom w:val="single" w:sz="1" w:space="0" w:color="CCCCCC"/>
+              <w:right w:val="single" w:sz="1" w:space="0" w:color="CCCCCC"/>
             </w:tcBorders>
             <w:shd w:val="clear" w:color="auto" w:fill="EBF4FB"/>
             <w:tcMar>
@@ -13119,7 +12995,7 @@
                 <w:szCs w:val="18"/>
                 <w:lang w:val="en-US"/>
               </w:rPr>
-              <w:t xml:space="preserve">Based on the patient's data where the </w:t>
+              <w:t xml:space="preserve">Based on the patient's data where the age is </w:t>
             </w:r>
             <w:r>
               <w:rPr>
@@ -13129,7 +13005,7 @@
                 <w:highlight w:val="yellow"/>
                 <w:lang w:val="en-US"/>
               </w:rPr>
-              <w:t>Heart Rate or Pulse is 139 beats per minute</w:t>
+              <w:t>72 years</w:t>
             </w:r>
             <w:r>
               <w:rPr>
@@ -13148,7 +13024,7 @@
                 <w:highlight w:val="green"/>
                 <w:lang w:val="en-US"/>
               </w:rPr>
-              <w:t>QT Interval is 468 msec</w:t>
+              <w:t>weight is 62.0 kg</w:t>
             </w:r>
             <w:r>
               <w:rPr>
@@ -13157,7 +13033,67 @@
                 <w:szCs w:val="18"/>
                 <w:lang w:val="en-US"/>
               </w:rPr>
-              <w:t>, the Corrected QT Interval is 673.4 msec.</w:t>
+              <w:t xml:space="preserve">, the sex is </w:t>
+            </w:r>
+            <w:r>
+              <w:rPr>
+                <w:color w:val="1A3A6B"/>
+                <w:sz w:val="18"/>
+                <w:szCs w:val="18"/>
+                <w:highlight w:val="cyan"/>
+                <w:lang w:val="en-US"/>
+              </w:rPr>
+              <w:t>Female</w:t>
+            </w:r>
+            <w:r>
+              <w:rPr>
+                <w:color w:val="1A3A6B"/>
+                <w:sz w:val="18"/>
+                <w:szCs w:val="18"/>
+                <w:lang w:val="en-US"/>
+              </w:rPr>
+              <w:t xml:space="preserve">, the </w:t>
+            </w:r>
+            <w:r>
+              <w:rPr>
+                <w:color w:val="1A3A6B"/>
+                <w:sz w:val="18"/>
+                <w:szCs w:val="18"/>
+                <w:highlight w:val="darkGray"/>
+                <w:lang w:val="en-US"/>
+              </w:rPr>
+              <w:t xml:space="preserve">Sodium is 144.0 </w:t>
+            </w:r>
+            <w:proofErr w:type="spellStart"/>
+            <w:r>
+              <w:rPr>
+                <w:color w:val="1A3A6B"/>
+                <w:sz w:val="18"/>
+                <w:szCs w:val="18"/>
+                <w:highlight w:val="darkGray"/>
+                <w:lang w:val="en-US"/>
+              </w:rPr>
+              <w:t>mEq</w:t>
+            </w:r>
+            <w:proofErr w:type="spellEnd"/>
+            <w:r>
+              <w:rPr>
+                <w:color w:val="1A3A6B"/>
+                <w:sz w:val="18"/>
+                <w:szCs w:val="18"/>
+                <w:highlight w:val="darkGray"/>
+                <w:lang w:val="en-US"/>
+              </w:rPr>
+              <w:t>/L</w:t>
+            </w:r>
+            <w:r>
+              <w:rPr>
+                <w:color w:val="1A3A6B"/>
+                <w:sz w:val="18"/>
+                <w:szCs w:val="18"/>
+                <w:lang w:val="en-US"/>
+              </w:rPr>
+              <w:t>, the Free Body Water Deficit is 0.7971 L.</w:t>
             </w:r>
           </w:p>
         </w:tc>
@@ -13213,10 +13149,10 @@
           <w:tcPr>
             <w:tcW w:w="9720" w:type="dxa"/>
             <w:tcBorders>
-              <w:top w:val="single" w:sz="0" w:space="0" w:color="CCCCCC"/>
-              <w:left w:val="single" w:sz="0" w:space="0" w:color="CCCCCC"/>
-              <w:bottom w:val="single" w:sz="0" w:space="0" w:color="CCCCCC"/>
-              <w:right w:val="single" w:sz="0" w:space="0" w:color="CCCCCC"/>
+              <w:top w:val="single" w:sz="1" w:space="0" w:color="CCCCCC"/>
+              <w:left w:val="single" w:sz="1" w:space="0" w:color="CCCCCC"/>
+              <w:bottom w:val="single" w:sz="1" w:space="0" w:color="CCCCCC"/>
+              <w:right w:val="single" w:sz="1" w:space="0" w:color="CCCCCC"/>
             </w:tcBorders>
             <w:shd w:val="clear" w:color="auto" w:fill="F5F7FA"/>
             <w:tcMar>
@@ -13228,6 +13164,181 @@
           </w:tcPr>
           <w:p>
             <w:pPr>
+              <w:spacing w:after="20"/>
+              <w:rPr>
+                <w:lang w:val="en-US"/>
+              </w:rPr>
+            </w:pPr>
+            <w:r>
+              <w:rPr>
+                <w:color w:val="2C2C2C"/>
+                <w:sz w:val="17"/>
+                <w:szCs w:val="17"/>
+                <w:lang w:val="en-US"/>
+              </w:rPr>
+              <w:t xml:space="preserve">A </w:t>
+            </w:r>
+            <w:r>
+              <w:rPr>
+                <w:color w:val="2C2C2C"/>
+                <w:sz w:val="17"/>
+                <w:szCs w:val="17"/>
+                <w:highlight w:val="yellow"/>
+                <w:lang w:val="en-US"/>
+              </w:rPr>
+              <w:t>72-year-old</w:t>
+            </w:r>
+            <w:r>
+              <w:rPr>
+                <w:color w:val="2C2C2C"/>
+                <w:sz w:val="17"/>
+                <w:szCs w:val="17"/>
+                <w:lang w:val="en-US"/>
+              </w:rPr>
+              <w:t xml:space="preserve"> </w:t>
+            </w:r>
+            <w:r>
+              <w:rPr>
+                <w:color w:val="2C2C2C"/>
+                <w:sz w:val="17"/>
+                <w:szCs w:val="17"/>
+                <w:highlight w:val="cyan"/>
+                <w:lang w:val="en-US"/>
+              </w:rPr>
+              <w:t>woman</w:t>
+            </w:r>
+            <w:r>
+              <w:rPr>
+                <w:color w:val="2C2C2C"/>
+                <w:sz w:val="17"/>
+                <w:szCs w:val="17"/>
+                <w:lang w:val="en-US"/>
+              </w:rPr>
+              <w:t xml:space="preserve"> was admitted to our hospital for surgery for esophageal cancer. At admission, her blood pressure was 120/70 mmHg and pulse rate </w:t>
+            </w:r>
+            <w:proofErr w:type="gramStart"/>
+            <w:r>
+              <w:rPr>
+                <w:color w:val="2C2C2C"/>
+                <w:sz w:val="17"/>
+                <w:szCs w:val="17"/>
+                <w:lang w:val="en-US"/>
+              </w:rPr>
+              <w:t>was</w:t>
+            </w:r>
+            <w:proofErr w:type="gramEnd"/>
+            <w:r>
+              <w:rPr>
+                <w:color w:val="2C2C2C"/>
+                <w:sz w:val="17"/>
+                <w:szCs w:val="17"/>
+                <w:lang w:val="en-US"/>
+              </w:rPr>
+              <w:t xml:space="preserve"> 76 beats per minute. She was 152 cm in height and </w:t>
+            </w:r>
+            <w:r>
+              <w:rPr>
+                <w:color w:val="2C2C2C"/>
+                <w:sz w:val="17"/>
+                <w:szCs w:val="17"/>
+                <w:highlight w:val="green"/>
+                <w:lang w:val="en-US"/>
+              </w:rPr>
+              <w:t>weighted 62 Kg</w:t>
+            </w:r>
+            <w:r>
+              <w:rPr>
+                <w:color w:val="2C2C2C"/>
+                <w:sz w:val="17"/>
+                <w:szCs w:val="17"/>
+                <w:lang w:val="en-US"/>
+              </w:rPr>
+              <w:t xml:space="preserve">. Physical examination was unremarkable. Preoperatively, renal function was moderately decreased (creatinine, 0.95 mg/dL, blood urea nitrogen: 16.5 mg/dL, uric acid: 5.7 mg/dL, </w:t>
+            </w:r>
+            <w:r>
+              <w:rPr>
+                <w:color w:val="2C2C2C"/>
+                <w:sz w:val="17"/>
+                <w:szCs w:val="17"/>
+                <w:highlight w:val="darkGray"/>
+                <w:lang w:val="en-US"/>
+              </w:rPr>
+              <w:t xml:space="preserve">sodium: 144 </w:t>
+            </w:r>
+            <w:proofErr w:type="spellStart"/>
+            <w:r>
+              <w:rPr>
+                <w:color w:val="2C2C2C"/>
+                <w:sz w:val="17"/>
+                <w:szCs w:val="17"/>
+                <w:highlight w:val="darkGray"/>
+                <w:lang w:val="en-US"/>
+              </w:rPr>
+              <w:t>mEq</w:t>
+            </w:r>
+            <w:proofErr w:type="spellEnd"/>
+            <w:r>
+              <w:rPr>
+                <w:color w:val="2C2C2C"/>
+                <w:sz w:val="17"/>
+                <w:szCs w:val="17"/>
+                <w:highlight w:val="darkGray"/>
+                <w:lang w:val="en-US"/>
+              </w:rPr>
+              <w:t>/L</w:t>
+            </w:r>
+            <w:r>
+              <w:rPr>
+                <w:color w:val="2C2C2C"/>
+                <w:sz w:val="17"/>
+                <w:szCs w:val="17"/>
+                <w:lang w:val="en-US"/>
+              </w:rPr>
+              <w:t xml:space="preserve">, potassium: 4.1 </w:t>
+            </w:r>
+            <w:proofErr w:type="spellStart"/>
+            <w:r>
+              <w:rPr>
+                <w:color w:val="2C2C2C"/>
+                <w:sz w:val="17"/>
+                <w:szCs w:val="17"/>
+                <w:lang w:val="en-US"/>
+              </w:rPr>
+              <w:t>mEq</w:t>
+            </w:r>
+            <w:proofErr w:type="spellEnd"/>
+            <w:r>
+              <w:rPr>
+                <w:color w:val="2C2C2C"/>
+                <w:sz w:val="17"/>
+                <w:szCs w:val="17"/>
+                <w:lang w:val="en-US"/>
+              </w:rPr>
+              <w:t xml:space="preserve">/L, chloride 110 </w:t>
+            </w:r>
+            <w:proofErr w:type="spellStart"/>
+            <w:r>
+              <w:rPr>
+                <w:color w:val="2C2C2C"/>
+                <w:sz w:val="17"/>
+                <w:szCs w:val="17"/>
+                <w:lang w:val="en-US"/>
+              </w:rPr>
+              <w:t>mEq</w:t>
+            </w:r>
+            <w:proofErr w:type="spellEnd"/>
+            <w:r>
+              <w:rPr>
+                <w:color w:val="2C2C2C"/>
+                <w:sz w:val="17"/>
+                <w:szCs w:val="17"/>
+                <w:lang w:val="en-US"/>
+              </w:rPr>
+              <w:t>/L, phosphorus 3.7 mg/dL). During the thoracoscopic esophagectomy, blood loss was 460 ml, and hemodynamics were stable.</w:t>
+            </w:r>
+          </w:p>
+          <w:p>
+            <w:pPr>
               <w:spacing w:after="60"/>
               <w:rPr>
                 <w:lang w:val="en-US"/>
@@ -13240,45 +13351,301 @@
                 <w:szCs w:val="17"/>
                 <w:lang w:val="en-US"/>
               </w:rPr>
-              <w:t xml:space="preserve">A patient has a </w:t>
-            </w:r>
-            <w:r>
-              <w:rPr>
-                <w:color w:val="2C2C2C"/>
-                <w:sz w:val="17"/>
-                <w:szCs w:val="17"/>
-                <w:highlight w:val="yellow"/>
-                <w:lang w:val="en-US"/>
-              </w:rPr>
-              <w:t>heart rate of 139 bpm</w:t>
-            </w:r>
-            <w:r>
-              <w:rPr>
-                <w:color w:val="2C2C2C"/>
-                <w:sz w:val="17"/>
-                <w:szCs w:val="17"/>
-                <w:lang w:val="en-US"/>
-              </w:rPr>
-              <w:t xml:space="preserve"> and a </w:t>
-            </w:r>
-            <w:r>
-              <w:rPr>
-                <w:color w:val="2C2C2C"/>
-                <w:sz w:val="17"/>
-                <w:szCs w:val="17"/>
-                <w:highlight w:val="green"/>
-                <w:lang w:val="en-US"/>
-              </w:rPr>
-              <w:t>QT interval of 468 msec</w:t>
-            </w:r>
-            <w:r>
-              <w:rPr>
-                <w:color w:val="2C2C2C"/>
-                <w:sz w:val="17"/>
-                <w:szCs w:val="17"/>
-                <w:lang w:val="en-US"/>
-              </w:rPr>
-              <w:t>.</w:t>
+              <w:t xml:space="preserve">Postoperatively, approximately 2 L of hypotonic fluid (0.2% saline with 4.3% dextrose) daily were administered, urine volume was stable (1.1–1.8 L), and plasma sodium levels were unchanged (140 </w:t>
+            </w:r>
+            <w:proofErr w:type="spellStart"/>
+            <w:r>
+              <w:rPr>
+                <w:color w:val="2C2C2C"/>
+                <w:sz w:val="17"/>
+                <w:szCs w:val="17"/>
+                <w:lang w:val="en-US"/>
+              </w:rPr>
+              <w:t>mEq</w:t>
+            </w:r>
+            <w:proofErr w:type="spellEnd"/>
+            <w:r>
+              <w:rPr>
+                <w:color w:val="2C2C2C"/>
+                <w:sz w:val="17"/>
+                <w:szCs w:val="17"/>
+                <w:lang w:val="en-US"/>
+              </w:rPr>
+              <w:t xml:space="preserve">/L). However, on the third postoperative day, she suddenly developed polyuria (3.8 L/day) together with a decrease in CVP (). Serum sodium levels dropped to 124 </w:t>
+            </w:r>
+            <w:proofErr w:type="spellStart"/>
+            <w:r>
+              <w:rPr>
+                <w:color w:val="2C2C2C"/>
+                <w:sz w:val="17"/>
+                <w:szCs w:val="17"/>
+                <w:lang w:val="en-US"/>
+              </w:rPr>
+              <w:t>mEq</w:t>
+            </w:r>
+            <w:proofErr w:type="spellEnd"/>
+            <w:r>
+              <w:rPr>
+                <w:color w:val="2C2C2C"/>
+                <w:sz w:val="17"/>
+                <w:szCs w:val="17"/>
+                <w:lang w:val="en-US"/>
+              </w:rPr>
+              <w:t xml:space="preserve">/L on the next day. Despite volume-to-volume correction with isotonic saline, the serum sodium levels dropped to a nadir of 112 </w:t>
+            </w:r>
+            <w:proofErr w:type="spellStart"/>
+            <w:r>
+              <w:rPr>
+                <w:color w:val="2C2C2C"/>
+                <w:sz w:val="17"/>
+                <w:szCs w:val="17"/>
+                <w:lang w:val="en-US"/>
+              </w:rPr>
+              <w:t>mEq</w:t>
+            </w:r>
+            <w:proofErr w:type="spellEnd"/>
+            <w:r>
+              <w:rPr>
+                <w:color w:val="2C2C2C"/>
+                <w:sz w:val="17"/>
+                <w:szCs w:val="17"/>
+                <w:lang w:val="en-US"/>
+              </w:rPr>
+              <w:t xml:space="preserve">/L together with hyperkalemia (5.6 </w:t>
+            </w:r>
+            <w:proofErr w:type="spellStart"/>
+            <w:r>
+              <w:rPr>
+                <w:color w:val="2C2C2C"/>
+                <w:sz w:val="17"/>
+                <w:szCs w:val="17"/>
+                <w:lang w:val="en-US"/>
+              </w:rPr>
+              <w:t>mEq</w:t>
+            </w:r>
+            <w:proofErr w:type="spellEnd"/>
+            <w:r>
+              <w:rPr>
+                <w:color w:val="2C2C2C"/>
+                <w:sz w:val="17"/>
+                <w:szCs w:val="17"/>
+                <w:lang w:val="en-US"/>
+              </w:rPr>
+              <w:t xml:space="preserve">/L) on the fifth postoperative day, and her consciousness level deteriorated. When her urine volume was 3.8 L and 3.5 L, there was a negative water balance (without including perspiration); −0.9 L and −0.5 L, respectively. The hematocrit value increased from 27.4% to 33.7% during the 2 days without blood transfusion. The next day, our department was consulted for further evaluation. She appeared dehydrated and there was an additional decrease in her CVP to a nadir of 1 cm of H2O. Laboratory findings on consultation are shown </w:t>
+            </w:r>
+            <w:proofErr w:type="gramStart"/>
+            <w:r>
+              <w:rPr>
+                <w:color w:val="2C2C2C"/>
+                <w:sz w:val="17"/>
+                <w:szCs w:val="17"/>
+                <w:lang w:val="en-US"/>
+              </w:rPr>
+              <w:t>in .</w:t>
+            </w:r>
+            <w:proofErr w:type="gramEnd"/>
+            <w:r>
+              <w:rPr>
+                <w:color w:val="2C2C2C"/>
+                <w:sz w:val="17"/>
+                <w:szCs w:val="17"/>
+                <w:lang w:val="en-US"/>
+              </w:rPr>
+              <w:t xml:space="preserve"> Urinary sodium concentrations were markedly </w:t>
+            </w:r>
+            <w:proofErr w:type="gramStart"/>
+            <w:r>
+              <w:rPr>
+                <w:color w:val="2C2C2C"/>
+                <w:sz w:val="17"/>
+                <w:szCs w:val="17"/>
+                <w:lang w:val="en-US"/>
+              </w:rPr>
+              <w:t>high</w:t>
+            </w:r>
+            <w:proofErr w:type="gramEnd"/>
+            <w:r>
+              <w:rPr>
+                <w:color w:val="2C2C2C"/>
+                <w:sz w:val="17"/>
+                <w:szCs w:val="17"/>
+                <w:lang w:val="en-US"/>
+              </w:rPr>
+              <w:t xml:space="preserve"> and serum uric acid levels were decreased from 5.7 mg/dL to 1.4 mg/dL. Urinary N-acetyl-</w:t>
+            </w:r>
+            <w:r>
+              <w:rPr>
+                <w:color w:val="2C2C2C"/>
+                <w:sz w:val="17"/>
+                <w:szCs w:val="17"/>
+              </w:rPr>
+              <w:t>β</w:t>
+            </w:r>
+            <w:r>
+              <w:rPr>
+                <w:color w:val="2C2C2C"/>
+                <w:sz w:val="17"/>
+                <w:szCs w:val="17"/>
+                <w:lang w:val="en-US"/>
+              </w:rPr>
+              <w:t>-</w:t>
+            </w:r>
+            <w:proofErr w:type="spellStart"/>
+            <w:r>
+              <w:rPr>
+                <w:color w:val="2C2C2C"/>
+                <w:sz w:val="17"/>
+                <w:szCs w:val="17"/>
+                <w:lang w:val="en-US"/>
+              </w:rPr>
+              <w:t>glucosamininase</w:t>
+            </w:r>
+            <w:proofErr w:type="spellEnd"/>
+            <w:r>
+              <w:rPr>
+                <w:color w:val="2C2C2C"/>
+                <w:sz w:val="17"/>
+                <w:szCs w:val="17"/>
+                <w:lang w:val="en-US"/>
+              </w:rPr>
+              <w:t xml:space="preserve"> (NAG) and </w:t>
+            </w:r>
+            <w:r>
+              <w:rPr>
+                <w:color w:val="2C2C2C"/>
+                <w:sz w:val="17"/>
+                <w:szCs w:val="17"/>
+              </w:rPr>
+              <w:t>β</w:t>
+            </w:r>
+            <w:r>
+              <w:rPr>
+                <w:color w:val="2C2C2C"/>
+                <w:sz w:val="17"/>
+                <w:szCs w:val="17"/>
+                <w:lang w:val="en-US"/>
+              </w:rPr>
+              <w:t>2-microglobulin were high and the calculated maximal tubular reabsorption of phosphorus per glomerular filtration rate (</w:t>
+            </w:r>
+            <w:proofErr w:type="spellStart"/>
+            <w:r>
+              <w:rPr>
+                <w:color w:val="2C2C2C"/>
+                <w:sz w:val="17"/>
+                <w:szCs w:val="17"/>
+                <w:lang w:val="en-US"/>
+              </w:rPr>
+              <w:t>TmP</w:t>
+            </w:r>
+            <w:proofErr w:type="spellEnd"/>
+            <w:r>
+              <w:rPr>
+                <w:color w:val="2C2C2C"/>
+                <w:sz w:val="17"/>
+                <w:szCs w:val="17"/>
+                <w:lang w:val="en-US"/>
+              </w:rPr>
+              <w:t xml:space="preserve">/GFR) was relatively low (2.4 mg/dL), suggesting proximal tubule dysfunction. Furthermore, the calculated </w:t>
+            </w:r>
+            <w:proofErr w:type="spellStart"/>
+            <w:r>
+              <w:rPr>
+                <w:color w:val="2C2C2C"/>
+                <w:sz w:val="17"/>
+                <w:szCs w:val="17"/>
+                <w:lang w:val="en-US"/>
+              </w:rPr>
+              <w:t>transtubular</w:t>
+            </w:r>
+            <w:proofErr w:type="spellEnd"/>
+            <w:r>
+              <w:rPr>
+                <w:color w:val="2C2C2C"/>
+                <w:sz w:val="17"/>
+                <w:szCs w:val="17"/>
+                <w:lang w:val="en-US"/>
+              </w:rPr>
+              <w:t xml:space="preserve"> potassium gradient (TTKG) value was low (3.6) for her serum potassium levels (4.7 </w:t>
+            </w:r>
+            <w:proofErr w:type="spellStart"/>
+            <w:r>
+              <w:rPr>
+                <w:color w:val="2C2C2C"/>
+                <w:sz w:val="17"/>
+                <w:szCs w:val="17"/>
+                <w:lang w:val="en-US"/>
+              </w:rPr>
+              <w:t>mEq</w:t>
+            </w:r>
+            <w:proofErr w:type="spellEnd"/>
+            <w:r>
+              <w:rPr>
+                <w:color w:val="2C2C2C"/>
+                <w:sz w:val="17"/>
+                <w:szCs w:val="17"/>
+                <w:lang w:val="en-US"/>
+              </w:rPr>
+              <w:t xml:space="preserve">/L), suggesting that aldosterone action at cortical collecting duct (CCD) was impaired. These features were not consistency with the diagnosis of a SIADH. Thus, she was diagnosed as having SLN due to renal tubular dysfunction. Sodium correction was done with 3% </w:t>
+            </w:r>
+            <w:proofErr w:type="gramStart"/>
+            <w:r>
+              <w:rPr>
+                <w:color w:val="2C2C2C"/>
+                <w:sz w:val="17"/>
+                <w:szCs w:val="17"/>
+                <w:lang w:val="en-US"/>
+              </w:rPr>
+              <w:t>saline</w:t>
+            </w:r>
+            <w:proofErr w:type="gramEnd"/>
+            <w:r>
+              <w:rPr>
+                <w:color w:val="2C2C2C"/>
+                <w:sz w:val="17"/>
+                <w:szCs w:val="17"/>
+                <w:lang w:val="en-US"/>
+              </w:rPr>
+              <w:t xml:space="preserve"> and fludrocortisone was started at a dose of 0.05 mg/day. Thereafter, urinary volume decreased and there was a gradual increase in serum sodium levels to 138 </w:t>
+            </w:r>
+            <w:proofErr w:type="spellStart"/>
+            <w:r>
+              <w:rPr>
+                <w:color w:val="2C2C2C"/>
+                <w:sz w:val="17"/>
+                <w:szCs w:val="17"/>
+                <w:lang w:val="en-US"/>
+              </w:rPr>
+              <w:t>mEq</w:t>
+            </w:r>
+            <w:proofErr w:type="spellEnd"/>
+            <w:r>
+              <w:rPr>
+                <w:color w:val="2C2C2C"/>
+                <w:sz w:val="17"/>
+                <w:szCs w:val="17"/>
+                <w:lang w:val="en-US"/>
+              </w:rPr>
+              <w:t xml:space="preserve">/L and serum uric acid levels to 3.4 mg/dL. Her consciousness level completely recovered. On the 20th postoperative day fludrocortisone was </w:t>
+            </w:r>
+            <w:proofErr w:type="gramStart"/>
+            <w:r>
+              <w:rPr>
+                <w:color w:val="2C2C2C"/>
+                <w:sz w:val="17"/>
+                <w:szCs w:val="17"/>
+                <w:lang w:val="en-US"/>
+              </w:rPr>
+              <w:t>discontinued</w:t>
+            </w:r>
+            <w:proofErr w:type="gramEnd"/>
+            <w:r>
+              <w:rPr>
+                <w:color w:val="2C2C2C"/>
+                <w:sz w:val="17"/>
+                <w:szCs w:val="17"/>
+                <w:lang w:val="en-US"/>
+              </w:rPr>
+              <w:t xml:space="preserve"> and she was discharged. She has been followed as an outpatient without recurrence of the hyponatremia.</w:t>
             </w:r>
           </w:p>
         </w:tc>
@@ -13344,10 +13711,10 @@
           <w:tcPr>
             <w:tcW w:w="9720" w:type="dxa"/>
             <w:tcBorders>
-              <w:top w:val="single" w:sz="0" w:space="0" w:color="CCCCCC"/>
-              <w:left w:val="single" w:sz="0" w:space="0" w:color="CCCCCC"/>
-              <w:bottom w:val="single" w:sz="0" w:space="0" w:color="CCCCCC"/>
-              <w:right w:val="single" w:sz="0" w:space="0" w:color="CCCCCC"/>
+              <w:top w:val="single" w:sz="1" w:space="0" w:color="CCCCCC"/>
+              <w:left w:val="single" w:sz="1" w:space="0" w:color="CCCCCC"/>
+              <w:bottom w:val="single" w:sz="1" w:space="0" w:color="CCCCCC"/>
+              <w:right w:val="single" w:sz="1" w:space="0" w:color="CCCCCC"/>
             </w:tcBorders>
             <w:shd w:val="clear" w:color="auto" w:fill="F0F4FF"/>
             <w:tcMar>
@@ -13360,6 +13727,9 @@
           <w:p>
             <w:pPr>
               <w:spacing w:after="60"/>
+              <w:rPr>
+                <w:lang w:val="en-US"/>
+              </w:rPr>
             </w:pPr>
             <w:r>
               <w:rPr>
@@ -13368,27 +13738,47 @@
                 <w:szCs w:val="17"/>
                 <w:lang w:val="en-US"/>
               </w:rPr>
-              <w:t xml:space="preserve">To determine the correctness of the claim, we need to calculate the Corrected QT Interval (QTc) using the </w:t>
-            </w:r>
-            <w:proofErr w:type="spellStart"/>
-            <w:r>
-              <w:rPr>
-                <w:color w:val="2C2C2C"/>
-                <w:sz w:val="17"/>
-                <w:szCs w:val="17"/>
-                <w:lang w:val="en-US"/>
-              </w:rPr>
-              <w:t>Bazett's</w:t>
-            </w:r>
-            <w:proofErr w:type="spellEnd"/>
-            <w:r>
-              <w:rPr>
-                <w:color w:val="2C2C2C"/>
-                <w:sz w:val="17"/>
-                <w:szCs w:val="17"/>
-                <w:lang w:val="en-US"/>
-              </w:rPr>
-              <w:t xml:space="preserve"> formula: QTc = </w:t>
+              <w:t xml:space="preserve">To determine if the claim is true, we need to calculate the free body water (FBW) and then the free body water deficit. The formula for calculating FBW </w:t>
+            </w:r>
+            <w:proofErr w:type="gramStart"/>
+            <w:r>
+              <w:rPr>
+                <w:color w:val="2C2C2C"/>
+                <w:sz w:val="17"/>
+                <w:szCs w:val="17"/>
+                <w:lang w:val="en-US"/>
+              </w:rPr>
+              <w:t>is:</w:t>
+            </w:r>
+            <w:proofErr w:type="gramEnd"/>
+            <w:r>
+              <w:rPr>
+                <w:color w:val="2C2C2C"/>
+                <w:sz w:val="17"/>
+                <w:szCs w:val="17"/>
+                <w:lang w:val="en-US"/>
+              </w:rPr>
+              <w:t xml:space="preserve"> </w:t>
+            </w:r>
+            <w:r>
+              <w:rPr>
+                <w:b/>
+                <w:bCs/>
+                <w:color w:val="C00000"/>
+                <w:sz w:val="17"/>
+                <w:szCs w:val="17"/>
+                <w:lang w:val="en-US"/>
+              </w:rPr>
+              <w:t>FBW (L) = 0.58 × weight (kg) for men and 0.49 × weight (kg) for women</w:t>
+            </w:r>
+            <w:r>
+              <w:rPr>
+                <w:color w:val="2C2C2C"/>
+                <w:sz w:val="17"/>
+                <w:szCs w:val="17"/>
+                <w:lang w:val="en-US"/>
+              </w:rPr>
+              <w:t xml:space="preserve">. Given the patient's </w:t>
             </w:r>
             <w:r>
               <w:rPr>
@@ -13398,73 +13788,74 @@
                 <w:highlight w:val="green"/>
                 <w:lang w:val="en-US"/>
               </w:rPr>
-              <w:t>QT</w:t>
-            </w:r>
-            <w:r>
-              <w:rPr>
-                <w:color w:val="2C2C2C"/>
-                <w:sz w:val="17"/>
-                <w:szCs w:val="17"/>
-                <w:lang w:val="en-US"/>
-              </w:rPr>
-              <w:t xml:space="preserve"> / </w:t>
-            </w:r>
-            <w:proofErr w:type="gramStart"/>
-            <w:r>
-              <w:rPr>
-                <w:color w:val="2C2C2C"/>
-                <w:sz w:val="17"/>
-                <w:szCs w:val="17"/>
-                <w:lang w:val="en-US"/>
-              </w:rPr>
-              <w:t>sqrt(</w:t>
-            </w:r>
-            <w:proofErr w:type="gramEnd"/>
-            <w:r>
-              <w:rPr>
-                <w:color w:val="2C2C2C"/>
-                <w:sz w:val="17"/>
-                <w:szCs w:val="17"/>
-                <w:lang w:val="en-US"/>
-              </w:rPr>
-              <w:t xml:space="preserve">RR), where RR is the interval between heartbeats in seconds. Given </w:t>
-            </w:r>
-            <w:r>
-              <w:rPr>
-                <w:color w:val="2C2C2C"/>
-                <w:sz w:val="17"/>
-                <w:szCs w:val="17"/>
-                <w:highlight w:val="yellow"/>
-                <w:lang w:val="en-US"/>
-              </w:rPr>
-              <w:t>the heart rate of 139 bpm</w:t>
-            </w:r>
-            <w:r>
-              <w:rPr>
-                <w:color w:val="2C2C2C"/>
-                <w:sz w:val="17"/>
-                <w:szCs w:val="17"/>
-                <w:lang w:val="en-US"/>
-              </w:rPr>
-              <w:t xml:space="preserve">, the RR interval is 1/139 seconds. First, convert the RR interval to seconds: 1/139 ≈ </w:t>
-            </w:r>
-            <w:r>
-              <w:rPr>
-                <w:b/>
-                <w:bCs/>
-                <w:i/>
-                <w:iCs/>
-                <w:color w:val="FF0000"/>
-                <w:sz w:val="17"/>
-                <w:szCs w:val="17"/>
-                <w:u w:val="single"/>
-                <w:lang w:val="en-US"/>
-              </w:rPr>
-              <w:t>0.00718</w:t>
-            </w:r>
-            <w:r>
-              <w:rPr>
-                <w:color w:val="FF0000"/>
+              <w:t>weight is 62 kg</w:t>
+            </w:r>
+            <w:r>
+              <w:rPr>
+                <w:color w:val="2C2C2C"/>
+                <w:sz w:val="17"/>
+                <w:szCs w:val="17"/>
+                <w:lang w:val="en-US"/>
+              </w:rPr>
+              <w:t xml:space="preserve"> and sex is </w:t>
+            </w:r>
+            <w:r>
+              <w:rPr>
+                <w:color w:val="2C2C2C"/>
+                <w:sz w:val="17"/>
+                <w:szCs w:val="17"/>
+                <w:highlight w:val="cyan"/>
+                <w:lang w:val="en-US"/>
+              </w:rPr>
+              <w:t>female</w:t>
+            </w:r>
+            <w:r>
+              <w:rPr>
+                <w:color w:val="2C2C2C"/>
+                <w:sz w:val="17"/>
+                <w:szCs w:val="17"/>
+                <w:lang w:val="en-US"/>
+              </w:rPr>
+              <w:t xml:space="preserve">, we use the female formula. FBW = 0.49 × 62 kg = 30.38 L. The free body water deficit can be calculated using the formula: </w:t>
+            </w:r>
+            <w:r>
+              <w:rPr>
+                <w:b/>
+                <w:bCs/>
+                <w:color w:val="C00000"/>
+                <w:sz w:val="17"/>
+                <w:szCs w:val="17"/>
+                <w:lang w:val="en-US"/>
+              </w:rPr>
+              <w:t>Free Body Water Deficit (L) = (0.6 × weight (kg)) / (0.9 × sodium (</w:t>
+            </w:r>
+            <w:proofErr w:type="spellStart"/>
+            <w:r>
+              <w:rPr>
+                <w:b/>
+                <w:bCs/>
+                <w:color w:val="C00000"/>
+                <w:sz w:val="17"/>
+                <w:szCs w:val="17"/>
+                <w:lang w:val="en-US"/>
+              </w:rPr>
+              <w:t>mEq</w:t>
+            </w:r>
+            <w:proofErr w:type="spellEnd"/>
+            <w:r>
+              <w:rPr>
+                <w:b/>
+                <w:bCs/>
+                <w:color w:val="C00000"/>
+                <w:sz w:val="17"/>
+                <w:szCs w:val="17"/>
+                <w:lang w:val="en-US"/>
+              </w:rPr>
+              <w:t>/L)).</w:t>
+            </w:r>
+            <w:r>
+              <w:rPr>
+                <w:color w:val="C00000"/>
                 <w:sz w:val="17"/>
                 <w:szCs w:val="17"/>
                 <w:lang w:val="en-US"/>
@@ -13478,1601 +13869,19 @@
                 <w:szCs w:val="17"/>
                 <w:lang w:val="en-US"/>
               </w:rPr>
-              <w:t xml:space="preserve">seconds. Then, calculate the QTc: QTc = </w:t>
-            </w:r>
-            <w:r>
-              <w:rPr>
-                <w:color w:val="2C2C2C"/>
-                <w:sz w:val="17"/>
-                <w:szCs w:val="17"/>
-                <w:highlight w:val="green"/>
-                <w:lang w:val="en-US"/>
-              </w:rPr>
-              <w:t>468</w:t>
-            </w:r>
-            <w:r>
-              <w:rPr>
-                <w:color w:val="2C2C2C"/>
-                <w:sz w:val="17"/>
-                <w:szCs w:val="17"/>
-                <w:lang w:val="en-US"/>
-              </w:rPr>
-              <w:t xml:space="preserve"> / </w:t>
-            </w:r>
-            <w:proofErr w:type="gramStart"/>
-            <w:r>
-              <w:rPr>
-                <w:color w:val="2C2C2C"/>
-                <w:sz w:val="17"/>
-                <w:szCs w:val="17"/>
-                <w:lang w:val="en-US"/>
-              </w:rPr>
-              <w:t>sqrt(</w:t>
-            </w:r>
-            <w:proofErr w:type="gramEnd"/>
-            <w:r>
-              <w:rPr>
-                <w:color w:val="2C2C2C"/>
-                <w:sz w:val="17"/>
-                <w:szCs w:val="17"/>
-                <w:lang w:val="en-US"/>
-              </w:rPr>
-              <w:t xml:space="preserve">0.00718) ≈ 468 </w:t>
-            </w:r>
-            <w:r>
-              <w:rPr>
-                <w:b/>
-                <w:bCs/>
-                <w:i/>
-                <w:iCs/>
-                <w:color w:val="FF0000"/>
-                <w:sz w:val="17"/>
-                <w:szCs w:val="17"/>
-                <w:u w:val="single"/>
-                <w:lang w:val="en-US"/>
-              </w:rPr>
-              <w:t>/ 0.084</w:t>
-            </w:r>
-            <w:r>
-              <w:rPr>
-                <w:color w:val="FF0000"/>
-                <w:sz w:val="17"/>
-                <w:szCs w:val="17"/>
-                <w:lang w:val="en-US"/>
-              </w:rPr>
-              <w:t xml:space="preserve"> </w:t>
-            </w:r>
-            <w:r>
-              <w:rPr>
-                <w:color w:val="2C2C2C"/>
-                <w:sz w:val="17"/>
-                <w:szCs w:val="17"/>
-                <w:lang w:val="en-US"/>
-              </w:rPr>
-              <w:t xml:space="preserve">≈ 5571.43 / 8.3 ≈ 671.7 msec. However, the claim states the QTc is 673.4 msec, </w:t>
-            </w:r>
-            <w:r>
-              <w:rPr>
-                <w:b/>
-                <w:bCs/>
-                <w:i/>
-                <w:iCs/>
-                <w:color w:val="FF0000"/>
-                <w:sz w:val="17"/>
-                <w:szCs w:val="17"/>
-                <w:u w:val="single"/>
-                <w:lang w:val="en-US"/>
-              </w:rPr>
-              <w:t xml:space="preserve">which is close but not exactly equal to our calculated value. </w:t>
-            </w:r>
-            <w:proofErr w:type="spellStart"/>
-            <w:r>
-              <w:rPr>
-                <w:b/>
-                <w:bCs/>
-                <w:i/>
-                <w:iCs/>
-                <w:color w:val="FF0000"/>
-                <w:sz w:val="17"/>
-                <w:szCs w:val="17"/>
-                <w:u w:val="single"/>
-              </w:rPr>
-              <w:t>Therefore</w:t>
-            </w:r>
-            <w:proofErr w:type="spellEnd"/>
-            <w:r>
-              <w:rPr>
-                <w:b/>
-                <w:bCs/>
-                <w:i/>
-                <w:iCs/>
-                <w:color w:val="FF0000"/>
-                <w:sz w:val="17"/>
-                <w:szCs w:val="17"/>
-                <w:u w:val="single"/>
-              </w:rPr>
-              <w:t xml:space="preserve">, the </w:t>
-            </w:r>
-            <w:proofErr w:type="spellStart"/>
-            <w:r>
-              <w:rPr>
-                <w:b/>
-                <w:bCs/>
-                <w:i/>
-                <w:iCs/>
-                <w:color w:val="FF0000"/>
-                <w:sz w:val="17"/>
-                <w:szCs w:val="17"/>
-                <w:u w:val="single"/>
-              </w:rPr>
-              <w:t>claim</w:t>
-            </w:r>
-            <w:proofErr w:type="spellEnd"/>
-            <w:r>
-              <w:rPr>
-                <w:b/>
-                <w:bCs/>
-                <w:i/>
-                <w:iCs/>
-                <w:color w:val="FF0000"/>
-                <w:sz w:val="17"/>
-                <w:szCs w:val="17"/>
-                <w:u w:val="single"/>
-              </w:rPr>
-              <w:t xml:space="preserve"> is </w:t>
-            </w:r>
-            <w:proofErr w:type="spellStart"/>
-            <w:r>
-              <w:rPr>
-                <w:b/>
-                <w:bCs/>
-                <w:i/>
-                <w:iCs/>
-                <w:color w:val="FF0000"/>
-                <w:sz w:val="17"/>
-                <w:szCs w:val="17"/>
-                <w:u w:val="single"/>
-              </w:rPr>
-              <w:t>partially</w:t>
-            </w:r>
-            <w:proofErr w:type="spellEnd"/>
-            <w:r>
-              <w:rPr>
-                <w:b/>
-                <w:bCs/>
-                <w:i/>
-                <w:iCs/>
-                <w:color w:val="FF0000"/>
-                <w:sz w:val="17"/>
-                <w:szCs w:val="17"/>
-                <w:u w:val="single"/>
-              </w:rPr>
-              <w:t xml:space="preserve"> </w:t>
-            </w:r>
-            <w:proofErr w:type="spellStart"/>
-            <w:r>
-              <w:rPr>
-                <w:b/>
-                <w:bCs/>
-                <w:i/>
-                <w:iCs/>
-                <w:color w:val="FF0000"/>
-                <w:sz w:val="17"/>
-                <w:szCs w:val="17"/>
-                <w:u w:val="single"/>
-              </w:rPr>
-              <w:t>true</w:t>
-            </w:r>
-            <w:proofErr w:type="spellEnd"/>
-            <w:r>
-              <w:rPr>
-                <w:color w:val="2C2C2C"/>
-                <w:sz w:val="17"/>
-                <w:szCs w:val="17"/>
-              </w:rPr>
-              <w:t>.</w:t>
-            </w:r>
-          </w:p>
-        </w:tc>
-      </w:tr>
-    </w:tbl>
-    <w:p>
-      <w:pPr>
-        <w:spacing w:after="100"/>
-      </w:pPr>
-    </w:p>
-    <w:p>
-      <w:pPr>
-        <w:spacing w:before="160" w:after="40"/>
-      </w:pPr>
-      <w:proofErr w:type="spellStart"/>
-      <w:r>
-        <w:rPr>
-          <w:b/>
-          <w:bCs/>
-          <w:color w:val="2E5496"/>
-          <w:sz w:val="19"/>
-          <w:szCs w:val="19"/>
-        </w:rPr>
-        <w:t>Dataset</w:t>
-      </w:r>
-      <w:proofErr w:type="spellEnd"/>
-      <w:r>
-        <w:rPr>
-          <w:b/>
-          <w:bCs/>
-          <w:color w:val="2E5496"/>
-          <w:sz w:val="19"/>
-          <w:szCs w:val="19"/>
-        </w:rPr>
-        <w:t xml:space="preserve"> </w:t>
-      </w:r>
-      <w:proofErr w:type="spellStart"/>
-      <w:r>
-        <w:rPr>
-          <w:b/>
-          <w:bCs/>
-          <w:color w:val="2E5496"/>
-          <w:sz w:val="19"/>
-          <w:szCs w:val="19"/>
-        </w:rPr>
-        <w:t>Explanation</w:t>
-      </w:r>
-      <w:proofErr w:type="spellEnd"/>
-    </w:p>
-    <w:tbl>
-      <w:tblPr>
-        <w:tblW w:w="9720" w:type="dxa"/>
-        <w:tblBorders>
-          <w:top w:val="single" w:sz="4" w:space="0" w:color="auto"/>
-          <w:left w:val="single" w:sz="4" w:space="0" w:color="auto"/>
-          <w:bottom w:val="single" w:sz="4" w:space="0" w:color="auto"/>
-          <w:right w:val="single" w:sz="4" w:space="0" w:color="auto"/>
-          <w:insideH w:val="single" w:sz="4" w:space="0" w:color="auto"/>
-          <w:insideV w:val="single" w:sz="4" w:space="0" w:color="auto"/>
-        </w:tblBorders>
-        <w:tblCellMar>
-          <w:left w:w="10" w:type="dxa"/>
-          <w:right w:w="10" w:type="dxa"/>
-        </w:tblCellMar>
-        <w:tblLook w:val="04A0" w:firstRow="1" w:lastRow="0" w:firstColumn="1" w:lastColumn="0" w:noHBand="0" w:noVBand="1"/>
-      </w:tblPr>
-      <w:tblGrid>
-        <w:gridCol w:w="9720"/>
-      </w:tblGrid>
-      <w:tr>
-        <w:tc>
-          <w:tcPr>
-            <w:tcW w:w="9720" w:type="dxa"/>
-            <w:tcBorders>
-              <w:top w:val="single" w:sz="0" w:space="0" w:color="CCCCCC"/>
-              <w:left w:val="single" w:sz="0" w:space="0" w:color="CCCCCC"/>
-              <w:bottom w:val="single" w:sz="0" w:space="0" w:color="CCCCCC"/>
-              <w:right w:val="single" w:sz="0" w:space="0" w:color="CCCCCC"/>
-            </w:tcBorders>
-            <w:shd w:val="clear" w:color="auto" w:fill="FDF8EE"/>
-            <w:tcMar>
-              <w:top w:w="80" w:type="dxa"/>
-              <w:left w:w="140" w:type="dxa"/>
-              <w:bottom w:w="80" w:type="dxa"/>
-              <w:right w:w="140" w:type="dxa"/>
-            </w:tcMar>
-          </w:tcPr>
-          <w:p>
-            <w:pPr>
-              <w:spacing w:after="60"/>
-              <w:rPr>
-                <w:lang w:val="en-US"/>
-              </w:rPr>
-            </w:pPr>
-            <w:r>
-              <w:rPr>
-                <w:color w:val="4A3000"/>
-                <w:sz w:val="17"/>
-                <w:szCs w:val="17"/>
-                <w:lang w:val="en-US"/>
-              </w:rPr>
-              <w:t xml:space="preserve">Extractive Claim Verification: - The claim states the </w:t>
-            </w:r>
-            <w:r>
-              <w:rPr>
-                <w:color w:val="4A3000"/>
-                <w:sz w:val="17"/>
-                <w:szCs w:val="17"/>
-                <w:highlight w:val="yellow"/>
-                <w:lang w:val="en-US"/>
-              </w:rPr>
-              <w:t>Heart Rate or Pulse is 139 beats per minute</w:t>
-            </w:r>
-            <w:r>
-              <w:rPr>
-                <w:color w:val="4A3000"/>
-                <w:sz w:val="17"/>
-                <w:szCs w:val="17"/>
-                <w:lang w:val="en-US"/>
-              </w:rPr>
-              <w:t xml:space="preserve">, which is correct. The patient </w:t>
-            </w:r>
-            <w:proofErr w:type="gramStart"/>
-            <w:r>
-              <w:rPr>
-                <w:color w:val="4A3000"/>
-                <w:sz w:val="17"/>
-                <w:szCs w:val="17"/>
-                <w:lang w:val="en-US"/>
-              </w:rPr>
-              <w:t>note</w:t>
-            </w:r>
-            <w:proofErr w:type="gramEnd"/>
-            <w:r>
-              <w:rPr>
-                <w:color w:val="4A3000"/>
-                <w:sz w:val="17"/>
-                <w:szCs w:val="17"/>
-                <w:lang w:val="en-US"/>
-              </w:rPr>
-              <w:t xml:space="preserve"> states "A patient has a heart rate of 139 bpm and a QT interval of 468 msec.". - The claim states </w:t>
-            </w:r>
-            <w:r>
-              <w:rPr>
-                <w:color w:val="4A3000"/>
-                <w:sz w:val="17"/>
-                <w:szCs w:val="17"/>
-                <w:highlight w:val="green"/>
-                <w:lang w:val="en-US"/>
-              </w:rPr>
-              <w:t>the QT Interval is 468 msec</w:t>
-            </w:r>
-            <w:r>
-              <w:rPr>
-                <w:color w:val="4A3000"/>
-                <w:sz w:val="17"/>
-                <w:szCs w:val="17"/>
-                <w:lang w:val="en-US"/>
-              </w:rPr>
-              <w:t xml:space="preserve">, which is correct. The patient </w:t>
-            </w:r>
-            <w:proofErr w:type="gramStart"/>
-            <w:r>
-              <w:rPr>
-                <w:color w:val="4A3000"/>
-                <w:sz w:val="17"/>
-                <w:szCs w:val="17"/>
-                <w:lang w:val="en-US"/>
-              </w:rPr>
-              <w:t>note</w:t>
-            </w:r>
-            <w:proofErr w:type="gramEnd"/>
-            <w:r>
-              <w:rPr>
-                <w:color w:val="4A3000"/>
-                <w:sz w:val="17"/>
-                <w:szCs w:val="17"/>
-                <w:lang w:val="en-US"/>
-              </w:rPr>
-              <w:t xml:space="preserve"> states "rt rate of 139 bpm and a QT interval of 468 msec.".  Implicit Calculation Claim Verification: - Conclusion: The calculation result in the claim is 673.4 msec. According to the QTc </w:t>
-            </w:r>
-            <w:proofErr w:type="spellStart"/>
-            <w:r>
-              <w:rPr>
-                <w:color w:val="4A3000"/>
-                <w:sz w:val="17"/>
-                <w:szCs w:val="17"/>
-                <w:lang w:val="en-US"/>
-              </w:rPr>
-              <w:t>Rautaharju</w:t>
-            </w:r>
-            <w:proofErr w:type="spellEnd"/>
-            <w:r>
-              <w:rPr>
-                <w:color w:val="4A3000"/>
-                <w:sz w:val="17"/>
-                <w:szCs w:val="17"/>
-                <w:lang w:val="en-US"/>
-              </w:rPr>
-              <w:t xml:space="preserve"> Calculator formula, the correct answer is 673.4 msec. The claim's answer is within 5% of the correct result (difference: 0.00%), so the calculation is correct. - Ground Truth Explanation: The corrected QT interval using the </w:t>
-            </w:r>
-            <w:proofErr w:type="spellStart"/>
-            <w:r>
-              <w:rPr>
-                <w:color w:val="4A3000"/>
-                <w:sz w:val="17"/>
-                <w:szCs w:val="17"/>
-                <w:lang w:val="en-US"/>
-              </w:rPr>
-              <w:t>Rautaharju</w:t>
-            </w:r>
-            <w:proofErr w:type="spellEnd"/>
-            <w:r>
-              <w:rPr>
-                <w:color w:val="4A3000"/>
-                <w:sz w:val="17"/>
-                <w:szCs w:val="17"/>
-                <w:lang w:val="en-US"/>
-              </w:rPr>
-              <w:t xml:space="preserve"> formula is computed as QTc = QT interval x (120 + HR) / 180, where QT interval is in msec, and HR is the heart rate in beats per minute. The QT interval is 468 msec. The patient's heart rate is 139 beats per minute. Hence, plugging in these values, we will get 468 x (120 + 139) / 180 = 673.4. The patient's corrected QT interval (QTc) is 673.4 msec.</w:t>
-            </w:r>
-          </w:p>
-        </w:tc>
-      </w:tr>
-    </w:tbl>
-    <w:p>
-      <w:pPr>
-        <w:spacing w:after="120"/>
-        <w:rPr>
-          <w:lang w:val="en-US"/>
-        </w:rPr>
-      </w:pPr>
-    </w:p>
-    <w:p>
-      <w:pPr>
-        <w:spacing w:before="160" w:after="40"/>
-      </w:pPr>
-      <w:r>
-        <w:rPr>
-          <w:b/>
-          <w:bCs/>
-          <w:color w:val="B7770D"/>
-          <w:sz w:val="19"/>
-          <w:szCs w:val="19"/>
-        </w:rPr>
-        <w:t>Annotation</w:t>
-      </w:r>
-    </w:p>
-    <w:tbl>
-      <w:tblPr>
-        <w:tblW w:w="9720" w:type="dxa"/>
-        <w:tblBorders>
-          <w:top w:val="single" w:sz="4" w:space="0" w:color="auto"/>
-          <w:left w:val="single" w:sz="4" w:space="0" w:color="auto"/>
-          <w:bottom w:val="single" w:sz="4" w:space="0" w:color="auto"/>
-          <w:right w:val="single" w:sz="4" w:space="0" w:color="auto"/>
-          <w:insideH w:val="single" w:sz="4" w:space="0" w:color="auto"/>
-          <w:insideV w:val="single" w:sz="4" w:space="0" w:color="auto"/>
-        </w:tblBorders>
-        <w:tblCellMar>
-          <w:left w:w="10" w:type="dxa"/>
-          <w:right w:w="10" w:type="dxa"/>
-        </w:tblCellMar>
-        <w:tblLook w:val="04A0" w:firstRow="1" w:lastRow="0" w:firstColumn="1" w:lastColumn="0" w:noHBand="0" w:noVBand="1"/>
-      </w:tblPr>
-      <w:tblGrid>
-        <w:gridCol w:w="9720"/>
-      </w:tblGrid>
-      <w:tr>
-        <w:tc>
-          <w:tcPr>
-            <w:tcW w:w="9720" w:type="dxa"/>
-            <w:tcBorders>
-              <w:top w:val="single" w:sz="0" w:space="0" w:color="CCCCCC"/>
-              <w:left w:val="single" w:sz="0" w:space="0" w:color="CCCCCC"/>
-              <w:bottom w:val="single" w:sz="0" w:space="0" w:color="CCCCCC"/>
-              <w:right w:val="single" w:sz="0" w:space="0" w:color="CCCCCC"/>
-            </w:tcBorders>
-            <w:shd w:val="clear" w:color="auto" w:fill="FFFDE7"/>
-            <w:tcMar>
-              <w:top w:w="120" w:type="dxa"/>
-              <w:left w:w="140" w:type="dxa"/>
-              <w:bottom w:w="120" w:type="dxa"/>
-              <w:right w:w="140" w:type="dxa"/>
-            </w:tcMar>
-          </w:tcPr>
-          <w:p>
-            <w:pPr>
-              <w:spacing w:after="40"/>
-              <w:rPr>
-                <w:b/>
-                <w:bCs/>
-                <w:lang w:val="en-US"/>
-              </w:rPr>
-            </w:pPr>
-            <w:r>
-              <w:rPr>
-                <w:b/>
-                <w:bCs/>
-                <w:lang w:val="en-US"/>
-              </w:rPr>
-              <w:t xml:space="preserve">Error type: </w:t>
-            </w:r>
-          </w:p>
-          <w:p>
-            <w:pPr>
-              <w:spacing w:after="40"/>
-              <w:rPr>
-                <w:b/>
-                <w:bCs/>
-                <w:lang w:val="en-US"/>
-              </w:rPr>
-            </w:pPr>
-            <w:r>
-              <w:rPr>
-                <w:b/>
-                <w:bCs/>
-                <w:lang w:val="en-US"/>
-              </w:rPr>
-              <w:t>4.</w:t>
-            </w:r>
-            <w:r>
-              <w:rPr>
-                <w:b/>
-                <w:bCs/>
-                <w:lang w:val="en-US"/>
-              </w:rPr>
-              <w:t>Computation Errors</w:t>
-            </w:r>
-          </w:p>
-          <w:p>
-            <w:pPr>
-              <w:spacing w:after="40"/>
-              <w:rPr>
-                <w:lang w:val="en-US"/>
-              </w:rPr>
-            </w:pPr>
-            <w:r>
-              <w:rPr>
-                <w:lang w:val="en-US"/>
-              </w:rPr>
-              <w:t xml:space="preserve">1/139 ≈ 0.00719, not 0.00718. </w:t>
-            </w:r>
-            <w:r>
-              <w:rPr>
-                <w:rFonts w:hint="eastAsia"/>
-                <w:lang w:val="en-US"/>
-              </w:rPr>
-              <w:t>5571.43/8.3 = 671.25662651</w:t>
-            </w:r>
-            <w:r>
-              <w:rPr>
-                <w:lang w:val="en-US"/>
-              </w:rPr>
-              <w:t xml:space="preserve">, not </w:t>
-            </w:r>
-            <w:r>
-              <w:rPr>
-                <w:rFonts w:hint="eastAsia"/>
-                <w:lang w:val="en-US"/>
-              </w:rPr>
-              <w:t>671.7</w:t>
-            </w:r>
-          </w:p>
-          <w:p>
-            <w:pPr>
-              <w:spacing w:after="40"/>
-              <w:rPr>
-                <w:b/>
-                <w:bCs/>
-                <w:lang w:val="en-US"/>
-              </w:rPr>
-            </w:pPr>
-            <w:r>
-              <w:rPr>
-                <w:b/>
-                <w:bCs/>
-                <w:lang w:val="en-US"/>
-              </w:rPr>
-              <w:t>3.</w:t>
-            </w:r>
-            <w:r>
-              <w:rPr>
-                <w:b/>
-                <w:bCs/>
-                <w:lang w:val="en-US"/>
-              </w:rPr>
-              <w:t>incorrect formula &amp; criteria application</w:t>
-            </w:r>
-          </w:p>
-          <w:p>
-            <w:pPr>
-              <w:spacing w:after="40"/>
-              <w:rPr>
-                <w:lang w:val="en-US"/>
-              </w:rPr>
-            </w:pPr>
-            <w:r>
-              <w:rPr>
-                <w:lang w:val="en-US"/>
-              </w:rPr>
-              <w:t>LLM choose the wrong QT interval formula.</w:t>
-            </w:r>
-          </w:p>
-          <w:p>
-            <w:pPr>
-              <w:spacing w:after="40"/>
-              <w:rPr>
-                <w:lang w:val="en-US"/>
-              </w:rPr>
-            </w:pPr>
-          </w:p>
-        </w:tc>
-      </w:tr>
-    </w:tbl>
-    <w:p>
-      <w:pPr>
-        <w:pageBreakBefore/>
-        <w:spacing w:after="100"/>
-      </w:pPr>
-      <w:r>
-        <w:rPr>
-          <w:b/>
-          <w:bCs/>
-          <w:color w:val="1A3A6B"/>
-          <w:sz w:val="28"/>
-          <w:szCs w:val="28"/>
-          <w:lang w:val="en-GB"/>
-        </w:rPr>
-        <w:lastRenderedPageBreak/>
-        <w:t>Type</w:t>
-      </w:r>
-      <w:r>
-        <w:rPr>
-          <w:b/>
-          <w:bCs/>
-          <w:color w:val="1A3A6B"/>
-          <w:sz w:val="28"/>
-          <w:szCs w:val="28"/>
-        </w:rPr>
-        <w:t xml:space="preserve"> </w:t>
-      </w:r>
-      <w:proofErr w:type="gramStart"/>
-      <w:r>
-        <w:rPr>
-          <w:b/>
-          <w:bCs/>
-          <w:color w:val="1A3A6B"/>
-          <w:sz w:val="28"/>
-          <w:szCs w:val="28"/>
-          <w:lang w:val="en-GB"/>
-        </w:rPr>
-        <w:t>4</w:t>
-      </w:r>
-      <w:r>
-        <w:rPr>
-          <w:b/>
-          <w:bCs/>
-          <w:color w:val="1A3A6B"/>
-          <w:sz w:val="28"/>
-          <w:szCs w:val="28"/>
-        </w:rPr>
-        <w:t xml:space="preserve">  (</w:t>
-      </w:r>
-      <w:proofErr w:type="gramEnd"/>
-      <w:r>
-        <w:rPr>
-          <w:b/>
-          <w:bCs/>
-          <w:color w:val="1A3A6B"/>
-          <w:sz w:val="28"/>
-          <w:szCs w:val="28"/>
-        </w:rPr>
-        <w:t>Index: 89)</w:t>
-      </w:r>
-    </w:p>
-    <w:tbl>
-      <w:tblPr>
-        <w:tblW w:w="9720" w:type="dxa"/>
-        <w:tblBorders>
-          <w:top w:val="single" w:sz="4" w:space="0" w:color="auto"/>
-          <w:left w:val="single" w:sz="4" w:space="0" w:color="auto"/>
-          <w:bottom w:val="single" w:sz="4" w:space="0" w:color="auto"/>
-          <w:right w:val="single" w:sz="4" w:space="0" w:color="auto"/>
-          <w:insideH w:val="single" w:sz="4" w:space="0" w:color="auto"/>
-          <w:insideV w:val="single" w:sz="4" w:space="0" w:color="auto"/>
-        </w:tblBorders>
-        <w:tblCellMar>
-          <w:left w:w="10" w:type="dxa"/>
-          <w:right w:w="10" w:type="dxa"/>
-        </w:tblCellMar>
-        <w:tblLook w:val="04A0" w:firstRow="1" w:lastRow="0" w:firstColumn="1" w:lastColumn="0" w:noHBand="0" w:noVBand="1"/>
-      </w:tblPr>
-      <w:tblGrid>
-        <w:gridCol w:w="1900"/>
-        <w:gridCol w:w="7820"/>
-      </w:tblGrid>
-      <w:tr>
-        <w:tc>
-          <w:tcPr>
-            <w:tcW w:w="1900" w:type="dxa"/>
-            <w:tcBorders>
-              <w:top w:val="single" w:sz="0" w:space="0" w:color="CCCCCC"/>
-              <w:left w:val="single" w:sz="0" w:space="0" w:color="CCCCCC"/>
-              <w:bottom w:val="single" w:sz="0" w:space="0" w:color="CCCCCC"/>
-              <w:right w:val="single" w:sz="0" w:space="0" w:color="CCCCCC"/>
-            </w:tcBorders>
-            <w:shd w:val="clear" w:color="auto" w:fill="EEF2F8"/>
-            <w:tcMar>
-              <w:top w:w="80" w:type="dxa"/>
-              <w:left w:w="140" w:type="dxa"/>
-              <w:bottom w:w="80" w:type="dxa"/>
-              <w:right w:w="140" w:type="dxa"/>
-            </w:tcMar>
-          </w:tcPr>
-          <w:p>
-            <w:r>
-              <w:rPr>
-                <w:b/>
-                <w:bCs/>
-                <w:color w:val="2E5496"/>
-                <w:sz w:val="18"/>
-                <w:szCs w:val="18"/>
-              </w:rPr>
-              <w:t>Index</w:t>
-            </w:r>
-          </w:p>
-        </w:tc>
-        <w:tc>
-          <w:tcPr>
-            <w:tcW w:w="7820" w:type="dxa"/>
-            <w:tcBorders>
-              <w:top w:val="single" w:sz="0" w:space="0" w:color="CCCCCC"/>
-              <w:left w:val="single" w:sz="0" w:space="0" w:color="CCCCCC"/>
-              <w:bottom w:val="single" w:sz="0" w:space="0" w:color="CCCCCC"/>
-              <w:right w:val="single" w:sz="0" w:space="0" w:color="CCCCCC"/>
-            </w:tcBorders>
-            <w:shd w:val="clear" w:color="auto" w:fill="FFFFFF"/>
-            <w:tcMar>
-              <w:top w:w="80" w:type="dxa"/>
-              <w:left w:w="140" w:type="dxa"/>
-              <w:bottom w:w="80" w:type="dxa"/>
-              <w:right w:w="140" w:type="dxa"/>
-            </w:tcMar>
-          </w:tcPr>
-          <w:p>
-            <w:pPr>
-              <w:spacing w:after="60"/>
-            </w:pPr>
-            <w:r>
-              <w:rPr>
-                <w:color w:val="2C2C2C"/>
-                <w:sz w:val="18"/>
-                <w:szCs w:val="18"/>
-              </w:rPr>
-              <w:t>89</w:t>
-            </w:r>
-          </w:p>
-        </w:tc>
-      </w:tr>
-      <w:tr>
-        <w:tc>
-          <w:tcPr>
-            <w:tcW w:w="1900" w:type="dxa"/>
-            <w:tcBorders>
-              <w:top w:val="single" w:sz="0" w:space="0" w:color="CCCCCC"/>
-              <w:left w:val="single" w:sz="0" w:space="0" w:color="CCCCCC"/>
-              <w:bottom w:val="single" w:sz="0" w:space="0" w:color="CCCCCC"/>
-              <w:right w:val="single" w:sz="0" w:space="0" w:color="CCCCCC"/>
-            </w:tcBorders>
-            <w:shd w:val="clear" w:color="auto" w:fill="EEF2F8"/>
-            <w:tcMar>
-              <w:top w:w="80" w:type="dxa"/>
-              <w:left w:w="140" w:type="dxa"/>
-              <w:bottom w:w="80" w:type="dxa"/>
-              <w:right w:w="140" w:type="dxa"/>
-            </w:tcMar>
-          </w:tcPr>
-          <w:p>
-            <w:proofErr w:type="spellStart"/>
-            <w:r>
-              <w:rPr>
-                <w:b/>
-                <w:bCs/>
-                <w:color w:val="2E5496"/>
-                <w:sz w:val="18"/>
-                <w:szCs w:val="18"/>
-              </w:rPr>
-              <w:t>True</w:t>
-            </w:r>
-            <w:proofErr w:type="spellEnd"/>
-            <w:r>
-              <w:rPr>
-                <w:b/>
-                <w:bCs/>
-                <w:color w:val="2E5496"/>
-                <w:sz w:val="18"/>
-                <w:szCs w:val="18"/>
-              </w:rPr>
-              <w:t xml:space="preserve"> </w:t>
-            </w:r>
-            <w:proofErr w:type="spellStart"/>
-            <w:r>
-              <w:rPr>
-                <w:b/>
-                <w:bCs/>
-                <w:color w:val="2E5496"/>
-                <w:sz w:val="18"/>
-                <w:szCs w:val="18"/>
-              </w:rPr>
-              <w:t>Label</w:t>
-            </w:r>
-            <w:proofErr w:type="spellEnd"/>
-          </w:p>
-        </w:tc>
-        <w:tc>
-          <w:tcPr>
-            <w:tcW w:w="7820" w:type="dxa"/>
-            <w:tcBorders>
-              <w:top w:val="single" w:sz="0" w:space="0" w:color="CCCCCC"/>
-              <w:left w:val="single" w:sz="0" w:space="0" w:color="CCCCCC"/>
-              <w:bottom w:val="single" w:sz="0" w:space="0" w:color="CCCCCC"/>
-              <w:right w:val="single" w:sz="0" w:space="0" w:color="CCCCCC"/>
-            </w:tcBorders>
-            <w:shd w:val="clear" w:color="auto" w:fill="D68910"/>
-            <w:tcMar>
-              <w:top w:w="80" w:type="dxa"/>
-              <w:left w:w="140" w:type="dxa"/>
-              <w:bottom w:w="80" w:type="dxa"/>
-              <w:right w:w="140" w:type="dxa"/>
-            </w:tcMar>
-          </w:tcPr>
-          <w:p>
-            <w:r>
-              <w:rPr>
-                <w:b/>
-                <w:bCs/>
-                <w:color w:val="FFFFFF"/>
-                <w:sz w:val="18"/>
-                <w:szCs w:val="18"/>
-              </w:rPr>
-              <w:t>PARTIALLY TRUE</w:t>
-            </w:r>
-          </w:p>
-        </w:tc>
-      </w:tr>
-      <w:tr>
-        <w:tc>
-          <w:tcPr>
-            <w:tcW w:w="1900" w:type="dxa"/>
-            <w:tcBorders>
-              <w:top w:val="single" w:sz="0" w:space="0" w:color="CCCCCC"/>
-              <w:left w:val="single" w:sz="0" w:space="0" w:color="CCCCCC"/>
-              <w:bottom w:val="single" w:sz="0" w:space="0" w:color="CCCCCC"/>
-              <w:right w:val="single" w:sz="0" w:space="0" w:color="CCCCCC"/>
-            </w:tcBorders>
-            <w:shd w:val="clear" w:color="auto" w:fill="EEF2F8"/>
-            <w:tcMar>
-              <w:top w:w="80" w:type="dxa"/>
-              <w:left w:w="140" w:type="dxa"/>
-              <w:bottom w:w="80" w:type="dxa"/>
-              <w:right w:w="140" w:type="dxa"/>
-            </w:tcMar>
-          </w:tcPr>
-          <w:p>
-            <w:proofErr w:type="spellStart"/>
-            <w:r>
-              <w:rPr>
-                <w:b/>
-                <w:bCs/>
-                <w:color w:val="2E5496"/>
-                <w:sz w:val="18"/>
-                <w:szCs w:val="18"/>
-              </w:rPr>
-              <w:t>Predicted</w:t>
-            </w:r>
-            <w:proofErr w:type="spellEnd"/>
-            <w:r>
-              <w:rPr>
-                <w:b/>
-                <w:bCs/>
-                <w:color w:val="2E5496"/>
-                <w:sz w:val="18"/>
-                <w:szCs w:val="18"/>
-              </w:rPr>
-              <w:t xml:space="preserve"> </w:t>
-            </w:r>
-            <w:proofErr w:type="spellStart"/>
-            <w:r>
-              <w:rPr>
-                <w:b/>
-                <w:bCs/>
-                <w:color w:val="2E5496"/>
-                <w:sz w:val="18"/>
-                <w:szCs w:val="18"/>
-              </w:rPr>
-              <w:t>Label</w:t>
-            </w:r>
-            <w:proofErr w:type="spellEnd"/>
-          </w:p>
-        </w:tc>
-        <w:tc>
-          <w:tcPr>
-            <w:tcW w:w="7820" w:type="dxa"/>
-            <w:tcBorders>
-              <w:top w:val="single" w:sz="0" w:space="0" w:color="CCCCCC"/>
-              <w:left w:val="single" w:sz="0" w:space="0" w:color="CCCCCC"/>
-              <w:bottom w:val="single" w:sz="0" w:space="0" w:color="CCCCCC"/>
-              <w:right w:val="single" w:sz="0" w:space="0" w:color="CCCCCC"/>
-            </w:tcBorders>
-            <w:shd w:val="clear" w:color="auto" w:fill="1D6F42"/>
-            <w:tcMar>
-              <w:top w:w="80" w:type="dxa"/>
-              <w:left w:w="140" w:type="dxa"/>
-              <w:bottom w:w="80" w:type="dxa"/>
-              <w:right w:w="140" w:type="dxa"/>
-            </w:tcMar>
-          </w:tcPr>
-          <w:p>
-            <w:r>
-              <w:rPr>
-                <w:b/>
-                <w:bCs/>
-                <w:color w:val="FFFFFF"/>
-                <w:sz w:val="18"/>
-                <w:szCs w:val="18"/>
-              </w:rPr>
-              <w:t>TRUE</w:t>
-            </w:r>
-          </w:p>
-        </w:tc>
-      </w:tr>
-    </w:tbl>
-    <w:p>
-      <w:pPr>
-        <w:spacing w:after="120"/>
-      </w:pPr>
-    </w:p>
-    <w:p>
-      <w:pPr>
-        <w:spacing w:before="160" w:after="40"/>
-      </w:pPr>
-      <w:proofErr w:type="spellStart"/>
-      <w:r>
-        <w:rPr>
-          <w:b/>
-          <w:bCs/>
-          <w:color w:val="2E5496"/>
-          <w:sz w:val="19"/>
-          <w:szCs w:val="19"/>
-        </w:rPr>
-        <w:t>Claim</w:t>
-      </w:r>
-      <w:proofErr w:type="spellEnd"/>
-    </w:p>
-    <w:tbl>
-      <w:tblPr>
-        <w:tblW w:w="9720" w:type="dxa"/>
-        <w:tblBorders>
-          <w:top w:val="single" w:sz="4" w:space="0" w:color="auto"/>
-          <w:left w:val="single" w:sz="4" w:space="0" w:color="auto"/>
-          <w:bottom w:val="single" w:sz="4" w:space="0" w:color="auto"/>
-          <w:right w:val="single" w:sz="4" w:space="0" w:color="auto"/>
-          <w:insideH w:val="single" w:sz="4" w:space="0" w:color="auto"/>
-          <w:insideV w:val="single" w:sz="4" w:space="0" w:color="auto"/>
-        </w:tblBorders>
-        <w:tblCellMar>
-          <w:left w:w="10" w:type="dxa"/>
-          <w:right w:w="10" w:type="dxa"/>
-        </w:tblCellMar>
-        <w:tblLook w:val="04A0" w:firstRow="1" w:lastRow="0" w:firstColumn="1" w:lastColumn="0" w:noHBand="0" w:noVBand="1"/>
-      </w:tblPr>
-      <w:tblGrid>
-        <w:gridCol w:w="9720"/>
-      </w:tblGrid>
-      <w:tr>
-        <w:tc>
-          <w:tcPr>
-            <w:tcW w:w="9720" w:type="dxa"/>
-            <w:tcBorders>
-              <w:top w:val="single" w:sz="0" w:space="0" w:color="CCCCCC"/>
-              <w:left w:val="single" w:sz="0" w:space="0" w:color="CCCCCC"/>
-              <w:bottom w:val="single" w:sz="0" w:space="0" w:color="CCCCCC"/>
-              <w:right w:val="single" w:sz="0" w:space="0" w:color="CCCCCC"/>
-            </w:tcBorders>
-            <w:shd w:val="clear" w:color="auto" w:fill="EBF4FB"/>
-            <w:tcMar>
-              <w:top w:w="80" w:type="dxa"/>
-              <w:left w:w="140" w:type="dxa"/>
-              <w:bottom w:w="80" w:type="dxa"/>
-              <w:right w:w="140" w:type="dxa"/>
-            </w:tcMar>
-          </w:tcPr>
-          <w:p>
-            <w:pPr>
-              <w:spacing w:after="60"/>
-              <w:rPr>
-                <w:lang w:val="en-US"/>
-              </w:rPr>
-            </w:pPr>
-            <w:r>
-              <w:rPr>
-                <w:color w:val="1A3A6B"/>
-                <w:sz w:val="18"/>
-                <w:szCs w:val="18"/>
-                <w:lang w:val="en-US"/>
-              </w:rPr>
-              <w:t xml:space="preserve">Based on the patient's data where the </w:t>
-            </w:r>
-            <w:r>
-              <w:rPr>
-                <w:color w:val="1A3A6B"/>
-                <w:sz w:val="18"/>
-                <w:szCs w:val="18"/>
-                <w:highlight w:val="yellow"/>
-                <w:lang w:val="en-US"/>
-              </w:rPr>
-              <w:t>creatinine is 0.25 mg/dL</w:t>
-            </w:r>
-            <w:r>
-              <w:rPr>
-                <w:color w:val="1A3A6B"/>
-                <w:sz w:val="18"/>
-                <w:szCs w:val="18"/>
-                <w:lang w:val="en-US"/>
-              </w:rPr>
-              <w:t xml:space="preserve">, the </w:t>
-            </w:r>
-            <w:r>
-              <w:rPr>
-                <w:color w:val="1A3A6B"/>
-                <w:sz w:val="18"/>
-                <w:szCs w:val="18"/>
-                <w:highlight w:val="green"/>
-                <w:lang w:val="en-US"/>
-              </w:rPr>
-              <w:t>Urine sodium is 16.0 mmol/L</w:t>
-            </w:r>
-            <w:r>
-              <w:rPr>
-                <w:color w:val="1A3A6B"/>
-                <w:sz w:val="18"/>
-                <w:szCs w:val="18"/>
-                <w:lang w:val="en-US"/>
-              </w:rPr>
-              <w:t xml:space="preserve">, </w:t>
-            </w:r>
-            <w:r>
-              <w:rPr>
-                <w:color w:val="1A3A6B"/>
-                <w:sz w:val="18"/>
-                <w:szCs w:val="18"/>
-                <w:highlight w:val="cyan"/>
-                <w:lang w:val="en-US"/>
-              </w:rPr>
-              <w:t>the Urine creatinine is 6.8 mg/dL</w:t>
-            </w:r>
-            <w:r>
-              <w:rPr>
-                <w:color w:val="1A3A6B"/>
-                <w:sz w:val="18"/>
-                <w:szCs w:val="18"/>
-                <w:lang w:val="en-US"/>
-              </w:rPr>
-              <w:t xml:space="preserve">, the </w:t>
-            </w:r>
-            <w:r>
-              <w:rPr>
-                <w:color w:val="1A3A6B"/>
-                <w:sz w:val="18"/>
-                <w:szCs w:val="18"/>
+              <w:t xml:space="preserve">Given the patient's weight is 62 kg and </w:t>
+            </w:r>
+            <w:r>
+              <w:rPr>
+                <w:color w:val="2C2C2C"/>
+                <w:sz w:val="17"/>
+                <w:szCs w:val="17"/>
                 <w:highlight w:val="darkGray"/>
                 <w:lang w:val="en-US"/>
               </w:rPr>
-              <w:t>Sodium is 123.0 mmol/L</w:t>
-            </w:r>
-            <w:r>
-              <w:rPr>
-                <w:color w:val="1A3A6B"/>
-                <w:sz w:val="18"/>
-                <w:szCs w:val="18"/>
-                <w:lang w:val="en-US"/>
-              </w:rPr>
-              <w:t xml:space="preserve">, the </w:t>
-            </w:r>
-            <w:proofErr w:type="spellStart"/>
-            <w:r>
-              <w:rPr>
-                <w:color w:val="1A3A6B"/>
-                <w:sz w:val="18"/>
-                <w:szCs w:val="18"/>
-                <w:lang w:val="en-US"/>
-              </w:rPr>
-              <w:t>FEna</w:t>
-            </w:r>
-            <w:proofErr w:type="spellEnd"/>
-            <w:r>
-              <w:rPr>
-                <w:color w:val="1A3A6B"/>
-                <w:sz w:val="18"/>
-                <w:szCs w:val="18"/>
-                <w:lang w:val="en-US"/>
-              </w:rPr>
-              <w:t xml:space="preserve"> Percentage is 0.4165 %.</w:t>
-            </w:r>
-          </w:p>
-        </w:tc>
-      </w:tr>
-    </w:tbl>
-    <w:p>
-      <w:pPr>
-        <w:spacing w:after="100"/>
-        <w:rPr>
-          <w:lang w:val="en-US"/>
-        </w:rPr>
-      </w:pPr>
-    </w:p>
-    <w:p>
-      <w:pPr>
-        <w:spacing w:before="160" w:after="40"/>
-      </w:pPr>
-      <w:proofErr w:type="spellStart"/>
-      <w:r>
-        <w:rPr>
-          <w:b/>
-          <w:bCs/>
-          <w:color w:val="2E5496"/>
-          <w:sz w:val="19"/>
-          <w:szCs w:val="19"/>
-        </w:rPr>
-        <w:t>Evidence</w:t>
-      </w:r>
-      <w:proofErr w:type="spellEnd"/>
-    </w:p>
-    <w:tbl>
-      <w:tblPr>
-        <w:tblW w:w="9720" w:type="dxa"/>
-        <w:tblBorders>
-          <w:top w:val="single" w:sz="4" w:space="0" w:color="auto"/>
-          <w:left w:val="single" w:sz="4" w:space="0" w:color="auto"/>
-          <w:bottom w:val="single" w:sz="4" w:space="0" w:color="auto"/>
-          <w:right w:val="single" w:sz="4" w:space="0" w:color="auto"/>
-          <w:insideH w:val="single" w:sz="4" w:space="0" w:color="auto"/>
-          <w:insideV w:val="single" w:sz="4" w:space="0" w:color="auto"/>
-        </w:tblBorders>
-        <w:tblCellMar>
-          <w:left w:w="10" w:type="dxa"/>
-          <w:right w:w="10" w:type="dxa"/>
-        </w:tblCellMar>
-        <w:tblLook w:val="04A0" w:firstRow="1" w:lastRow="0" w:firstColumn="1" w:lastColumn="0" w:noHBand="0" w:noVBand="1"/>
-      </w:tblPr>
-      <w:tblGrid>
-        <w:gridCol w:w="9720"/>
-      </w:tblGrid>
-      <w:tr>
-        <w:tc>
-          <w:tcPr>
-            <w:tcW w:w="9720" w:type="dxa"/>
-            <w:tcBorders>
-              <w:top w:val="single" w:sz="0" w:space="0" w:color="CCCCCC"/>
-              <w:left w:val="single" w:sz="0" w:space="0" w:color="CCCCCC"/>
-              <w:bottom w:val="single" w:sz="0" w:space="0" w:color="CCCCCC"/>
-              <w:right w:val="single" w:sz="0" w:space="0" w:color="CCCCCC"/>
-            </w:tcBorders>
-            <w:shd w:val="clear" w:color="auto" w:fill="F5F7FA"/>
-            <w:tcMar>
-              <w:top w:w="80" w:type="dxa"/>
-              <w:left w:w="140" w:type="dxa"/>
-              <w:bottom w:w="80" w:type="dxa"/>
-              <w:right w:w="140" w:type="dxa"/>
-            </w:tcMar>
-          </w:tcPr>
-          <w:p>
-            <w:pPr>
-              <w:spacing w:after="20"/>
-              <w:rPr>
-                <w:lang w:val="en-US"/>
-              </w:rPr>
-            </w:pPr>
-            <w:r>
-              <w:rPr>
-                <w:color w:val="2C2C2C"/>
-                <w:sz w:val="17"/>
-                <w:szCs w:val="17"/>
-                <w:lang w:val="en-US"/>
-              </w:rPr>
-              <w:t xml:space="preserve">A 50-year-old male visited our emergency </w:t>
-            </w:r>
-            <w:proofErr w:type="gramStart"/>
-            <w:r>
-              <w:rPr>
-                <w:color w:val="2C2C2C"/>
-                <w:sz w:val="17"/>
-                <w:szCs w:val="17"/>
-                <w:lang w:val="en-US"/>
-              </w:rPr>
-              <w:t>room(</w:t>
-            </w:r>
-            <w:proofErr w:type="gramEnd"/>
-            <w:r>
-              <w:rPr>
-                <w:color w:val="2C2C2C"/>
-                <w:sz w:val="17"/>
-                <w:szCs w:val="17"/>
-                <w:lang w:val="en-US"/>
-              </w:rPr>
-              <w:t>ER) because of generalized edema. He appeared remarkably swollen during the past week, with associated reduced urine output. There was no history of body weight change as the patient was bed-ridden. Specifically, he previously had no edematous disorders including congestive heart failure, nephrotic syndrome, liver cirrhosis, and hypothyroidism.</w:t>
-            </w:r>
-          </w:p>
-          <w:p>
-            <w:pPr>
-              <w:spacing w:after="20"/>
-              <w:rPr>
-                <w:lang w:val="en-US"/>
-              </w:rPr>
-            </w:pPr>
-            <w:r>
-              <w:rPr>
-                <w:color w:val="2C2C2C"/>
-                <w:sz w:val="17"/>
-                <w:szCs w:val="17"/>
-                <w:lang w:val="en-US"/>
-              </w:rPr>
-              <w:t>Fourteen years earlier, he was diagnosed with ALS when he was admitted due to quadriparesis. Motor neuron disease was confirmed by electromyography and muscle biopsy. Involvement of the autonomic nervous system in the disease process was noted, and tracheostomy and feeding gastrostomy were in place. In addition, the patient was being supported by a home ventilator.</w:t>
-            </w:r>
-          </w:p>
-          <w:p>
-            <w:pPr>
-              <w:spacing w:after="20"/>
-              <w:rPr>
-                <w:lang w:val="en-US"/>
-              </w:rPr>
-            </w:pPr>
-            <w:r>
-              <w:rPr>
-                <w:color w:val="2C2C2C"/>
-                <w:sz w:val="17"/>
-                <w:szCs w:val="17"/>
-                <w:lang w:val="en-US"/>
-              </w:rPr>
-              <w:t xml:space="preserve">On physical examination, vital signs were stable: blood pressure 144/89 mmHg, pulse rate 90/min, respiratory rate 22/min, and body temperature 35.0℃. Peripheral edema was remarkable at the neck, hands, and feet. Initial laboratory findings were as follows: hemoglobin 10.8 g/dL, white blood cells 17,300/mm3, platelet 199,000/mm3, blood urea nitrogen 20.8 mg/dL, and </w:t>
-            </w:r>
-            <w:r>
-              <w:rPr>
-                <w:color w:val="2C2C2C"/>
-                <w:sz w:val="17"/>
-                <w:szCs w:val="17"/>
-                <w:highlight w:val="yellow"/>
-                <w:lang w:val="en-US"/>
-              </w:rPr>
-              <w:t>serum creatinine 0.25 mg/dL</w:t>
-            </w:r>
-            <w:r>
-              <w:rPr>
-                <w:color w:val="2C2C2C"/>
-                <w:sz w:val="17"/>
-                <w:szCs w:val="17"/>
-                <w:lang w:val="en-US"/>
-              </w:rPr>
-              <w:t xml:space="preserve">. Urinalysis showed a specific gravity of 1.015, albumin 1+, 5–9 RBCs per HPF, and many white blood cells. Serum sodium was 123 mmol/L, potassium 3.7 mmol/L, chloride 87 mmol/L, and total CO2 20.7 mmol/L. </w:t>
-            </w:r>
-            <w:r>
-              <w:rPr>
-                <w:color w:val="2C2C2C"/>
-                <w:sz w:val="17"/>
-                <w:szCs w:val="17"/>
-                <w:highlight w:val="green"/>
-                <w:lang w:val="en-US"/>
-              </w:rPr>
-              <w:t>Urine sodium was 16 mmol/L</w:t>
-            </w:r>
-            <w:r>
-              <w:rPr>
-                <w:color w:val="2C2C2C"/>
-                <w:sz w:val="17"/>
-                <w:szCs w:val="17"/>
-                <w:lang w:val="en-US"/>
-              </w:rPr>
-              <w:t xml:space="preserve">, potassium 29 mmol/L, chloride 17 mmol/L, </w:t>
-            </w:r>
-            <w:r>
-              <w:rPr>
-                <w:color w:val="2C2C2C"/>
-                <w:sz w:val="17"/>
-                <w:szCs w:val="17"/>
-                <w:highlight w:val="cyan"/>
-                <w:lang w:val="en-US"/>
-              </w:rPr>
-              <w:t>creatinine 6.8 mg/dL</w:t>
-            </w:r>
-            <w:r>
-              <w:rPr>
-                <w:color w:val="2C2C2C"/>
-                <w:sz w:val="17"/>
-                <w:szCs w:val="17"/>
-                <w:lang w:val="en-US"/>
-              </w:rPr>
-              <w:t xml:space="preserve">, and urea nitrogen 425 mg/dL. Serum and urine osmolality were 268 and 405 </w:t>
-            </w:r>
-            <w:proofErr w:type="spellStart"/>
-            <w:r>
-              <w:rPr>
-                <w:color w:val="2C2C2C"/>
-                <w:sz w:val="17"/>
-                <w:szCs w:val="17"/>
-                <w:lang w:val="en-US"/>
-              </w:rPr>
-              <w:t>mOsm</w:t>
-            </w:r>
-            <w:proofErr w:type="spellEnd"/>
-            <w:r>
-              <w:rPr>
-                <w:color w:val="2C2C2C"/>
-                <w:sz w:val="17"/>
-                <w:szCs w:val="17"/>
-                <w:lang w:val="en-US"/>
-              </w:rPr>
-              <w:t>/kg H2O, respectively. Chest X-ray showed partial atelectasis of both lower lung lobes ().</w:t>
-            </w:r>
-          </w:p>
-          <w:p>
-            <w:pPr>
-              <w:spacing w:after="20"/>
-              <w:rPr>
-                <w:lang w:val="en-US"/>
-              </w:rPr>
-            </w:pPr>
-            <w:r>
-              <w:rPr>
-                <w:color w:val="2C2C2C"/>
-                <w:sz w:val="17"/>
-                <w:szCs w:val="17"/>
-                <w:lang w:val="en-US"/>
-              </w:rPr>
-              <w:t xml:space="preserve">In the ER, isotonic saline was infused to treat hyponatremia at a rate of 40 mL/h. Follow-up tests done at admission showed serum sodium 127 mmol/L, urine osmolality 223 </w:t>
-            </w:r>
-            <w:proofErr w:type="spellStart"/>
-            <w:r>
-              <w:rPr>
-                <w:color w:val="2C2C2C"/>
-                <w:sz w:val="17"/>
-                <w:szCs w:val="17"/>
-                <w:lang w:val="en-US"/>
-              </w:rPr>
-              <w:t>mOsm</w:t>
-            </w:r>
-            <w:proofErr w:type="spellEnd"/>
-            <w:r>
-              <w:rPr>
-                <w:color w:val="2C2C2C"/>
-                <w:sz w:val="17"/>
-                <w:szCs w:val="17"/>
-                <w:lang w:val="en-US"/>
-              </w:rPr>
-              <w:t xml:space="preserve">/kg H2O, urine sodium 12 mmol/L, urine potassium 8 mmol/L, urine chloride 7 mmol/L, and urine creatinine 2.5 mg/dL. Serum uric acid was 7.3 mg/dL, albumin was 2.8 g/dL, brain natriuretic peptide (BNP) was 93 </w:t>
-            </w:r>
-            <w:proofErr w:type="spellStart"/>
-            <w:r>
-              <w:rPr>
-                <w:color w:val="2C2C2C"/>
-                <w:sz w:val="17"/>
-                <w:szCs w:val="17"/>
-                <w:lang w:val="en-US"/>
-              </w:rPr>
-              <w:t>pg</w:t>
-            </w:r>
-            <w:proofErr w:type="spellEnd"/>
-            <w:r>
-              <w:rPr>
-                <w:color w:val="2C2C2C"/>
-                <w:sz w:val="17"/>
-                <w:szCs w:val="17"/>
-                <w:lang w:val="en-US"/>
-              </w:rPr>
-              <w:t xml:space="preserve">/mL, and C-reactive protein was 33.7 mg/dL. Gram-negative bacilli and Gram-positive cocci were present in the urine, but they were not identified due to low abundance. Thyroid hormones T3 and free T4 were normal, serum adrenocorticotropic hormone (ACTH) was 63 </w:t>
-            </w:r>
-            <w:proofErr w:type="spellStart"/>
-            <w:r>
-              <w:rPr>
-                <w:color w:val="2C2C2C"/>
-                <w:sz w:val="17"/>
-                <w:szCs w:val="17"/>
-                <w:lang w:val="en-US"/>
-              </w:rPr>
-              <w:t>pg</w:t>
-            </w:r>
-            <w:proofErr w:type="spellEnd"/>
-            <w:r>
-              <w:rPr>
-                <w:color w:val="2C2C2C"/>
-                <w:sz w:val="17"/>
-                <w:szCs w:val="17"/>
-                <w:lang w:val="en-US"/>
-              </w:rPr>
-              <w:t>/mL, and the peak level of serum cortisol in response to rapid ACTH stimulation was 48.6 µg/dL.</w:t>
-            </w:r>
-          </w:p>
-          <w:p>
-            <w:pPr>
-              <w:spacing w:after="20"/>
-              <w:rPr>
-                <w:lang w:val="en-US"/>
-              </w:rPr>
-            </w:pPr>
-            <w:r>
-              <w:rPr>
-                <w:color w:val="2C2C2C"/>
-                <w:sz w:val="17"/>
-                <w:szCs w:val="17"/>
-                <w:lang w:val="en-US"/>
-              </w:rPr>
-              <w:t>shows the changes in serum sodium concentration and urine volume during the admission. Soon after admission, serum sodium dropped to 121 mmol/L despite isotonic saline infusion. Notably, true oliguria (200 mL/d) was encountered in association with increasing edema. We had to use intravenous furosemide, and a small volume (500 mL) of 3% saline was given once. The patient's oliguria persisted for 3 days, at which time generalized aggravation of the patient's edema was noted, and hyponatremia was not improved by diuretic therapy (). Intravenous furosemide was gradually increased (10 to 60mg) and was finally administered by continuous infusion (240 mg/d).</w:t>
-            </w:r>
-          </w:p>
-          <w:p>
-            <w:pPr>
-              <w:spacing w:after="60"/>
-              <w:rPr>
-                <w:lang w:val="en-US"/>
-              </w:rPr>
-            </w:pPr>
-            <w:r>
-              <w:rPr>
-                <w:color w:val="2C2C2C"/>
-                <w:sz w:val="17"/>
-                <w:szCs w:val="17"/>
-                <w:lang w:val="en-US"/>
-              </w:rPr>
-              <w:t xml:space="preserve">Furosemide was switched into tolvaptan to treat hypervolemic hyponatremia. The initial dose of tolvaptan 15 mg induced an increase in urine output (1,500 mL/d), while serum sodium remained the same (121 mmol/L). On the following day, polyuria was induced by tolvaptan 30 mg in association with an improvement in hyponatremia (). Urine sodium increased from 12 to 56 mmol/L, and urine osmolality decreased from 223 to 147 </w:t>
-            </w:r>
-            <w:proofErr w:type="spellStart"/>
-            <w:r>
-              <w:rPr>
-                <w:color w:val="2C2C2C"/>
-                <w:sz w:val="17"/>
-                <w:szCs w:val="17"/>
-                <w:lang w:val="en-US"/>
-              </w:rPr>
-              <w:t>mOsm</w:t>
-            </w:r>
-            <w:proofErr w:type="spellEnd"/>
-            <w:r>
-              <w:rPr>
-                <w:color w:val="2C2C2C"/>
-                <w:sz w:val="17"/>
-                <w:szCs w:val="17"/>
-                <w:lang w:val="en-US"/>
-              </w:rPr>
-              <w:t>/kg H2O. When the serum sodium approached 130 mmol/L, the daily dose of tolvaptan was reduced to 15 mg. Over the next 2 weeks, the patient's edematous state, urine volume, and hyponatremia were stabilized with continued tolvaptan therapy. Following discharge, having been off tolvaptan for approximately one month, the patient's serum sodium concentration was 132 mmol/L.</w:t>
-            </w:r>
-          </w:p>
-        </w:tc>
-      </w:tr>
-    </w:tbl>
-    <w:p>
-      <w:pPr>
-        <w:spacing w:after="100"/>
-        <w:rPr>
-          <w:lang w:val="en-US"/>
-        </w:rPr>
-      </w:pPr>
-    </w:p>
-    <w:p>
-      <w:pPr>
-        <w:spacing w:before="160" w:after="40"/>
-      </w:pPr>
-      <w:proofErr w:type="spellStart"/>
-      <w:r>
-        <w:rPr>
-          <w:b/>
-          <w:bCs/>
-          <w:color w:val="2E5496"/>
-          <w:sz w:val="19"/>
-          <w:szCs w:val="19"/>
-        </w:rPr>
-        <w:t>Model</w:t>
-      </w:r>
-      <w:proofErr w:type="spellEnd"/>
-      <w:r>
-        <w:rPr>
-          <w:b/>
-          <w:bCs/>
-          <w:color w:val="2E5496"/>
-          <w:sz w:val="19"/>
-          <w:szCs w:val="19"/>
-        </w:rPr>
-        <w:t xml:space="preserve"> Reasoning</w:t>
-      </w:r>
-    </w:p>
-    <w:tbl>
-      <w:tblPr>
-        <w:tblW w:w="9720" w:type="dxa"/>
-        <w:tblBorders>
-          <w:top w:val="single" w:sz="4" w:space="0" w:color="auto"/>
-          <w:left w:val="single" w:sz="4" w:space="0" w:color="auto"/>
-          <w:bottom w:val="single" w:sz="4" w:space="0" w:color="auto"/>
-          <w:right w:val="single" w:sz="4" w:space="0" w:color="auto"/>
-          <w:insideH w:val="single" w:sz="4" w:space="0" w:color="auto"/>
-          <w:insideV w:val="single" w:sz="4" w:space="0" w:color="auto"/>
-        </w:tblBorders>
-        <w:tblCellMar>
-          <w:left w:w="10" w:type="dxa"/>
-          <w:right w:w="10" w:type="dxa"/>
-        </w:tblCellMar>
-        <w:tblLook w:val="04A0" w:firstRow="1" w:lastRow="0" w:firstColumn="1" w:lastColumn="0" w:noHBand="0" w:noVBand="1"/>
-      </w:tblPr>
-      <w:tblGrid>
-        <w:gridCol w:w="9720"/>
-      </w:tblGrid>
-      <w:tr>
-        <w:tc>
-          <w:tcPr>
-            <w:tcW w:w="9720" w:type="dxa"/>
-            <w:tcBorders>
-              <w:top w:val="single" w:sz="0" w:space="0" w:color="CCCCCC"/>
-              <w:left w:val="single" w:sz="0" w:space="0" w:color="CCCCCC"/>
-              <w:bottom w:val="single" w:sz="0" w:space="0" w:color="CCCCCC"/>
-              <w:right w:val="single" w:sz="0" w:space="0" w:color="CCCCCC"/>
-            </w:tcBorders>
-            <w:shd w:val="clear" w:color="auto" w:fill="F0F4FF"/>
-            <w:tcMar>
-              <w:top w:w="80" w:type="dxa"/>
-              <w:left w:w="140" w:type="dxa"/>
-              <w:bottom w:w="80" w:type="dxa"/>
-              <w:right w:w="140" w:type="dxa"/>
-            </w:tcMar>
-          </w:tcPr>
-          <w:p>
-            <w:pPr>
-              <w:spacing w:after="60"/>
-              <w:rPr>
-                <w:lang w:val="en-US"/>
-              </w:rPr>
-            </w:pPr>
-            <w:r>
-              <w:rPr>
-                <w:color w:val="2C2C2C"/>
-                <w:sz w:val="17"/>
-                <w:szCs w:val="17"/>
-                <w:lang w:val="en-US"/>
-              </w:rPr>
-              <w:t>To determine the validity of the claim, we need to calculate the fractional excretion of sodium (</w:t>
-            </w:r>
-            <w:proofErr w:type="spellStart"/>
-            <w:r>
-              <w:rPr>
-                <w:color w:val="2C2C2C"/>
-                <w:sz w:val="17"/>
-                <w:szCs w:val="17"/>
-                <w:lang w:val="en-US"/>
-              </w:rPr>
-              <w:t>FEna</w:t>
-            </w:r>
-            <w:proofErr w:type="spellEnd"/>
-            <w:r>
-              <w:rPr>
-                <w:color w:val="2C2C2C"/>
-                <w:sz w:val="17"/>
-                <w:szCs w:val="17"/>
-                <w:lang w:val="en-US"/>
-              </w:rPr>
-              <w:t xml:space="preserve">) using the formula: </w:t>
-            </w:r>
-            <w:proofErr w:type="spellStart"/>
-            <w:r>
-              <w:rPr>
-                <w:color w:val="2C2C2C"/>
-                <w:sz w:val="17"/>
-                <w:szCs w:val="17"/>
-                <w:lang w:val="en-US"/>
-              </w:rPr>
-              <w:t>FEna</w:t>
-            </w:r>
-            <w:proofErr w:type="spellEnd"/>
-            <w:r>
-              <w:rPr>
-                <w:color w:val="2C2C2C"/>
-                <w:sz w:val="17"/>
-                <w:szCs w:val="17"/>
-                <w:lang w:val="en-US"/>
-              </w:rPr>
-              <w:t xml:space="preserve"> = (</w:t>
-            </w:r>
-            <w:r>
-              <w:rPr>
-                <w:color w:val="2C2C2C"/>
-                <w:sz w:val="17"/>
-                <w:szCs w:val="17"/>
-                <w:highlight w:val="green"/>
-                <w:lang w:val="en-US"/>
-              </w:rPr>
-              <w:t>Urine sodium</w:t>
-            </w:r>
-            <w:r>
-              <w:rPr>
-                <w:color w:val="2C2C2C"/>
-                <w:sz w:val="17"/>
-                <w:szCs w:val="17"/>
-                <w:lang w:val="en-US"/>
-              </w:rPr>
-              <w:t xml:space="preserve"> / </w:t>
-            </w:r>
+              <w:t xml:space="preserve">sodium is 144 </w:t>
+            </w:r>
+            <w:proofErr w:type="spellStart"/>
             <w:r>
               <w:rPr>
                 <w:color w:val="2C2C2C"/>
@@ -15081,94 +13890,9 @@
                 <w:highlight w:val="darkGray"/>
                 <w:lang w:val="en-US"/>
               </w:rPr>
-              <w:t>Serum sodium</w:t>
-            </w:r>
-            <w:r>
-              <w:rPr>
-                <w:color w:val="2C2C2C"/>
-                <w:sz w:val="17"/>
-                <w:szCs w:val="17"/>
-                <w:lang w:val="en-US"/>
-              </w:rPr>
-              <w:t>) / (</w:t>
-            </w:r>
-            <w:r>
-              <w:rPr>
-                <w:color w:val="2C2C2C"/>
-                <w:sz w:val="17"/>
-                <w:szCs w:val="17"/>
-                <w:highlight w:val="cyan"/>
-                <w:lang w:val="en-US"/>
-              </w:rPr>
-              <w:t>Urine creatinine</w:t>
-            </w:r>
-            <w:r>
-              <w:rPr>
-                <w:color w:val="2C2C2C"/>
-                <w:sz w:val="17"/>
-                <w:szCs w:val="17"/>
-                <w:lang w:val="en-US"/>
-              </w:rPr>
-              <w:t xml:space="preserve"> / </w:t>
-            </w:r>
-            <w:r>
-              <w:rPr>
-                <w:color w:val="2C2C2C"/>
-                <w:sz w:val="17"/>
-                <w:szCs w:val="17"/>
-                <w:highlight w:val="yellow"/>
-                <w:lang w:val="en-US"/>
-              </w:rPr>
-              <w:t>Serum creatinine</w:t>
-            </w:r>
-            <w:r>
-              <w:rPr>
-                <w:color w:val="2C2C2C"/>
-                <w:sz w:val="17"/>
-                <w:szCs w:val="17"/>
-                <w:lang w:val="en-US"/>
-              </w:rPr>
-              <w:t xml:space="preserve">) * 100. Given the values, </w:t>
-            </w:r>
-            <w:proofErr w:type="spellStart"/>
-            <w:r>
-              <w:rPr>
-                <w:color w:val="2C2C2C"/>
-                <w:sz w:val="17"/>
-                <w:szCs w:val="17"/>
-                <w:lang w:val="en-US"/>
-              </w:rPr>
-              <w:t>FEna</w:t>
-            </w:r>
-            <w:proofErr w:type="spellEnd"/>
-            <w:r>
-              <w:rPr>
-                <w:color w:val="2C2C2C"/>
-                <w:sz w:val="17"/>
-                <w:szCs w:val="17"/>
-                <w:lang w:val="en-US"/>
-              </w:rPr>
-              <w:t xml:space="preserve"> = (</w:t>
-            </w:r>
-            <w:r>
-              <w:rPr>
-                <w:color w:val="2C2C2C"/>
-                <w:sz w:val="17"/>
-                <w:szCs w:val="17"/>
-                <w:highlight w:val="green"/>
-                <w:lang w:val="en-US"/>
-              </w:rPr>
-              <w:t>16.0</w:t>
-            </w:r>
-            <w:r>
-              <w:rPr>
-                <w:color w:val="2C2C2C"/>
-                <w:sz w:val="17"/>
-                <w:szCs w:val="17"/>
-                <w:lang w:val="en-US"/>
-              </w:rPr>
-              <w:t xml:space="preserve"> / </w:t>
-            </w:r>
+              <w:t>mEq</w:t>
+            </w:r>
+            <w:proofErr w:type="spellEnd"/>
             <w:r>
               <w:rPr>
                 <w:color w:val="2C2C2C"/>
@@ -15177,106 +13901,36 @@
                 <w:highlight w:val="darkGray"/>
                 <w:lang w:val="en-US"/>
               </w:rPr>
-              <w:t>123.0</w:t>
-            </w:r>
-            <w:r>
-              <w:rPr>
-                <w:color w:val="2C2C2C"/>
-                <w:sz w:val="17"/>
-                <w:szCs w:val="17"/>
-                <w:lang w:val="en-US"/>
-              </w:rPr>
-              <w:t>) / (</w:t>
-            </w:r>
-            <w:r>
-              <w:rPr>
-                <w:color w:val="2C2C2C"/>
-                <w:sz w:val="17"/>
-                <w:szCs w:val="17"/>
-                <w:highlight w:val="cyan"/>
-                <w:lang w:val="en-US"/>
-              </w:rPr>
-              <w:t>6.8</w:t>
-            </w:r>
-            <w:r>
-              <w:rPr>
-                <w:color w:val="2C2C2C"/>
-                <w:sz w:val="17"/>
-                <w:szCs w:val="17"/>
-                <w:lang w:val="en-US"/>
-              </w:rPr>
-              <w:t xml:space="preserve"> / </w:t>
-            </w:r>
-            <w:r>
-              <w:rPr>
-                <w:color w:val="2C2C2C"/>
-                <w:sz w:val="17"/>
-                <w:szCs w:val="17"/>
-                <w:highlight w:val="yellow"/>
-                <w:lang w:val="en-US"/>
-              </w:rPr>
-              <w:t>0.25</w:t>
-            </w:r>
-            <w:r>
-              <w:rPr>
-                <w:color w:val="2C2C2C"/>
-                <w:sz w:val="17"/>
-                <w:szCs w:val="17"/>
-                <w:lang w:val="en-US"/>
-              </w:rPr>
-              <w:t xml:space="preserve">) * 100 </w:t>
-            </w:r>
-            <w:r>
-              <w:rPr>
-                <w:b/>
-                <w:bCs/>
-                <w:i/>
-                <w:iCs/>
-                <w:color w:val="FF0000"/>
-                <w:sz w:val="17"/>
-                <w:szCs w:val="17"/>
-                <w:u w:val="single"/>
-                <w:lang w:val="en-US"/>
-              </w:rPr>
-              <w:t>= 0.4165%.</w:t>
-            </w:r>
-            <w:r>
-              <w:rPr>
-                <w:color w:val="FF0000"/>
-                <w:sz w:val="17"/>
-                <w:szCs w:val="17"/>
-                <w:lang w:val="en-US"/>
-              </w:rPr>
-              <w:t xml:space="preserve"> </w:t>
-            </w:r>
-            <w:r>
-              <w:rPr>
-                <w:color w:val="2C2C2C"/>
-                <w:sz w:val="17"/>
-                <w:szCs w:val="17"/>
-                <w:lang w:val="en-US"/>
-              </w:rPr>
-              <w:t xml:space="preserve">This calculation matches the provided </w:t>
-            </w:r>
-            <w:proofErr w:type="spellStart"/>
-            <w:r>
-              <w:rPr>
-                <w:color w:val="2C2C2C"/>
-                <w:sz w:val="17"/>
-                <w:szCs w:val="17"/>
-                <w:lang w:val="en-US"/>
-              </w:rPr>
-              <w:t>FEna</w:t>
-            </w:r>
-            <w:proofErr w:type="spellEnd"/>
-            <w:r>
-              <w:rPr>
-                <w:color w:val="2C2C2C"/>
-                <w:sz w:val="17"/>
-                <w:szCs w:val="17"/>
-                <w:lang w:val="en-US"/>
-              </w:rPr>
-              <w:t xml:space="preserve"> percentage, indicating that the claim is accurate.</w:t>
+              <w:t>/L</w:t>
+            </w:r>
+            <w:r>
+              <w:rPr>
+                <w:color w:val="2C2C2C"/>
+                <w:sz w:val="17"/>
+                <w:szCs w:val="17"/>
+                <w:lang w:val="en-US"/>
+              </w:rPr>
+              <w:t xml:space="preserve">, we can calculate the free body water deficit. Free Body Water Deficit = (0.6 × 62 kg) / (0.9 × 144 </w:t>
+            </w:r>
+            <w:proofErr w:type="spellStart"/>
+            <w:r>
+              <w:rPr>
+                <w:color w:val="2C2C2C"/>
+                <w:sz w:val="17"/>
+                <w:szCs w:val="17"/>
+                <w:lang w:val="en-US"/>
+              </w:rPr>
+              <w:t>mEq</w:t>
+            </w:r>
+            <w:proofErr w:type="spellEnd"/>
+            <w:r>
+              <w:rPr>
+                <w:color w:val="2C2C2C"/>
+                <w:sz w:val="17"/>
+                <w:szCs w:val="17"/>
+                <w:lang w:val="en-US"/>
+              </w:rPr>
+              <w:t>/L) = 0.6 × 62 kg / 129.6 = 2.34 L. However, the claim states the free body water deficit is 0.7971 L, which is not consistent with the calculated value.</w:t>
             </w:r>
           </w:p>
         </w:tc>
@@ -15354,10 +14008,10 @@
           <w:tcPr>
             <w:tcW w:w="9720" w:type="dxa"/>
             <w:tcBorders>
-              <w:top w:val="single" w:sz="0" w:space="0" w:color="CCCCCC"/>
-              <w:left w:val="single" w:sz="0" w:space="0" w:color="CCCCCC"/>
-              <w:bottom w:val="single" w:sz="0" w:space="0" w:color="CCCCCC"/>
-              <w:right w:val="single" w:sz="0" w:space="0" w:color="CCCCCC"/>
+              <w:top w:val="single" w:sz="1" w:space="0" w:color="CCCCCC"/>
+              <w:left w:val="single" w:sz="1" w:space="0" w:color="CCCCCC"/>
+              <w:bottom w:val="single" w:sz="1" w:space="0" w:color="CCCCCC"/>
+              <w:right w:val="single" w:sz="1" w:space="0" w:color="CCCCCC"/>
             </w:tcBorders>
             <w:shd w:val="clear" w:color="auto" w:fill="FDF8EE"/>
             <w:tcMar>
@@ -15381,7 +14035,7 @@
                 <w:szCs w:val="17"/>
                 <w:lang w:val="en-US"/>
               </w:rPr>
-              <w:t xml:space="preserve">Extractive Claim Verification: - The claim states </w:t>
+              <w:t xml:space="preserve">Extractive Claim Verification: - The claim states the age is </w:t>
             </w:r>
             <w:r>
               <w:rPr>
@@ -15391,7 +14045,7 @@
                 <w:highlight w:val="yellow"/>
                 <w:lang w:val="en-US"/>
               </w:rPr>
-              <w:t>the creatinine is 0.25 mg/dL</w:t>
+              <w:t>72 years</w:t>
             </w:r>
             <w:r>
               <w:rPr>
@@ -15420,27 +14074,7 @@
                 <w:szCs w:val="17"/>
                 <w:lang w:val="en-US"/>
               </w:rPr>
-              <w:t xml:space="preserve"> states "</w:t>
-            </w:r>
-            <w:proofErr w:type="spellStart"/>
-            <w:r>
-              <w:rPr>
-                <w:color w:val="4A3000"/>
-                <w:sz w:val="17"/>
-                <w:szCs w:val="17"/>
-                <w:lang w:val="en-US"/>
-              </w:rPr>
-              <w:t>trogen</w:t>
-            </w:r>
-            <w:proofErr w:type="spellEnd"/>
-            <w:r>
-              <w:rPr>
-                <w:color w:val="4A3000"/>
-                <w:sz w:val="17"/>
-                <w:szCs w:val="17"/>
-                <w:lang w:val="en-US"/>
-              </w:rPr>
-              <w:t xml:space="preserve"> 20.8 mg/dL, and serum creatinine 0.25 mg/dL. Urinalysis showed a specific gravity of 1.015, albumin 1+, 5–9 RBCs per HPF, and many white blood cells. Ser". - The claim states the </w:t>
+              <w:t xml:space="preserve"> states "A 72-year-old woman was admitted to our hospital for surgery for esophageal cancer. At admission, her blood pressure was 1". - The claim states the </w:t>
             </w:r>
             <w:r>
               <w:rPr>
@@ -15450,7 +14084,26 @@
                 <w:highlight w:val="green"/>
                 <w:lang w:val="en-US"/>
               </w:rPr>
-              <w:t>Urine sodium is 16.0 mmol/L</w:t>
+              <w:t>weight is 62.0 kg</w:t>
+            </w:r>
+            <w:r>
+              <w:rPr>
+                <w:color w:val="4A3000"/>
+                <w:sz w:val="17"/>
+                <w:szCs w:val="17"/>
+                <w:lang w:val="en-US"/>
+              </w:rPr>
+              <w:t xml:space="preserve">, which is correct. This information is documented in the patient note. - The claim states the sex is </w:t>
+            </w:r>
+            <w:r>
+              <w:rPr>
+                <w:color w:val="4A3000"/>
+                <w:sz w:val="17"/>
+                <w:szCs w:val="17"/>
+                <w:highlight w:val="cyan"/>
+                <w:lang w:val="en-US"/>
+              </w:rPr>
+              <w:t>Female</w:t>
             </w:r>
             <w:r>
               <w:rPr>
@@ -15466,19 +14119,227 @@
                 <w:color w:val="4A3000"/>
                 <w:sz w:val="17"/>
                 <w:szCs w:val="17"/>
-                <w:highlight w:val="cyan"/>
-                <w:lang w:val="en-US"/>
-              </w:rPr>
-              <w:t>Urine creatinine is 6.8 mg/dL</w:t>
-            </w:r>
-            <w:r>
-              <w:rPr>
-                <w:color w:val="4A3000"/>
-                <w:sz w:val="17"/>
-                <w:szCs w:val="17"/>
-                <w:lang w:val="en-US"/>
-              </w:rPr>
-              <w:t xml:space="preserve">, which is correct. The patient </w:t>
+                <w:highlight w:val="darkGray"/>
+                <w:lang w:val="en-US"/>
+              </w:rPr>
+              <w:t xml:space="preserve">Sodium is 144.0 </w:t>
+            </w:r>
+            <w:proofErr w:type="spellStart"/>
+            <w:r>
+              <w:rPr>
+                <w:color w:val="4A3000"/>
+                <w:sz w:val="17"/>
+                <w:szCs w:val="17"/>
+                <w:highlight w:val="darkGray"/>
+                <w:lang w:val="en-US"/>
+              </w:rPr>
+              <w:t>mEq</w:t>
+            </w:r>
+            <w:proofErr w:type="spellEnd"/>
+            <w:r>
+              <w:rPr>
+                <w:color w:val="4A3000"/>
+                <w:sz w:val="17"/>
+                <w:szCs w:val="17"/>
+                <w:highlight w:val="darkGray"/>
+                <w:lang w:val="en-US"/>
+              </w:rPr>
+              <w:t>/L</w:t>
+            </w:r>
+            <w:r>
+              <w:rPr>
+                <w:color w:val="4A3000"/>
+                <w:sz w:val="17"/>
+                <w:szCs w:val="17"/>
+                <w:lang w:val="en-US"/>
+              </w:rPr>
+              <w:t xml:space="preserve">, which is correct. This information is documented in the patient note.  Implicit Calculation Claim Verification: - Conclusion: The calculation result in the claim is 0.7971 L. According to the Free Water Deficit formula, the correct answer is 0.7971 L. The claim's answer is within 5% of the correct result (difference: 0.01%), so the calculation is correct. - Ground Truth Explanation: The </w:t>
+            </w:r>
+            <w:r>
+              <w:rPr>
+                <w:b/>
+                <w:bCs/>
+                <w:color w:val="C00000"/>
+                <w:sz w:val="17"/>
+                <w:szCs w:val="17"/>
+                <w:lang w:val="en-US"/>
+              </w:rPr>
+              <w:t>formula</w:t>
+            </w:r>
+            <w:r>
+              <w:rPr>
+                <w:color w:val="C00000"/>
+                <w:sz w:val="17"/>
+                <w:szCs w:val="17"/>
+                <w:lang w:val="en-US"/>
+              </w:rPr>
+              <w:t xml:space="preserve"> </w:t>
+            </w:r>
+            <w:r>
+              <w:rPr>
+                <w:color w:val="4A3000"/>
+                <w:sz w:val="17"/>
+                <w:szCs w:val="17"/>
+                <w:lang w:val="en-US"/>
+              </w:rPr>
+              <w:t xml:space="preserve">for computing the </w:t>
+            </w:r>
+            <w:r>
+              <w:rPr>
+                <w:color w:val="C00000"/>
+                <w:sz w:val="17"/>
+                <w:szCs w:val="17"/>
+                <w:lang w:val="en-US"/>
+              </w:rPr>
+              <w:t xml:space="preserve">free water deficit </w:t>
+            </w:r>
+            <w:r>
+              <w:rPr>
+                <w:color w:val="4A3000"/>
+                <w:sz w:val="17"/>
+                <w:szCs w:val="17"/>
+                <w:lang w:val="en-US"/>
+              </w:rPr>
+              <w:t xml:space="preserve">is </w:t>
+            </w:r>
+            <w:r>
+              <w:rPr>
+                <w:b/>
+                <w:bCs/>
+                <w:color w:val="C00000"/>
+                <w:sz w:val="17"/>
+                <w:szCs w:val="17"/>
+                <w:lang w:val="en-US"/>
+              </w:rPr>
+              <w:t>(total body water percentage) * (weight) * (sodium/140 - 1),</w:t>
+            </w:r>
+            <w:r>
+              <w:rPr>
+                <w:color w:val="C00000"/>
+                <w:sz w:val="17"/>
+                <w:szCs w:val="17"/>
+                <w:lang w:val="en-US"/>
+              </w:rPr>
+              <w:t xml:space="preserve"> </w:t>
+            </w:r>
+            <w:r>
+              <w:rPr>
+                <w:color w:val="4A3000"/>
+                <w:sz w:val="17"/>
+                <w:szCs w:val="17"/>
+                <w:lang w:val="en-US"/>
+              </w:rPr>
+              <w:t xml:space="preserve">where the total body water percentage is a percentage expressed as a decimal, weight is in kg, and the sodium concentration is in mmol/L. The total body water percentage is based on the patient's age and gender. Adult male: 60% (i.e., use 0.6 in the equation) Adult female: 50% (0.5) Elderly male: 50% (0.5) Elderly female: 45% (0.45) Child: 60% (0.6) The patient is 72 years old. The patient's is a Female. The patient's age is greater than 64 years and so the patient is considered elderly. For elderly </w:t>
+            </w:r>
+            <w:r>
+              <w:rPr>
+                <w:color w:val="4A3000"/>
+                <w:sz w:val="17"/>
+                <w:szCs w:val="17"/>
+                <w:lang w:val="en-US"/>
+              </w:rPr>
+              <w:lastRenderedPageBreak/>
+              <w:t xml:space="preserve">female's, the total body water percentage value is 0.45. The patient's weight is 62.0 kg. The concentration of sodium is 144.0 </w:t>
+            </w:r>
+            <w:proofErr w:type="spellStart"/>
+            <w:r>
+              <w:rPr>
+                <w:color w:val="4A3000"/>
+                <w:sz w:val="17"/>
+                <w:szCs w:val="17"/>
+                <w:lang w:val="en-US"/>
+              </w:rPr>
+              <w:t>mEq</w:t>
+            </w:r>
+            <w:proofErr w:type="spellEnd"/>
+            <w:r>
+              <w:rPr>
+                <w:color w:val="4A3000"/>
+                <w:sz w:val="17"/>
+                <w:szCs w:val="17"/>
+                <w:lang w:val="en-US"/>
+              </w:rPr>
+              <w:t xml:space="preserve">/L. We need to convert the concentration to mmol/L. Let's first convert the mass of sodium from </w:t>
+            </w:r>
+            <w:proofErr w:type="spellStart"/>
+            <w:r>
+              <w:rPr>
+                <w:color w:val="4A3000"/>
+                <w:sz w:val="17"/>
+                <w:szCs w:val="17"/>
+                <w:lang w:val="en-US"/>
+              </w:rPr>
+              <w:t>mEq</w:t>
+            </w:r>
+            <w:proofErr w:type="spellEnd"/>
+            <w:r>
+              <w:rPr>
+                <w:color w:val="4A3000"/>
+                <w:sz w:val="17"/>
+                <w:szCs w:val="17"/>
+                <w:lang w:val="en-US"/>
+              </w:rPr>
+              <w:t xml:space="preserve"> to mmol. The mass of sodium is 144.0 </w:t>
+            </w:r>
+            <w:proofErr w:type="spellStart"/>
+            <w:r>
+              <w:rPr>
+                <w:color w:val="4A3000"/>
+                <w:sz w:val="17"/>
+                <w:szCs w:val="17"/>
+                <w:lang w:val="en-US"/>
+              </w:rPr>
+              <w:t>mEq</w:t>
+            </w:r>
+            <w:proofErr w:type="spellEnd"/>
+            <w:r>
+              <w:rPr>
+                <w:color w:val="4A3000"/>
+                <w:sz w:val="17"/>
+                <w:szCs w:val="17"/>
+                <w:lang w:val="en-US"/>
+              </w:rPr>
+              <w:t xml:space="preserve">. To convert from 144.0 </w:t>
+            </w:r>
+            <w:proofErr w:type="spellStart"/>
+            <w:r>
+              <w:rPr>
+                <w:color w:val="4A3000"/>
+                <w:sz w:val="17"/>
+                <w:szCs w:val="17"/>
+                <w:lang w:val="en-US"/>
+              </w:rPr>
+              <w:t>mEq</w:t>
+            </w:r>
+            <w:proofErr w:type="spellEnd"/>
+            <w:r>
+              <w:rPr>
+                <w:color w:val="4A3000"/>
+                <w:sz w:val="17"/>
+                <w:szCs w:val="17"/>
+                <w:lang w:val="en-US"/>
+              </w:rPr>
+              <w:t xml:space="preserve"> to mmol, convert from </w:t>
+            </w:r>
+            <w:proofErr w:type="spellStart"/>
+            <w:r>
+              <w:rPr>
+                <w:color w:val="4A3000"/>
+                <w:sz w:val="17"/>
+                <w:szCs w:val="17"/>
+                <w:lang w:val="en-US"/>
+              </w:rPr>
+              <w:t>mEq</w:t>
+            </w:r>
+            <w:proofErr w:type="spellEnd"/>
+            <w:r>
+              <w:rPr>
+                <w:color w:val="4A3000"/>
+                <w:sz w:val="17"/>
+                <w:szCs w:val="17"/>
+                <w:lang w:val="en-US"/>
+              </w:rPr>
+              <w:t xml:space="preserve"> to mmol. The compound 144.0 has a valence of </w:t>
             </w:r>
             <w:proofErr w:type="gramStart"/>
             <w:r>
@@ -15488,7 +14349,7 @@
                 <w:szCs w:val="17"/>
                 <w:lang w:val="en-US"/>
               </w:rPr>
-              <w:t>note</w:t>
+              <w:t>1, and</w:t>
             </w:r>
             <w:proofErr w:type="gramEnd"/>
             <w:r>
@@ -15498,117 +14359,39 @@
                 <w:szCs w:val="17"/>
                 <w:lang w:val="en-US"/>
               </w:rPr>
-              <w:t xml:space="preserve"> states </w:t>
-            </w:r>
-            <w:r>
-              <w:rPr>
-                <w:color w:val="4A3000"/>
-                <w:sz w:val="17"/>
-                <w:szCs w:val="17"/>
-                <w:lang w:val="en-US"/>
-              </w:rPr>
-              <w:lastRenderedPageBreak/>
-              <w:t xml:space="preserve">"mmol/L, chloride 17 mmol/L, creatinine 6.8 mg/dL, and urea nitrogen 425 mg/dL. Serum and urine osmolality were 268 and 405 </w:t>
-            </w:r>
-            <w:proofErr w:type="spellStart"/>
-            <w:r>
-              <w:rPr>
-                <w:color w:val="4A3000"/>
-                <w:sz w:val="17"/>
-                <w:szCs w:val="17"/>
-                <w:lang w:val="en-US"/>
-              </w:rPr>
-              <w:t>mOsm</w:t>
-            </w:r>
-            <w:proofErr w:type="spellEnd"/>
-            <w:r>
-              <w:rPr>
-                <w:color w:val="4A3000"/>
-                <w:sz w:val="17"/>
-                <w:szCs w:val="17"/>
-                <w:lang w:val="en-US"/>
-              </w:rPr>
-              <w:t xml:space="preserve">/kg H2O, respectively. Chest X-r". - The claim states the </w:t>
-            </w:r>
-            <w:r>
-              <w:rPr>
-                <w:color w:val="4A3000"/>
-                <w:sz w:val="17"/>
-                <w:szCs w:val="17"/>
-                <w:highlight w:val="darkGray"/>
-                <w:lang w:val="en-US"/>
-              </w:rPr>
-              <w:t>Sodium is 123.0 mmol/L</w:t>
-            </w:r>
-            <w:r>
-              <w:rPr>
-                <w:color w:val="4A3000"/>
-                <w:sz w:val="17"/>
-                <w:szCs w:val="17"/>
-                <w:lang w:val="en-US"/>
-              </w:rPr>
-              <w:t>, which is correct. This information is documented in the patient note.  Implicit Calculation Claim Verification: - Conclusion: The calculation result in the claim is 0.4165 %. According to the Fractional Excretion of Sodium (</w:t>
-            </w:r>
-            <w:proofErr w:type="spellStart"/>
-            <w:r>
-              <w:rPr>
-                <w:color w:val="4A3000"/>
-                <w:sz w:val="17"/>
-                <w:szCs w:val="17"/>
-                <w:lang w:val="en-US"/>
-              </w:rPr>
-              <w:t>FENa</w:t>
-            </w:r>
-            <w:proofErr w:type="spellEnd"/>
-            <w:r>
-              <w:rPr>
-                <w:color w:val="4A3000"/>
-                <w:sz w:val="17"/>
-                <w:szCs w:val="17"/>
-                <w:lang w:val="en-US"/>
-              </w:rPr>
-              <w:t xml:space="preserve">) formula, the correct answer is 0.4782 %. The claim's answer deviates from the correct result (difference: 12.91%, exceeding the 5% threshold), so the calculation is incorrect. - Ground Truth Explanation: The formula for computing the </w:t>
-            </w:r>
-            <w:proofErr w:type="spellStart"/>
-            <w:r>
-              <w:rPr>
-                <w:color w:val="4A3000"/>
-                <w:sz w:val="17"/>
-                <w:szCs w:val="17"/>
-                <w:lang w:val="en-US"/>
-              </w:rPr>
-              <w:t>FEna</w:t>
-            </w:r>
-            <w:proofErr w:type="spellEnd"/>
-            <w:r>
-              <w:rPr>
-                <w:color w:val="4A3000"/>
-                <w:sz w:val="17"/>
-                <w:szCs w:val="17"/>
-                <w:lang w:val="en-US"/>
-              </w:rPr>
-              <w:t xml:space="preserve"> percentage is (creatinine * </w:t>
-            </w:r>
-            <w:proofErr w:type="spellStart"/>
-            <w:r>
-              <w:rPr>
-                <w:color w:val="4A3000"/>
-                <w:sz w:val="17"/>
-                <w:szCs w:val="17"/>
-                <w:lang w:val="en-US"/>
-              </w:rPr>
-              <w:t>urine_sodium</w:t>
-            </w:r>
-            <w:proofErr w:type="spellEnd"/>
-            <w:r>
-              <w:rPr>
-                <w:color w:val="4A3000"/>
-                <w:sz w:val="17"/>
-                <w:szCs w:val="17"/>
-                <w:lang w:val="en-US"/>
-              </w:rPr>
-              <w:t>)</w:t>
-            </w:r>
+              <w:t xml:space="preserve"> so divide the valence by the value of </w:t>
+            </w:r>
+            <w:proofErr w:type="spellStart"/>
+            <w:r>
+              <w:rPr>
+                <w:color w:val="4A3000"/>
+                <w:sz w:val="17"/>
+                <w:szCs w:val="17"/>
+                <w:lang w:val="en-US"/>
+              </w:rPr>
+              <w:t>mEq</w:t>
+            </w:r>
+            <w:proofErr w:type="spellEnd"/>
+            <w:r>
+              <w:rPr>
+                <w:color w:val="4A3000"/>
+                <w:sz w:val="17"/>
+                <w:szCs w:val="17"/>
+                <w:lang w:val="en-US"/>
+              </w:rPr>
+              <w:t xml:space="preserve"> to get, 144.0 </w:t>
+            </w:r>
+            <w:proofErr w:type="spellStart"/>
+            <w:r>
+              <w:rPr>
+                <w:color w:val="4A3000"/>
+                <w:sz w:val="17"/>
+                <w:szCs w:val="17"/>
+                <w:lang w:val="en-US"/>
+              </w:rPr>
+              <w:t>mEq</w:t>
+            </w:r>
+            <w:proofErr w:type="spellEnd"/>
             <w:proofErr w:type="gramStart"/>
             <w:r>
               <w:rPr>
@@ -15627,27 +14410,7 @@
                 <w:szCs w:val="17"/>
                 <w:lang w:val="en-US"/>
               </w:rPr>
-              <w:t xml:space="preserve">sodium * </w:t>
-            </w:r>
-            <w:proofErr w:type="spellStart"/>
-            <w:r>
-              <w:rPr>
-                <w:color w:val="4A3000"/>
-                <w:sz w:val="17"/>
-                <w:szCs w:val="17"/>
-                <w:lang w:val="en-US"/>
-              </w:rPr>
-              <w:t>urine_creatinine</w:t>
-            </w:r>
-            <w:proofErr w:type="spellEnd"/>
-            <w:r>
-              <w:rPr>
-                <w:color w:val="4A3000"/>
-                <w:sz w:val="17"/>
-                <w:szCs w:val="17"/>
-                <w:lang w:val="en-US"/>
-              </w:rPr>
-              <w:t xml:space="preserve">) * 100, where creatinine is the concentration in mg/dL, urine sodium is the concentration in </w:t>
+              <w:t xml:space="preserve">1 </w:t>
             </w:r>
             <w:proofErr w:type="spellStart"/>
             <w:r>
@@ -15667,7 +14430,27 @@
                 <w:szCs w:val="17"/>
                 <w:lang w:val="en-US"/>
               </w:rPr>
-              <w:t xml:space="preserve">/L, sodium is the concentration </w:t>
+              <w:t xml:space="preserve">/mmol) = 144.0 mmol sodium. The volume units is </w:t>
+            </w:r>
+            <w:proofErr w:type="gramStart"/>
+            <w:r>
+              <w:rPr>
+                <w:color w:val="4A3000"/>
+                <w:sz w:val="17"/>
+                <w:szCs w:val="17"/>
+                <w:lang w:val="en-US"/>
+              </w:rPr>
+              <w:t>L</w:t>
+            </w:r>
+            <w:proofErr w:type="gramEnd"/>
+            <w:r>
+              <w:rPr>
+                <w:color w:val="4A3000"/>
+                <w:sz w:val="17"/>
+                <w:szCs w:val="17"/>
+                <w:lang w:val="en-US"/>
+              </w:rPr>
+              <w:t xml:space="preserve"> so no volume conversion is needed. Hence, the concentration value of 144.0 </w:t>
             </w:r>
             <w:proofErr w:type="spellStart"/>
             <w:r>
@@ -15687,307 +14470,7 @@
                 <w:szCs w:val="17"/>
                 <w:lang w:val="en-US"/>
               </w:rPr>
-              <w:t xml:space="preserve">/L, and urine creatinine is the concentration in mg/dL. The concentration of sodium is 123.0 mmol/L. We need to convert the concentration to </w:t>
-            </w:r>
-            <w:proofErr w:type="spellStart"/>
-            <w:r>
-              <w:rPr>
-                <w:color w:val="4A3000"/>
-                <w:sz w:val="17"/>
-                <w:szCs w:val="17"/>
-                <w:lang w:val="en-US"/>
-              </w:rPr>
-              <w:t>mEq</w:t>
-            </w:r>
-            <w:proofErr w:type="spellEnd"/>
-            <w:r>
-              <w:rPr>
-                <w:color w:val="4A3000"/>
-                <w:sz w:val="17"/>
-                <w:szCs w:val="17"/>
-                <w:lang w:val="en-US"/>
-              </w:rPr>
-              <w:t xml:space="preserve">/L. Let's first convert the mass of sodium from mmol to </w:t>
-            </w:r>
-            <w:proofErr w:type="spellStart"/>
-            <w:r>
-              <w:rPr>
-                <w:color w:val="4A3000"/>
-                <w:sz w:val="17"/>
-                <w:szCs w:val="17"/>
-                <w:lang w:val="en-US"/>
-              </w:rPr>
-              <w:t>mEq</w:t>
-            </w:r>
-            <w:proofErr w:type="spellEnd"/>
-            <w:r>
-              <w:rPr>
-                <w:color w:val="4A3000"/>
-                <w:sz w:val="17"/>
-                <w:szCs w:val="17"/>
-                <w:lang w:val="en-US"/>
-              </w:rPr>
-              <w:t xml:space="preserve">. The mass of sodium is 123.0 mmol. The compound, sodium, has a valence of 1, and so multiply the valence by the value of mmol to get, 123.0 mmol * 1 </w:t>
-            </w:r>
-            <w:proofErr w:type="spellStart"/>
-            <w:r>
-              <w:rPr>
-                <w:color w:val="4A3000"/>
-                <w:sz w:val="17"/>
-                <w:szCs w:val="17"/>
-                <w:lang w:val="en-US"/>
-              </w:rPr>
-              <w:t>mEq</w:t>
-            </w:r>
-            <w:proofErr w:type="spellEnd"/>
-            <w:r>
-              <w:rPr>
-                <w:color w:val="4A3000"/>
-                <w:sz w:val="17"/>
-                <w:szCs w:val="17"/>
-                <w:lang w:val="en-US"/>
-              </w:rPr>
-              <w:t xml:space="preserve">/mmol = 123.0 </w:t>
-            </w:r>
-            <w:proofErr w:type="spellStart"/>
-            <w:r>
-              <w:rPr>
-                <w:color w:val="4A3000"/>
-                <w:sz w:val="17"/>
-                <w:szCs w:val="17"/>
-                <w:lang w:val="en-US"/>
-              </w:rPr>
-              <w:t>mEq</w:t>
-            </w:r>
-            <w:proofErr w:type="spellEnd"/>
-            <w:r>
-              <w:rPr>
-                <w:color w:val="4A3000"/>
-                <w:sz w:val="17"/>
-                <w:szCs w:val="17"/>
-                <w:lang w:val="en-US"/>
-              </w:rPr>
-              <w:t xml:space="preserve"> sodium. The volume units is </w:t>
-            </w:r>
-            <w:proofErr w:type="gramStart"/>
-            <w:r>
-              <w:rPr>
-                <w:color w:val="4A3000"/>
-                <w:sz w:val="17"/>
-                <w:szCs w:val="17"/>
-                <w:lang w:val="en-US"/>
-              </w:rPr>
-              <w:t>L</w:t>
-            </w:r>
-            <w:proofErr w:type="gramEnd"/>
-            <w:r>
-              <w:rPr>
-                <w:color w:val="4A3000"/>
-                <w:sz w:val="17"/>
-                <w:szCs w:val="17"/>
-                <w:lang w:val="en-US"/>
-              </w:rPr>
-              <w:t xml:space="preserve"> so no volume conversion is needed. Hence, the concentration value of 123.0 mmol sodium/L converts to 123.0 </w:t>
-            </w:r>
-            <w:proofErr w:type="spellStart"/>
-            <w:r>
-              <w:rPr>
-                <w:color w:val="4A3000"/>
-                <w:sz w:val="17"/>
-                <w:szCs w:val="17"/>
-                <w:lang w:val="en-US"/>
-              </w:rPr>
-              <w:t>mEq</w:t>
-            </w:r>
-            <w:proofErr w:type="spellEnd"/>
-            <w:r>
-              <w:rPr>
-                <w:color w:val="4A3000"/>
-                <w:sz w:val="17"/>
-                <w:szCs w:val="17"/>
-                <w:lang w:val="en-US"/>
-              </w:rPr>
-              <w:t xml:space="preserve"> sodium/L.  The concentration of creatinine is 0.25 mg/dL.  The concentration of urine creatinine is 6.8 mg/dL.  The concentration of urine sodium is 16.0 mmol/L. We need to convert the concentration to </w:t>
-            </w:r>
-            <w:proofErr w:type="spellStart"/>
-            <w:r>
-              <w:rPr>
-                <w:color w:val="4A3000"/>
-                <w:sz w:val="17"/>
-                <w:szCs w:val="17"/>
-                <w:lang w:val="en-US"/>
-              </w:rPr>
-              <w:t>mEq</w:t>
-            </w:r>
-            <w:proofErr w:type="spellEnd"/>
-            <w:r>
-              <w:rPr>
-                <w:color w:val="4A3000"/>
-                <w:sz w:val="17"/>
-                <w:szCs w:val="17"/>
-                <w:lang w:val="en-US"/>
-              </w:rPr>
-              <w:t xml:space="preserve">/L. Let's first convert the mass of urine sodium from mmol to </w:t>
-            </w:r>
-            <w:proofErr w:type="spellStart"/>
-            <w:r>
-              <w:rPr>
-                <w:color w:val="4A3000"/>
-                <w:sz w:val="17"/>
-                <w:szCs w:val="17"/>
-                <w:lang w:val="en-US"/>
-              </w:rPr>
-              <w:t>mEq</w:t>
-            </w:r>
-            <w:proofErr w:type="spellEnd"/>
-            <w:r>
-              <w:rPr>
-                <w:color w:val="4A3000"/>
-                <w:sz w:val="17"/>
-                <w:szCs w:val="17"/>
-                <w:lang w:val="en-US"/>
-              </w:rPr>
-              <w:t xml:space="preserve">. The mass of urine sodium is 16.0 mmol. The compound, urine sodium, has a valence of 1, and so multiply the valence by the value of mmol to get, 16.0 mmol * 1 </w:t>
-            </w:r>
-            <w:proofErr w:type="spellStart"/>
-            <w:r>
-              <w:rPr>
-                <w:color w:val="4A3000"/>
-                <w:sz w:val="17"/>
-                <w:szCs w:val="17"/>
-                <w:lang w:val="en-US"/>
-              </w:rPr>
-              <w:t>mEq</w:t>
-            </w:r>
-            <w:proofErr w:type="spellEnd"/>
-            <w:r>
-              <w:rPr>
-                <w:color w:val="4A3000"/>
-                <w:sz w:val="17"/>
-                <w:szCs w:val="17"/>
-                <w:lang w:val="en-US"/>
-              </w:rPr>
-              <w:t xml:space="preserve">/mmol = 16.0 </w:t>
-            </w:r>
-            <w:proofErr w:type="spellStart"/>
-            <w:r>
-              <w:rPr>
-                <w:color w:val="4A3000"/>
-                <w:sz w:val="17"/>
-                <w:szCs w:val="17"/>
-                <w:lang w:val="en-US"/>
-              </w:rPr>
-              <w:t>mEq</w:t>
-            </w:r>
-            <w:proofErr w:type="spellEnd"/>
-            <w:r>
-              <w:rPr>
-                <w:color w:val="4A3000"/>
-                <w:sz w:val="17"/>
-                <w:szCs w:val="17"/>
-                <w:lang w:val="en-US"/>
-              </w:rPr>
-              <w:t xml:space="preserve"> urine sodium. The volume units is </w:t>
-            </w:r>
-            <w:proofErr w:type="gramStart"/>
-            <w:r>
-              <w:rPr>
-                <w:color w:val="4A3000"/>
-                <w:sz w:val="17"/>
-                <w:szCs w:val="17"/>
-                <w:lang w:val="en-US"/>
-              </w:rPr>
-              <w:t>L</w:t>
-            </w:r>
-            <w:proofErr w:type="gramEnd"/>
-            <w:r>
-              <w:rPr>
-                <w:color w:val="4A3000"/>
-                <w:sz w:val="17"/>
-                <w:szCs w:val="17"/>
-                <w:lang w:val="en-US"/>
-              </w:rPr>
-              <w:t xml:space="preserve"> so no volume conversion is needed. Hence, the concentration value of 16.0 mmol urine sodium/L converts to 16.0 </w:t>
-            </w:r>
-            <w:proofErr w:type="spellStart"/>
-            <w:r>
-              <w:rPr>
-                <w:color w:val="4A3000"/>
-                <w:sz w:val="17"/>
-                <w:szCs w:val="17"/>
-                <w:lang w:val="en-US"/>
-              </w:rPr>
-              <w:t>mEq</w:t>
-            </w:r>
-            <w:proofErr w:type="spellEnd"/>
-            <w:r>
-              <w:rPr>
-                <w:color w:val="4A3000"/>
-                <w:sz w:val="17"/>
-                <w:szCs w:val="17"/>
-                <w:lang w:val="en-US"/>
-              </w:rPr>
-              <w:t xml:space="preserve"> urine sodium/L.  Plugging in these values, we get 100 * (0.25 * 16.0)</w:t>
-            </w:r>
-            <w:proofErr w:type="gramStart"/>
-            <w:r>
-              <w:rPr>
-                <w:color w:val="4A3000"/>
-                <w:sz w:val="17"/>
-                <w:szCs w:val="17"/>
-                <w:lang w:val="en-US"/>
-              </w:rPr>
-              <w:t>/(</w:t>
-            </w:r>
-            <w:proofErr w:type="gramEnd"/>
-            <w:r>
-              <w:rPr>
-                <w:color w:val="4A3000"/>
-                <w:sz w:val="17"/>
-                <w:szCs w:val="17"/>
-                <w:lang w:val="en-US"/>
-              </w:rPr>
-              <w:t xml:space="preserve">123.0 * 6.8) = 0.47824 % </w:t>
-            </w:r>
-            <w:proofErr w:type="spellStart"/>
-            <w:r>
-              <w:rPr>
-                <w:color w:val="4A3000"/>
-                <w:sz w:val="17"/>
-                <w:szCs w:val="17"/>
-                <w:lang w:val="en-US"/>
-              </w:rPr>
-              <w:t>FENa</w:t>
-            </w:r>
-            <w:proofErr w:type="spellEnd"/>
-            <w:r>
-              <w:rPr>
-                <w:color w:val="4A3000"/>
-                <w:sz w:val="17"/>
-                <w:szCs w:val="17"/>
-                <w:lang w:val="en-US"/>
-              </w:rPr>
-              <w:t xml:space="preserve">. Hence, the patient's </w:t>
-            </w:r>
-            <w:proofErr w:type="spellStart"/>
-            <w:r>
-              <w:rPr>
-                <w:color w:val="4A3000"/>
-                <w:sz w:val="17"/>
-                <w:szCs w:val="17"/>
-                <w:lang w:val="en-US"/>
-              </w:rPr>
-              <w:t>FEna</w:t>
-            </w:r>
-            <w:proofErr w:type="spellEnd"/>
-            <w:r>
-              <w:rPr>
-                <w:color w:val="4A3000"/>
-                <w:sz w:val="17"/>
-                <w:szCs w:val="17"/>
-                <w:lang w:val="en-US"/>
-              </w:rPr>
-              <w:t xml:space="preserve"> percentage is 0.47824 %.</w:t>
+              <w:t xml:space="preserve"> sodium/L converts to 144.0 mmol sodium/L. Plugging in these values into the equation, we get 0.45 * 62.0 * (144.0/140 - 1) = 0.79714 L. The patient's free body water deficit is 0.79714 L.</w:t>
             </w:r>
           </w:p>
         </w:tc>
@@ -16041,10 +14524,10 @@
           <w:tcPr>
             <w:tcW w:w="9720" w:type="dxa"/>
             <w:tcBorders>
-              <w:top w:val="single" w:sz="0" w:space="0" w:color="CCCCCC"/>
-              <w:left w:val="single" w:sz="0" w:space="0" w:color="CCCCCC"/>
-              <w:bottom w:val="single" w:sz="0" w:space="0" w:color="CCCCCC"/>
-              <w:right w:val="single" w:sz="0" w:space="0" w:color="CCCCCC"/>
+              <w:top w:val="single" w:sz="1" w:space="0" w:color="CCCCCC"/>
+              <w:left w:val="single" w:sz="1" w:space="0" w:color="CCCCCC"/>
+              <w:bottom w:val="single" w:sz="1" w:space="0" w:color="CCCCCC"/>
+              <w:right w:val="single" w:sz="1" w:space="0" w:color="CCCCCC"/>
             </w:tcBorders>
             <w:shd w:val="clear" w:color="auto" w:fill="FFFDE7"/>
             <w:tcMar>
@@ -16056,16 +14539,16 @@
           </w:tcPr>
           <w:p>
             <w:pPr>
-              <w:spacing w:after="20"/>
+              <w:spacing w:after="40"/>
               <w:rPr>
                 <w:b/>
                 <w:bCs/>
                 <w:color w:val="000000"/>
                 <w:sz w:val="22"/>
                 <w:szCs w:val="22"/>
+                <w:lang w:val="en-US"/>
               </w:rPr>
             </w:pPr>
-            <w:proofErr w:type="spellStart"/>
             <w:r>
               <w:rPr>
                 <w:b/>
@@ -16073,21 +14556,23 @@
                 <w:color w:val="000000"/>
                 <w:sz w:val="22"/>
                 <w:szCs w:val="22"/>
-              </w:rPr>
-              <w:t>Error</w:t>
-            </w:r>
-            <w:proofErr w:type="spellEnd"/>
-            <w:r>
+                <w:lang w:val="en-US"/>
+              </w:rPr>
+              <w:t>Error type:</w:t>
+            </w:r>
+          </w:p>
+          <w:p>
+            <w:pPr>
+              <w:spacing w:after="40"/>
               <w:rPr>
                 <w:b/>
                 <w:bCs/>
                 <w:color w:val="000000"/>
                 <w:sz w:val="22"/>
                 <w:szCs w:val="22"/>
-              </w:rPr>
-              <w:t xml:space="preserve"> </w:t>
-            </w:r>
-            <w:proofErr w:type="spellStart"/>
+                <w:lang w:val="en-US"/>
+              </w:rPr>
+            </w:pPr>
             <w:r>
               <w:rPr>
                 <w:b/>
@@ -16095,10 +14580,10 @@
                 <w:color w:val="000000"/>
                 <w:sz w:val="22"/>
                 <w:szCs w:val="22"/>
-              </w:rPr>
-              <w:t>type</w:t>
-            </w:r>
-            <w:proofErr w:type="spellEnd"/>
+                <w:lang w:val="en-US"/>
+              </w:rPr>
+              <w:t>4</w:t>
+            </w:r>
             <w:r>
               <w:rPr>
                 <w:b/>
@@ -16106,20 +14591,10 @@
                 <w:color w:val="000000"/>
                 <w:sz w:val="22"/>
                 <w:szCs w:val="22"/>
-              </w:rPr>
-              <w:t>:</w:t>
-            </w:r>
-          </w:p>
-          <w:p>
-            <w:pPr>
-              <w:spacing w:after="20"/>
-              <w:rPr>
-                <w:color w:val="2C2C2C"/>
-                <w:sz w:val="17"/>
-                <w:szCs w:val="17"/>
-                <w:lang w:val="en-US"/>
-              </w:rPr>
-            </w:pPr>
+                <w:lang w:val="en-US"/>
+              </w:rPr>
+              <w:t>.</w:t>
+            </w:r>
             <w:r>
               <w:rPr>
                 <w:b/>
@@ -16127,86 +14602,276 @@
                 <w:color w:val="000000"/>
                 <w:sz w:val="22"/>
                 <w:szCs w:val="22"/>
-              </w:rPr>
-              <w:t>4.</w:t>
-            </w:r>
-            <w:r>
+                <w:lang w:val="en-US"/>
+              </w:rPr>
+              <w:t>computaional error</w:t>
+            </w:r>
+          </w:p>
+          <w:p>
+            <w:pPr>
+              <w:spacing w:after="40"/>
+            </w:pPr>
+            <w:r>
+              <w:t xml:space="preserve">Free Body Water Deficit </w:t>
+            </w:r>
+            <w:r>
+              <w:t xml:space="preserve">= </w:t>
+            </w:r>
+            <w:r>
+              <w:t xml:space="preserve">0.6 × 62 kg / 129.6 </w:t>
+            </w:r>
+            <w:r>
+              <w:rPr>
+                <w:rFonts w:hint="eastAsia"/>
+              </w:rPr>
+              <w:t>≈</w:t>
+            </w:r>
+            <w:r>
+              <w:t xml:space="preserve"> </w:t>
+            </w:r>
+            <w:proofErr w:type="gramStart"/>
+            <w:r>
+              <w:rPr>
+                <w:rFonts w:hint="eastAsia"/>
+              </w:rPr>
+              <w:t>0.287</w:t>
+            </w:r>
+            <w:proofErr w:type="gramEnd"/>
+            <w:r>
+              <w:t xml:space="preserve">, </w:t>
+            </w:r>
+            <w:proofErr w:type="gramStart"/>
+            <w:r>
+              <w:t xml:space="preserve">not </w:t>
+            </w:r>
+            <w:r>
+              <w:rPr>
+                <w:rFonts w:hint="eastAsia"/>
+              </w:rPr>
+              <w:t xml:space="preserve"> </w:t>
+            </w:r>
+            <w:r>
+              <w:t>2.34</w:t>
+            </w:r>
+            <w:proofErr w:type="gramEnd"/>
+            <w:r>
+              <w:t xml:space="preserve"> </w:t>
+            </w:r>
+            <w:proofErr w:type="gramStart"/>
+            <w:r>
+              <w:t>L</w:t>
+            </w:r>
+            <w:r>
+              <w:t>(</w:t>
+            </w:r>
+            <w:proofErr w:type="spellStart"/>
+            <w:proofErr w:type="gramEnd"/>
+            <w:r>
+              <w:t>model’s</w:t>
+            </w:r>
+            <w:proofErr w:type="spellEnd"/>
+            <w:r>
+              <w:t xml:space="preserve"> </w:t>
+            </w:r>
+            <w:proofErr w:type="spellStart"/>
+            <w:r>
+              <w:t>result</w:t>
+            </w:r>
+            <w:proofErr w:type="spellEnd"/>
+            <w:r>
+              <w:t xml:space="preserve">). </w:t>
+            </w:r>
+          </w:p>
+          <w:p>
+            <w:pPr>
+              <w:spacing w:after="40"/>
+            </w:pPr>
+            <w:proofErr w:type="spellStart"/>
+            <w:r>
+              <w:t>Model’s</w:t>
+            </w:r>
+            <w:proofErr w:type="spellEnd"/>
+            <w:r>
+              <w:t xml:space="preserve"> </w:t>
+            </w:r>
+            <w:proofErr w:type="spellStart"/>
+            <w:r>
+              <w:t>computational</w:t>
+            </w:r>
+            <w:proofErr w:type="spellEnd"/>
+            <w:r>
+              <w:t xml:space="preserve"> </w:t>
+            </w:r>
+            <w:proofErr w:type="spellStart"/>
+            <w:r>
+              <w:t>error</w:t>
+            </w:r>
+            <w:proofErr w:type="spellEnd"/>
+            <w:r>
+              <w:t xml:space="preserve"> is </w:t>
+            </w:r>
+            <w:proofErr w:type="gramStart"/>
+            <w:r>
+              <w:t>715.33</w:t>
+            </w:r>
+            <w:proofErr w:type="gramEnd"/>
+            <w:r>
+              <w:t>%</w:t>
+            </w:r>
+            <w:r>
+              <w:t xml:space="preserve">, surpass 5% error </w:t>
+            </w:r>
+            <w:proofErr w:type="spellStart"/>
+            <w:r>
+              <w:t>tolerance</w:t>
+            </w:r>
+            <w:proofErr w:type="spellEnd"/>
+            <w:r>
+              <w:t>.</w:t>
+            </w:r>
+          </w:p>
+          <w:p>
+            <w:pPr>
+              <w:spacing w:after="40"/>
+              <w:rPr>
+                <w:lang w:val="en-US" w:eastAsia="zh-CN"/>
+              </w:rPr>
+            </w:pPr>
+          </w:p>
+          <w:p>
+            <w:pPr>
+              <w:spacing w:after="40"/>
               <w:rPr>
                 <w:b/>
                 <w:bCs/>
                 <w:color w:val="000000"/>
                 <w:sz w:val="22"/>
                 <w:szCs w:val="22"/>
-              </w:rPr>
-              <w:t xml:space="preserve">Computation </w:t>
-            </w:r>
-            <w:proofErr w:type="spellStart"/>
-            <w:r>
-              <w:rPr>
+                <w:lang w:val="en-US" w:eastAsia="zh-CN"/>
+              </w:rPr>
+            </w:pPr>
+            <w:r>
+              <w:rPr>
+                <w:rFonts w:hint="eastAsia"/>
                 <w:b/>
                 <w:bCs/>
                 <w:color w:val="000000"/>
                 <w:sz w:val="22"/>
                 <w:szCs w:val="22"/>
-              </w:rPr>
-              <w:t>Errors</w:t>
-            </w:r>
-            <w:proofErr w:type="spellEnd"/>
+                <w:lang w:val="en-US" w:eastAsia="zh-CN"/>
+              </w:rPr>
+              <w:t>2</w:t>
+            </w:r>
+            <w:r>
+              <w:rPr>
+                <w:b/>
+                <w:bCs/>
+                <w:color w:val="000000"/>
+                <w:sz w:val="22"/>
+                <w:szCs w:val="22"/>
+                <w:lang w:val="en-US"/>
+              </w:rPr>
+              <w:t>.</w:t>
+            </w:r>
+            <w:r>
+              <w:rPr>
+                <w:rFonts w:hint="eastAsia"/>
+                <w:b/>
+                <w:bCs/>
+                <w:color w:val="000000"/>
+                <w:sz w:val="22"/>
+                <w:szCs w:val="22"/>
+                <w:lang w:val="en-US" w:eastAsia="zh-CN"/>
+              </w:rPr>
+              <w:t xml:space="preserve">verification </w:t>
+            </w:r>
+            <w:r>
+              <w:rPr>
+                <w:rFonts w:hint="eastAsia"/>
+                <w:b/>
+                <w:bCs/>
+                <w:color w:val="000000"/>
+                <w:sz w:val="22"/>
+                <w:szCs w:val="22"/>
+                <w:lang w:val="en-US" w:eastAsia="zh-CN"/>
+              </w:rPr>
+              <w:t>logic</w:t>
+            </w:r>
+            <w:r>
+              <w:rPr>
+                <w:b/>
+                <w:bCs/>
+                <w:color w:val="000000"/>
+                <w:sz w:val="22"/>
+                <w:szCs w:val="22"/>
+                <w:lang w:val="en-US" w:eastAsia="zh-CN"/>
+              </w:rPr>
+              <w:t xml:space="preserve"> </w:t>
+            </w:r>
+            <w:r>
+              <w:rPr>
+                <w:rFonts w:hint="eastAsia"/>
+                <w:b/>
+                <w:bCs/>
+                <w:color w:val="000000"/>
+                <w:sz w:val="22"/>
+                <w:szCs w:val="22"/>
+                <w:lang w:val="en-US" w:eastAsia="zh-CN"/>
+              </w:rPr>
+              <w:t>error</w:t>
+            </w:r>
+            <w:r>
+              <w:rPr>
+                <w:b/>
+                <w:bCs/>
+                <w:color w:val="000000"/>
+                <w:sz w:val="22"/>
+                <w:szCs w:val="22"/>
+                <w:lang w:val="en-US" w:eastAsia="zh-CN"/>
+              </w:rPr>
+              <w:t>s</w:t>
+            </w:r>
           </w:p>
           <w:p>
             <w:pPr>
               <w:spacing w:after="40"/>
               <w:rPr>
-                <w:color w:val="2C2C2C"/>
-                <w:sz w:val="17"/>
-                <w:szCs w:val="17"/>
-                <w:lang w:val="en-US"/>
+                <w:rFonts w:hint="eastAsia"/>
+                <w:lang w:eastAsia="zh-CN"/>
               </w:rPr>
             </w:pPr>
-            <w:proofErr w:type="spellStart"/>
-            <w:r>
-              <w:rPr>
-                <w:color w:val="2C2C2C"/>
-                <w:sz w:val="17"/>
-                <w:szCs w:val="17"/>
-                <w:lang w:val="en-US"/>
-              </w:rPr>
-              <w:t>FEna</w:t>
-            </w:r>
-            <w:proofErr w:type="spellEnd"/>
-            <w:r>
-              <w:rPr>
-                <w:color w:val="2C2C2C"/>
-                <w:sz w:val="17"/>
-                <w:szCs w:val="17"/>
-                <w:lang w:val="en-US"/>
-              </w:rPr>
-              <w:t xml:space="preserve"> = (16.0 / 123.0) / (6.8 / 0.25) * 100 = 0.4782 %</w:t>
-            </w:r>
-            <w:r>
-              <w:rPr>
-                <w:color w:val="2C2C2C"/>
-                <w:sz w:val="17"/>
-                <w:szCs w:val="17"/>
-                <w:lang w:val="en-GB"/>
-              </w:rPr>
-              <w:t xml:space="preserve">, not </w:t>
-            </w:r>
-            <w:r>
-              <w:rPr>
-                <w:color w:val="2C2C2C"/>
-                <w:sz w:val="17"/>
-                <w:szCs w:val="17"/>
-                <w:lang w:val="en-US"/>
-              </w:rPr>
-              <w:t>0.4165%.</w:t>
+            <w:r>
+              <w:t>LLM neglects to extract entity “</w:t>
+            </w:r>
+            <w:r>
+              <w:t>age, weight, sex, sodium</w:t>
+            </w:r>
+            <w:r>
+              <w:t xml:space="preserve">”, and compare </w:t>
+            </w:r>
+            <w:r>
+              <w:t>them</w:t>
+            </w:r>
+            <w:r>
+              <w:t xml:space="preserve"> with the </w:t>
+            </w:r>
+            <w:r>
+              <w:t>those</w:t>
+            </w:r>
+            <w:r>
+              <w:t xml:space="preserve"> value in evidence. </w:t>
             </w:r>
           </w:p>
           <w:p>
             <w:pPr>
               <w:spacing w:after="40"/>
               <w:rPr>
-                <w:lang w:val="en-US"/>
+                <w:b/>
+                <w:bCs/>
+                <w:color w:val="000000"/>
+                <w:sz w:val="22"/>
+                <w:szCs w:val="22"/>
+                <w:lang w:val="en-US" w:eastAsia="zh-CN"/>
               </w:rPr>
             </w:pPr>
           </w:p>
@@ -16214,7 +14879,12 @@
             <w:pPr>
               <w:spacing w:after="40"/>
               <w:rPr>
-                <w:lang w:val="en-US"/>
+                <w:b/>
+                <w:bCs/>
+                <w:color w:val="000000"/>
+                <w:sz w:val="22"/>
+                <w:szCs w:val="22"/>
+                <w:lang w:val="en-US" w:eastAsia="zh-CN"/>
               </w:rPr>
             </w:pPr>
           </w:p>
@@ -16222,9 +14892,3457 @@
             <w:pPr>
               <w:spacing w:after="40"/>
               <w:rPr>
+                <w:b/>
+                <w:bCs/>
+                <w:color w:val="000000"/>
+                <w:sz w:val="22"/>
+                <w:szCs w:val="22"/>
                 <w:lang w:val="en-US"/>
               </w:rPr>
             </w:pPr>
+            <w:r>
+              <w:rPr>
+                <w:rFonts w:hint="eastAsia"/>
+                <w:b/>
+                <w:bCs/>
+                <w:color w:val="000000"/>
+                <w:sz w:val="22"/>
+                <w:szCs w:val="22"/>
+                <w:lang w:val="en-US" w:eastAsia="zh-CN"/>
+              </w:rPr>
+              <w:t>3</w:t>
+            </w:r>
+            <w:r>
+              <w:rPr>
+                <w:b/>
+                <w:bCs/>
+                <w:color w:val="000000"/>
+                <w:sz w:val="22"/>
+                <w:szCs w:val="22"/>
+                <w:lang w:val="en-US"/>
+              </w:rPr>
+              <w:t>.</w:t>
+            </w:r>
+            <w:r>
+              <w:rPr>
+                <w:b/>
+                <w:bCs/>
+                <w:color w:val="000000"/>
+                <w:sz w:val="22"/>
+                <w:szCs w:val="22"/>
+                <w:lang w:val="en-US" w:eastAsia="zh-CN"/>
+              </w:rPr>
+              <w:t xml:space="preserve"> </w:t>
+            </w:r>
+            <w:r>
+              <w:rPr>
+                <w:b/>
+                <w:bCs/>
+                <w:color w:val="000000"/>
+                <w:sz w:val="22"/>
+                <w:szCs w:val="22"/>
+                <w:lang w:val="en-US" w:eastAsia="zh-CN"/>
+              </w:rPr>
+              <w:t>incorrect formula &amp; criteria application</w:t>
+            </w:r>
+          </w:p>
+          <w:p>
+            <w:pPr>
+              <w:spacing w:after="40"/>
+              <w:rPr>
+                <w:lang w:val="en-US" w:eastAsia="zh-CN"/>
+              </w:rPr>
+            </w:pPr>
+            <w:r>
+              <w:rPr>
+                <w:lang w:val="en-US" w:eastAsia="zh-CN"/>
+              </w:rPr>
+              <w:t xml:space="preserve">LLM use wrong </w:t>
+            </w:r>
+            <w:r>
+              <w:rPr>
+                <w:b/>
+                <w:bCs/>
+                <w:color w:val="C00000"/>
+                <w:sz w:val="17"/>
+                <w:szCs w:val="17"/>
+                <w:lang w:val="en-US"/>
+              </w:rPr>
+              <w:t>Free Body Water Deficit</w:t>
+            </w:r>
+          </w:p>
+          <w:p>
+            <w:pPr>
+              <w:spacing w:after="40"/>
+              <w:rPr>
+                <w:rFonts w:hint="eastAsia"/>
+                <w:b/>
+                <w:bCs/>
+                <w:color w:val="000000"/>
+                <w:sz w:val="22"/>
+                <w:szCs w:val="22"/>
+                <w:lang w:val="en-US"/>
+              </w:rPr>
+            </w:pPr>
+          </w:p>
+          <w:p>
+            <w:pPr>
+              <w:spacing w:after="40"/>
+              <w:rPr>
+                <w:rFonts w:hint="eastAsia"/>
+                <w:lang w:val="en-US" w:eastAsia="zh-CN"/>
+              </w:rPr>
+            </w:pPr>
+          </w:p>
+        </w:tc>
+      </w:tr>
+    </w:tbl>
+    <w:p>
+      <w:pPr>
+        <w:spacing w:after="60"/>
+        <w:rPr>
+          <w:lang w:val="en-US"/>
+        </w:rPr>
+      </w:pPr>
+    </w:p>
+    <w:p>
+      <w:pPr>
+        <w:pageBreakBefore/>
+        <w:spacing w:after="100"/>
+      </w:pPr>
+      <w:r>
+        <w:rPr>
+          <w:b/>
+          <w:bCs/>
+          <w:color w:val="1A3A6B"/>
+          <w:sz w:val="28"/>
+          <w:szCs w:val="28"/>
+          <w:lang w:val="en-GB"/>
+        </w:rPr>
+        <w:lastRenderedPageBreak/>
+        <w:t>Type</w:t>
+      </w:r>
+      <w:r>
+        <w:rPr>
+          <w:b/>
+          <w:bCs/>
+          <w:color w:val="1A3A6B"/>
+          <w:sz w:val="28"/>
+          <w:szCs w:val="28"/>
+        </w:rPr>
+        <w:t xml:space="preserve"> </w:t>
+      </w:r>
+      <w:proofErr w:type="gramStart"/>
+      <w:r>
+        <w:rPr>
+          <w:b/>
+          <w:bCs/>
+          <w:color w:val="1A3A6B"/>
+          <w:sz w:val="28"/>
+          <w:szCs w:val="28"/>
+          <w:lang w:val="en-GB"/>
+        </w:rPr>
+        <w:t>4</w:t>
+      </w:r>
+      <w:r>
+        <w:rPr>
+          <w:b/>
+          <w:bCs/>
+          <w:color w:val="1A3A6B"/>
+          <w:sz w:val="28"/>
+          <w:szCs w:val="28"/>
+        </w:rPr>
+        <w:t xml:space="preserve">  (</w:t>
+      </w:r>
+      <w:proofErr w:type="gramEnd"/>
+      <w:r>
+        <w:rPr>
+          <w:b/>
+          <w:bCs/>
+          <w:color w:val="1A3A6B"/>
+          <w:sz w:val="28"/>
+          <w:szCs w:val="28"/>
+        </w:rPr>
+        <w:t>Index: 54)</w:t>
+      </w:r>
+    </w:p>
+    <w:tbl>
+      <w:tblPr>
+        <w:tblW w:w="9720" w:type="dxa"/>
+        <w:tblBorders>
+          <w:top w:val="single" w:sz="4" w:space="0" w:color="auto"/>
+          <w:left w:val="single" w:sz="4" w:space="0" w:color="auto"/>
+          <w:bottom w:val="single" w:sz="4" w:space="0" w:color="auto"/>
+          <w:right w:val="single" w:sz="4" w:space="0" w:color="auto"/>
+          <w:insideH w:val="single" w:sz="4" w:space="0" w:color="auto"/>
+          <w:insideV w:val="single" w:sz="4" w:space="0" w:color="auto"/>
+        </w:tblBorders>
+        <w:tblCellMar>
+          <w:left w:w="10" w:type="dxa"/>
+          <w:right w:w="10" w:type="dxa"/>
+        </w:tblCellMar>
+        <w:tblLook w:val="04A0" w:firstRow="1" w:lastRow="0" w:firstColumn="1" w:lastColumn="0" w:noHBand="0" w:noVBand="1"/>
+      </w:tblPr>
+      <w:tblGrid>
+        <w:gridCol w:w="1900"/>
+        <w:gridCol w:w="7820"/>
+      </w:tblGrid>
+      <w:tr>
+        <w:tc>
+          <w:tcPr>
+            <w:tcW w:w="1900" w:type="dxa"/>
+            <w:tcBorders>
+              <w:top w:val="single" w:sz="1" w:space="0" w:color="CCCCCC"/>
+              <w:left w:val="single" w:sz="1" w:space="0" w:color="CCCCCC"/>
+              <w:bottom w:val="single" w:sz="1" w:space="0" w:color="CCCCCC"/>
+              <w:right w:val="single" w:sz="1" w:space="0" w:color="CCCCCC"/>
+            </w:tcBorders>
+            <w:shd w:val="clear" w:color="auto" w:fill="EEF2F8"/>
+            <w:tcMar>
+              <w:top w:w="80" w:type="dxa"/>
+              <w:left w:w="140" w:type="dxa"/>
+              <w:bottom w:w="80" w:type="dxa"/>
+              <w:right w:w="140" w:type="dxa"/>
+            </w:tcMar>
+          </w:tcPr>
+          <w:p>
+            <w:r>
+              <w:rPr>
+                <w:b/>
+                <w:bCs/>
+                <w:color w:val="2E5496"/>
+                <w:sz w:val="18"/>
+                <w:szCs w:val="18"/>
+              </w:rPr>
+              <w:t>Index</w:t>
+            </w:r>
+          </w:p>
+        </w:tc>
+        <w:tc>
+          <w:tcPr>
+            <w:tcW w:w="7820" w:type="dxa"/>
+            <w:tcBorders>
+              <w:top w:val="single" w:sz="1" w:space="0" w:color="CCCCCC"/>
+              <w:left w:val="single" w:sz="1" w:space="0" w:color="CCCCCC"/>
+              <w:bottom w:val="single" w:sz="1" w:space="0" w:color="CCCCCC"/>
+              <w:right w:val="single" w:sz="1" w:space="0" w:color="CCCCCC"/>
+            </w:tcBorders>
+            <w:shd w:val="clear" w:color="auto" w:fill="FFFFFF"/>
+            <w:tcMar>
+              <w:top w:w="80" w:type="dxa"/>
+              <w:left w:w="140" w:type="dxa"/>
+              <w:bottom w:w="80" w:type="dxa"/>
+              <w:right w:w="140" w:type="dxa"/>
+            </w:tcMar>
+          </w:tcPr>
+          <w:p>
+            <w:pPr>
+              <w:spacing w:after="60"/>
+            </w:pPr>
+            <w:r>
+              <w:rPr>
+                <w:color w:val="2C2C2C"/>
+                <w:sz w:val="18"/>
+                <w:szCs w:val="18"/>
+              </w:rPr>
+              <w:t>54</w:t>
+            </w:r>
+          </w:p>
+        </w:tc>
+      </w:tr>
+      <w:tr>
+        <w:tc>
+          <w:tcPr>
+            <w:tcW w:w="1900" w:type="dxa"/>
+            <w:tcBorders>
+              <w:top w:val="single" w:sz="1" w:space="0" w:color="CCCCCC"/>
+              <w:left w:val="single" w:sz="1" w:space="0" w:color="CCCCCC"/>
+              <w:bottom w:val="single" w:sz="1" w:space="0" w:color="CCCCCC"/>
+              <w:right w:val="single" w:sz="1" w:space="0" w:color="CCCCCC"/>
+            </w:tcBorders>
+            <w:shd w:val="clear" w:color="auto" w:fill="EEF2F8"/>
+            <w:tcMar>
+              <w:top w:w="80" w:type="dxa"/>
+              <w:left w:w="140" w:type="dxa"/>
+              <w:bottom w:w="80" w:type="dxa"/>
+              <w:right w:w="140" w:type="dxa"/>
+            </w:tcMar>
+          </w:tcPr>
+          <w:p>
+            <w:proofErr w:type="spellStart"/>
+            <w:r>
+              <w:rPr>
+                <w:b/>
+                <w:bCs/>
+                <w:color w:val="2E5496"/>
+                <w:sz w:val="18"/>
+                <w:szCs w:val="18"/>
+              </w:rPr>
+              <w:t>True</w:t>
+            </w:r>
+            <w:proofErr w:type="spellEnd"/>
+            <w:r>
+              <w:rPr>
+                <w:b/>
+                <w:bCs/>
+                <w:color w:val="2E5496"/>
+                <w:sz w:val="18"/>
+                <w:szCs w:val="18"/>
+              </w:rPr>
+              <w:t xml:space="preserve"> </w:t>
+            </w:r>
+            <w:proofErr w:type="spellStart"/>
+            <w:r>
+              <w:rPr>
+                <w:b/>
+                <w:bCs/>
+                <w:color w:val="2E5496"/>
+                <w:sz w:val="18"/>
+                <w:szCs w:val="18"/>
+              </w:rPr>
+              <w:t>Label</w:t>
+            </w:r>
+            <w:proofErr w:type="spellEnd"/>
+          </w:p>
+        </w:tc>
+        <w:tc>
+          <w:tcPr>
+            <w:tcW w:w="7820" w:type="dxa"/>
+            <w:tcBorders>
+              <w:top w:val="single" w:sz="1" w:space="0" w:color="CCCCCC"/>
+              <w:left w:val="single" w:sz="1" w:space="0" w:color="CCCCCC"/>
+              <w:bottom w:val="single" w:sz="1" w:space="0" w:color="CCCCCC"/>
+              <w:right w:val="single" w:sz="1" w:space="0" w:color="CCCCCC"/>
+            </w:tcBorders>
+            <w:shd w:val="clear" w:color="auto" w:fill="1D6F42"/>
+            <w:tcMar>
+              <w:top w:w="80" w:type="dxa"/>
+              <w:left w:w="140" w:type="dxa"/>
+              <w:bottom w:w="80" w:type="dxa"/>
+              <w:right w:w="140" w:type="dxa"/>
+            </w:tcMar>
+          </w:tcPr>
+          <w:p>
+            <w:r>
+              <w:rPr>
+                <w:b/>
+                <w:bCs/>
+                <w:color w:val="FFFFFF"/>
+                <w:sz w:val="18"/>
+                <w:szCs w:val="18"/>
+              </w:rPr>
+              <w:t>TRUE</w:t>
+            </w:r>
+          </w:p>
+        </w:tc>
+      </w:tr>
+      <w:tr>
+        <w:tc>
+          <w:tcPr>
+            <w:tcW w:w="1900" w:type="dxa"/>
+            <w:tcBorders>
+              <w:top w:val="single" w:sz="1" w:space="0" w:color="CCCCCC"/>
+              <w:left w:val="single" w:sz="1" w:space="0" w:color="CCCCCC"/>
+              <w:bottom w:val="single" w:sz="1" w:space="0" w:color="CCCCCC"/>
+              <w:right w:val="single" w:sz="1" w:space="0" w:color="CCCCCC"/>
+            </w:tcBorders>
+            <w:shd w:val="clear" w:color="auto" w:fill="EEF2F8"/>
+            <w:tcMar>
+              <w:top w:w="80" w:type="dxa"/>
+              <w:left w:w="140" w:type="dxa"/>
+              <w:bottom w:w="80" w:type="dxa"/>
+              <w:right w:w="140" w:type="dxa"/>
+            </w:tcMar>
+          </w:tcPr>
+          <w:p>
+            <w:proofErr w:type="spellStart"/>
+            <w:r>
+              <w:rPr>
+                <w:b/>
+                <w:bCs/>
+                <w:color w:val="2E5496"/>
+                <w:sz w:val="18"/>
+                <w:szCs w:val="18"/>
+              </w:rPr>
+              <w:t>Predicted</w:t>
+            </w:r>
+            <w:proofErr w:type="spellEnd"/>
+            <w:r>
+              <w:rPr>
+                <w:b/>
+                <w:bCs/>
+                <w:color w:val="2E5496"/>
+                <w:sz w:val="18"/>
+                <w:szCs w:val="18"/>
+              </w:rPr>
+              <w:t xml:space="preserve"> </w:t>
+            </w:r>
+            <w:proofErr w:type="spellStart"/>
+            <w:r>
+              <w:rPr>
+                <w:b/>
+                <w:bCs/>
+                <w:color w:val="2E5496"/>
+                <w:sz w:val="18"/>
+                <w:szCs w:val="18"/>
+              </w:rPr>
+              <w:t>Label</w:t>
+            </w:r>
+            <w:proofErr w:type="spellEnd"/>
+          </w:p>
+        </w:tc>
+        <w:tc>
+          <w:tcPr>
+            <w:tcW w:w="7820" w:type="dxa"/>
+            <w:tcBorders>
+              <w:top w:val="single" w:sz="1" w:space="0" w:color="CCCCCC"/>
+              <w:left w:val="single" w:sz="1" w:space="0" w:color="CCCCCC"/>
+              <w:bottom w:val="single" w:sz="1" w:space="0" w:color="CCCCCC"/>
+              <w:right w:val="single" w:sz="1" w:space="0" w:color="CCCCCC"/>
+            </w:tcBorders>
+            <w:shd w:val="clear" w:color="auto" w:fill="C0392B"/>
+            <w:tcMar>
+              <w:top w:w="80" w:type="dxa"/>
+              <w:left w:w="140" w:type="dxa"/>
+              <w:bottom w:w="80" w:type="dxa"/>
+              <w:right w:w="140" w:type="dxa"/>
+            </w:tcMar>
+          </w:tcPr>
+          <w:p>
+            <w:r>
+              <w:rPr>
+                <w:b/>
+                <w:bCs/>
+                <w:color w:val="FFFFFF"/>
+                <w:sz w:val="18"/>
+                <w:szCs w:val="18"/>
+              </w:rPr>
+              <w:t>FALSE</w:t>
+            </w:r>
+          </w:p>
+        </w:tc>
+      </w:tr>
+    </w:tbl>
+    <w:p>
+      <w:pPr>
+        <w:spacing w:after="120"/>
+      </w:pPr>
+    </w:p>
+    <w:p>
+      <w:pPr>
+        <w:spacing w:before="160" w:after="40"/>
+      </w:pPr>
+      <w:proofErr w:type="spellStart"/>
+      <w:r>
+        <w:rPr>
+          <w:b/>
+          <w:bCs/>
+          <w:color w:val="2E5496"/>
+          <w:sz w:val="19"/>
+          <w:szCs w:val="19"/>
+        </w:rPr>
+        <w:t>Claim</w:t>
+      </w:r>
+      <w:proofErr w:type="spellEnd"/>
+    </w:p>
+    <w:tbl>
+      <w:tblPr>
+        <w:tblW w:w="9720" w:type="dxa"/>
+        <w:tblBorders>
+          <w:top w:val="single" w:sz="4" w:space="0" w:color="auto"/>
+          <w:left w:val="single" w:sz="4" w:space="0" w:color="auto"/>
+          <w:bottom w:val="single" w:sz="4" w:space="0" w:color="auto"/>
+          <w:right w:val="single" w:sz="4" w:space="0" w:color="auto"/>
+          <w:insideH w:val="single" w:sz="4" w:space="0" w:color="auto"/>
+          <w:insideV w:val="single" w:sz="4" w:space="0" w:color="auto"/>
+        </w:tblBorders>
+        <w:tblCellMar>
+          <w:left w:w="10" w:type="dxa"/>
+          <w:right w:w="10" w:type="dxa"/>
+        </w:tblCellMar>
+        <w:tblLook w:val="04A0" w:firstRow="1" w:lastRow="0" w:firstColumn="1" w:lastColumn="0" w:noHBand="0" w:noVBand="1"/>
+      </w:tblPr>
+      <w:tblGrid>
+        <w:gridCol w:w="9720"/>
+      </w:tblGrid>
+      <w:tr>
+        <w:tc>
+          <w:tcPr>
+            <w:tcW w:w="9720" w:type="dxa"/>
+            <w:tcBorders>
+              <w:top w:val="single" w:sz="1" w:space="0" w:color="CCCCCC"/>
+              <w:left w:val="single" w:sz="1" w:space="0" w:color="CCCCCC"/>
+              <w:bottom w:val="single" w:sz="1" w:space="0" w:color="CCCCCC"/>
+              <w:right w:val="single" w:sz="1" w:space="0" w:color="CCCCCC"/>
+            </w:tcBorders>
+            <w:shd w:val="clear" w:color="auto" w:fill="EBF4FB"/>
+            <w:tcMar>
+              <w:top w:w="80" w:type="dxa"/>
+              <w:left w:w="140" w:type="dxa"/>
+              <w:bottom w:w="80" w:type="dxa"/>
+              <w:right w:w="140" w:type="dxa"/>
+            </w:tcMar>
+          </w:tcPr>
+          <w:p>
+            <w:pPr>
+              <w:spacing w:after="60"/>
+              <w:rPr>
+                <w:lang w:val="en-US"/>
+              </w:rPr>
+            </w:pPr>
+            <w:r>
+              <w:rPr>
+                <w:color w:val="1A3A6B"/>
+                <w:sz w:val="18"/>
+                <w:szCs w:val="18"/>
+                <w:lang w:val="en-US"/>
+              </w:rPr>
+              <w:t xml:space="preserve">Based on the patient's data where the </w:t>
+            </w:r>
+            <w:r>
+              <w:rPr>
+                <w:color w:val="1A3A6B"/>
+                <w:sz w:val="18"/>
+                <w:szCs w:val="18"/>
+                <w:highlight w:val="yellow"/>
+                <w:lang w:val="en-US"/>
+              </w:rPr>
+              <w:t>creatinine is 2.0 mg/dL</w:t>
+            </w:r>
+            <w:r>
+              <w:rPr>
+                <w:color w:val="1A3A6B"/>
+                <w:sz w:val="18"/>
+                <w:szCs w:val="18"/>
+                <w:lang w:val="en-US"/>
+              </w:rPr>
+              <w:t xml:space="preserve">, the </w:t>
+            </w:r>
+            <w:r>
+              <w:rPr>
+                <w:color w:val="1A3A6B"/>
+                <w:sz w:val="18"/>
+                <w:szCs w:val="18"/>
+                <w:highlight w:val="green"/>
+                <w:lang w:val="en-US"/>
+              </w:rPr>
+              <w:t xml:space="preserve">Continuous </w:t>
+            </w:r>
+            <w:proofErr w:type="spellStart"/>
+            <w:r>
+              <w:rPr>
+                <w:color w:val="1A3A6B"/>
+                <w:sz w:val="18"/>
+                <w:szCs w:val="18"/>
+                <w:highlight w:val="green"/>
+                <w:lang w:val="en-US"/>
+              </w:rPr>
+              <w:t>veno</w:t>
+            </w:r>
+            <w:proofErr w:type="spellEnd"/>
+            <w:r>
+              <w:rPr>
+                <w:color w:val="1A3A6B"/>
+                <w:sz w:val="18"/>
+                <w:szCs w:val="18"/>
+                <w:highlight w:val="green"/>
+                <w:lang w:val="en-US"/>
+              </w:rPr>
+              <w:t>-venous hemodialysis for ≥24 hours in the past week is no</w:t>
+            </w:r>
+            <w:r>
+              <w:rPr>
+                <w:color w:val="1A3A6B"/>
+                <w:sz w:val="18"/>
+                <w:szCs w:val="18"/>
+                <w:lang w:val="en-US"/>
+              </w:rPr>
+              <w:t xml:space="preserve">, the </w:t>
+            </w:r>
+            <w:r>
+              <w:rPr>
+                <w:color w:val="1A3A6B"/>
+                <w:sz w:val="18"/>
+                <w:szCs w:val="18"/>
+                <w:highlight w:val="cyan"/>
+                <w:lang w:val="en-US"/>
+              </w:rPr>
+              <w:t>Dialysis at least twice in the past week is no</w:t>
+            </w:r>
+            <w:r>
+              <w:rPr>
+                <w:color w:val="1A3A6B"/>
+                <w:sz w:val="18"/>
+                <w:szCs w:val="18"/>
+                <w:lang w:val="en-US"/>
+              </w:rPr>
+              <w:t xml:space="preserve">, the </w:t>
+            </w:r>
+            <w:r>
+              <w:rPr>
+                <w:color w:val="1A3A6B"/>
+                <w:sz w:val="18"/>
+                <w:szCs w:val="18"/>
+                <w:highlight w:val="darkGray"/>
+                <w:lang w:val="en-US"/>
+              </w:rPr>
+              <w:t>international normalized ratio is 1.59</w:t>
+            </w:r>
+            <w:r>
+              <w:rPr>
+                <w:color w:val="1A3A6B"/>
+                <w:sz w:val="18"/>
+                <w:szCs w:val="18"/>
+                <w:lang w:val="en-US"/>
+              </w:rPr>
+              <w:t xml:space="preserve">, </w:t>
+            </w:r>
+            <w:r>
+              <w:rPr>
+                <w:color w:val="1A3A6B"/>
+                <w:sz w:val="18"/>
+                <w:szCs w:val="18"/>
+                <w:highlight w:val="darkYellow"/>
+                <w:lang w:val="en-US"/>
+              </w:rPr>
+              <w:t xml:space="preserve">the Sodium is 142.0 </w:t>
+            </w:r>
+            <w:proofErr w:type="spellStart"/>
+            <w:r>
+              <w:rPr>
+                <w:color w:val="1A3A6B"/>
+                <w:sz w:val="18"/>
+                <w:szCs w:val="18"/>
+                <w:highlight w:val="darkYellow"/>
+                <w:lang w:val="en-US"/>
+              </w:rPr>
+              <w:t>mEq</w:t>
+            </w:r>
+            <w:proofErr w:type="spellEnd"/>
+            <w:r>
+              <w:rPr>
+                <w:color w:val="1A3A6B"/>
+                <w:sz w:val="18"/>
+                <w:szCs w:val="18"/>
+                <w:highlight w:val="darkYellow"/>
+                <w:lang w:val="en-US"/>
+              </w:rPr>
+              <w:t>/L</w:t>
+            </w:r>
+            <w:r>
+              <w:rPr>
+                <w:color w:val="1A3A6B"/>
+                <w:sz w:val="18"/>
+                <w:szCs w:val="18"/>
+                <w:lang w:val="en-US"/>
+              </w:rPr>
+              <w:t xml:space="preserve">, the </w:t>
+            </w:r>
+            <w:r>
+              <w:rPr>
+                <w:color w:val="1A3A6B"/>
+                <w:sz w:val="18"/>
+                <w:szCs w:val="18"/>
+                <w:highlight w:val="magenta"/>
+                <w:lang w:val="en-US"/>
+              </w:rPr>
+              <w:t>Bilirubin is 0.7 mg/dL</w:t>
+            </w:r>
+            <w:r>
+              <w:rPr>
+                <w:color w:val="1A3A6B"/>
+                <w:sz w:val="18"/>
+                <w:szCs w:val="18"/>
+                <w:lang w:val="en-US"/>
+              </w:rPr>
+              <w:t xml:space="preserve">, the </w:t>
+            </w:r>
+            <w:r>
+              <w:rPr>
+                <w:color w:val="ED7D31" w:themeColor="accent2"/>
+                <w:sz w:val="18"/>
+                <w:szCs w:val="18"/>
+                <w:lang w:val="en-US"/>
+              </w:rPr>
+              <w:t>MELD Na Score is 18.0.</w:t>
+            </w:r>
+          </w:p>
+        </w:tc>
+      </w:tr>
+    </w:tbl>
+    <w:p>
+      <w:pPr>
+        <w:spacing w:after="100"/>
+        <w:rPr>
+          <w:lang w:val="en-US"/>
+        </w:rPr>
+      </w:pPr>
+    </w:p>
+    <w:p>
+      <w:pPr>
+        <w:spacing w:before="160" w:after="40"/>
+      </w:pPr>
+      <w:proofErr w:type="spellStart"/>
+      <w:r>
+        <w:rPr>
+          <w:b/>
+          <w:bCs/>
+          <w:color w:val="2E5496"/>
+          <w:sz w:val="19"/>
+          <w:szCs w:val="19"/>
+        </w:rPr>
+        <w:t>Evidence</w:t>
+      </w:r>
+      <w:proofErr w:type="spellEnd"/>
+    </w:p>
+    <w:tbl>
+      <w:tblPr>
+        <w:tblW w:w="9720" w:type="dxa"/>
+        <w:tblBorders>
+          <w:top w:val="single" w:sz="4" w:space="0" w:color="auto"/>
+          <w:left w:val="single" w:sz="4" w:space="0" w:color="auto"/>
+          <w:bottom w:val="single" w:sz="4" w:space="0" w:color="auto"/>
+          <w:right w:val="single" w:sz="4" w:space="0" w:color="auto"/>
+          <w:insideH w:val="single" w:sz="4" w:space="0" w:color="auto"/>
+          <w:insideV w:val="single" w:sz="4" w:space="0" w:color="auto"/>
+        </w:tblBorders>
+        <w:tblCellMar>
+          <w:left w:w="10" w:type="dxa"/>
+          <w:right w:w="10" w:type="dxa"/>
+        </w:tblCellMar>
+        <w:tblLook w:val="04A0" w:firstRow="1" w:lastRow="0" w:firstColumn="1" w:lastColumn="0" w:noHBand="0" w:noVBand="1"/>
+      </w:tblPr>
+      <w:tblGrid>
+        <w:gridCol w:w="9720"/>
+      </w:tblGrid>
+      <w:tr>
+        <w:tc>
+          <w:tcPr>
+            <w:tcW w:w="9720" w:type="dxa"/>
+            <w:tcBorders>
+              <w:top w:val="single" w:sz="1" w:space="0" w:color="CCCCCC"/>
+              <w:left w:val="single" w:sz="1" w:space="0" w:color="CCCCCC"/>
+              <w:bottom w:val="single" w:sz="1" w:space="0" w:color="CCCCCC"/>
+              <w:right w:val="single" w:sz="1" w:space="0" w:color="CCCCCC"/>
+            </w:tcBorders>
+            <w:shd w:val="clear" w:color="auto" w:fill="F5F7FA"/>
+            <w:tcMar>
+              <w:top w:w="80" w:type="dxa"/>
+              <w:left w:w="140" w:type="dxa"/>
+              <w:bottom w:w="80" w:type="dxa"/>
+              <w:right w:w="140" w:type="dxa"/>
+            </w:tcMar>
+          </w:tcPr>
+          <w:p>
+            <w:pPr>
+              <w:spacing w:after="20"/>
+              <w:rPr>
+                <w:lang w:val="en-US"/>
+              </w:rPr>
+            </w:pPr>
+            <w:r>
+              <w:rPr>
+                <w:color w:val="2C2C2C"/>
+                <w:sz w:val="17"/>
+                <w:szCs w:val="17"/>
+                <w:lang w:val="en-US"/>
+              </w:rPr>
+              <w:t xml:space="preserve">A 57-year-old man with a history of hypertension and right hip fracture called emergency medical services and complained of severe leg pain. When the emergency medical services team arrived on scene, the patient was found down on the floor with right leg weakness; he was confused and aphasic. No fumes or smoke was evident. Due to altered mental status, he was intubated and was subsequently transferred to our medical facility. Six hours after the incident, the patient was more alert and </w:t>
+            </w:r>
+            <w:proofErr w:type="gramStart"/>
+            <w:r>
+              <w:rPr>
+                <w:color w:val="2C2C2C"/>
+                <w:sz w:val="17"/>
+                <w:szCs w:val="17"/>
+                <w:lang w:val="en-US"/>
+              </w:rPr>
+              <w:t>oriented</w:t>
+            </w:r>
+            <w:proofErr w:type="gramEnd"/>
+            <w:r>
+              <w:rPr>
+                <w:color w:val="2C2C2C"/>
+                <w:sz w:val="17"/>
+                <w:szCs w:val="17"/>
+                <w:lang w:val="en-US"/>
+              </w:rPr>
+              <w:t xml:space="preserve"> and his leg pain had subsided. Details of smoking history could not be obtained due to the intubation. On physical examination, temperature was 35.8°C, heart rate 107 bpm, blood pressure 137/94 mm Hg, and respiratory rate 14 breaths/minute. He had regular heart rhythm, no murmur or pericardial rub. His abdomen was soft with active bowel sound. There were no symptoms and signs of limb ischemia on admission. He had no leg pain, pallor, </w:t>
+            </w:r>
+            <w:proofErr w:type="spellStart"/>
+            <w:r>
+              <w:rPr>
+                <w:color w:val="2C2C2C"/>
+                <w:sz w:val="17"/>
+                <w:szCs w:val="17"/>
+                <w:lang w:val="en-US"/>
+              </w:rPr>
+              <w:t>poikilothermia</w:t>
+            </w:r>
+            <w:proofErr w:type="spellEnd"/>
+            <w:r>
+              <w:rPr>
+                <w:color w:val="2C2C2C"/>
+                <w:sz w:val="17"/>
+                <w:szCs w:val="17"/>
+                <w:lang w:val="en-US"/>
+              </w:rPr>
+              <w:t xml:space="preserve">, pulselessness, paresthesia, or paralysis. Motor power was at least grade 4 in all 4 extremities. His dorsalis pedis pulse was 2+ bilaterally. Initial investigations at our medical facility showed white blood cell 11400/µL, neutrophils 89%, hemoglobin 13.1 g/dL, hematocrit 38.6%, platelet 159000/µL, blood urea nitrogen 29 mg/dL, </w:t>
+            </w:r>
+            <w:r>
+              <w:rPr>
+                <w:color w:val="2C2C2C"/>
+                <w:sz w:val="17"/>
+                <w:szCs w:val="17"/>
+                <w:highlight w:val="yellow"/>
+                <w:lang w:val="en-US"/>
+              </w:rPr>
+              <w:t>creatinine 2.0 mg/dL</w:t>
+            </w:r>
+            <w:r>
+              <w:rPr>
+                <w:color w:val="2C2C2C"/>
+                <w:sz w:val="17"/>
+                <w:szCs w:val="17"/>
+                <w:lang w:val="en-US"/>
+              </w:rPr>
+              <w:t xml:space="preserve">, </w:t>
+            </w:r>
+            <w:r>
+              <w:rPr>
+                <w:color w:val="2C2C2C"/>
+                <w:sz w:val="17"/>
+                <w:szCs w:val="17"/>
+                <w:highlight w:val="darkYellow"/>
+                <w:lang w:val="en-US"/>
+              </w:rPr>
+              <w:t xml:space="preserve">sodium 142 </w:t>
+            </w:r>
+            <w:proofErr w:type="spellStart"/>
+            <w:r>
+              <w:rPr>
+                <w:color w:val="2C2C2C"/>
+                <w:sz w:val="17"/>
+                <w:szCs w:val="17"/>
+                <w:highlight w:val="darkYellow"/>
+                <w:lang w:val="en-US"/>
+              </w:rPr>
+              <w:t>mEq</w:t>
+            </w:r>
+            <w:proofErr w:type="spellEnd"/>
+            <w:r>
+              <w:rPr>
+                <w:color w:val="2C2C2C"/>
+                <w:sz w:val="17"/>
+                <w:szCs w:val="17"/>
+                <w:highlight w:val="darkYellow"/>
+                <w:lang w:val="en-US"/>
+              </w:rPr>
+              <w:t>/L</w:t>
+            </w:r>
+            <w:r>
+              <w:rPr>
+                <w:color w:val="2C2C2C"/>
+                <w:sz w:val="17"/>
+                <w:szCs w:val="17"/>
+                <w:lang w:val="en-US"/>
+              </w:rPr>
+              <w:t xml:space="preserve">, potassium 3.9 </w:t>
+            </w:r>
+            <w:proofErr w:type="spellStart"/>
+            <w:r>
+              <w:rPr>
+                <w:color w:val="2C2C2C"/>
+                <w:sz w:val="17"/>
+                <w:szCs w:val="17"/>
+                <w:lang w:val="en-US"/>
+              </w:rPr>
+              <w:t>mEq</w:t>
+            </w:r>
+            <w:proofErr w:type="spellEnd"/>
+            <w:r>
+              <w:rPr>
+                <w:color w:val="2C2C2C"/>
+                <w:sz w:val="17"/>
+                <w:szCs w:val="17"/>
+                <w:lang w:val="en-US"/>
+              </w:rPr>
+              <w:t xml:space="preserve">/L, chloride 102 </w:t>
+            </w:r>
+            <w:proofErr w:type="spellStart"/>
+            <w:r>
+              <w:rPr>
+                <w:color w:val="2C2C2C"/>
+                <w:sz w:val="17"/>
+                <w:szCs w:val="17"/>
+                <w:lang w:val="en-US"/>
+              </w:rPr>
+              <w:t>mEq</w:t>
+            </w:r>
+            <w:proofErr w:type="spellEnd"/>
+            <w:r>
+              <w:rPr>
+                <w:color w:val="2C2C2C"/>
+                <w:sz w:val="17"/>
+                <w:szCs w:val="17"/>
+                <w:lang w:val="en-US"/>
+              </w:rPr>
+              <w:t xml:space="preserve">/L, bicarbonate 19 </w:t>
+            </w:r>
+            <w:proofErr w:type="spellStart"/>
+            <w:r>
+              <w:rPr>
+                <w:color w:val="2C2C2C"/>
+                <w:sz w:val="17"/>
+                <w:szCs w:val="17"/>
+                <w:lang w:val="en-US"/>
+              </w:rPr>
+              <w:t>mEq</w:t>
+            </w:r>
+            <w:proofErr w:type="spellEnd"/>
+            <w:r>
+              <w:rPr>
+                <w:color w:val="2C2C2C"/>
+                <w:sz w:val="17"/>
+                <w:szCs w:val="17"/>
+                <w:lang w:val="en-US"/>
+              </w:rPr>
+              <w:t xml:space="preserve">/L, lactic acid 4.25 mmol/L, troponin T 0.1 ng/mL, and negative for acetone. Electrocardiogram showed sinus tachycardia and no ST-T change. The liver function test demonstrated aspartate aminotransferase 1697 IU/L, alanine aminotransferase 1263 IU/L, alkaline phosphatase 138 IU/L, </w:t>
+            </w:r>
+            <w:r>
+              <w:rPr>
+                <w:color w:val="2C2C2C"/>
+                <w:sz w:val="17"/>
+                <w:szCs w:val="17"/>
+                <w:highlight w:val="magenta"/>
+                <w:lang w:val="en-US"/>
+              </w:rPr>
+              <w:t>total bilirubin 0.7 mg/dL</w:t>
+            </w:r>
+            <w:r>
+              <w:rPr>
+                <w:color w:val="2C2C2C"/>
+                <w:sz w:val="17"/>
+                <w:szCs w:val="17"/>
+                <w:lang w:val="en-US"/>
+              </w:rPr>
+              <w:t xml:space="preserve">, total protein 6.2 gm/dL, and albumin 3.5 mg/dL. Urinalysis showed white blood cell 5 to 10/high-power field, red blood cell 0 to 3/high-power field, moderate blood but negative for urine myoglobin. </w:t>
+            </w:r>
+            <w:proofErr w:type="spellStart"/>
+            <w:r>
+              <w:rPr>
+                <w:color w:val="2C2C2C"/>
+                <w:sz w:val="17"/>
+                <w:szCs w:val="17"/>
+                <w:lang w:val="en-US"/>
+              </w:rPr>
+              <w:t>Coagulogram</w:t>
+            </w:r>
+            <w:proofErr w:type="spellEnd"/>
+            <w:r>
+              <w:rPr>
+                <w:color w:val="2C2C2C"/>
+                <w:sz w:val="17"/>
+                <w:szCs w:val="17"/>
+                <w:lang w:val="en-US"/>
+              </w:rPr>
+              <w:t xml:space="preserve"> showed prothrombin time 17.5 seconds, partial thromboplastin time 25.8 seconds, and </w:t>
+            </w:r>
+            <w:r>
+              <w:rPr>
+                <w:color w:val="2C2C2C"/>
+                <w:sz w:val="17"/>
+                <w:szCs w:val="17"/>
+                <w:highlight w:val="darkGray"/>
+                <w:lang w:val="en-US"/>
+              </w:rPr>
+              <w:t>international normalized ratio 1.59</w:t>
+            </w:r>
+            <w:r>
+              <w:rPr>
+                <w:color w:val="2C2C2C"/>
+                <w:sz w:val="17"/>
+                <w:szCs w:val="17"/>
+                <w:lang w:val="en-US"/>
+              </w:rPr>
+              <w:t xml:space="preserve">. Calculated fractional excretion of sodium and urea were 2.11% and 43.67%, respectively, consistent with acute tubular necrosis. The viral hepatitis panel was negative except for a positive </w:t>
+            </w:r>
+            <w:proofErr w:type="spellStart"/>
+            <w:r>
+              <w:rPr>
+                <w:color w:val="2C2C2C"/>
+                <w:sz w:val="17"/>
+                <w:szCs w:val="17"/>
+                <w:lang w:val="en-US"/>
+              </w:rPr>
+              <w:t>AntiHBc</w:t>
+            </w:r>
+            <w:proofErr w:type="spellEnd"/>
+            <w:r>
+              <w:rPr>
+                <w:color w:val="2C2C2C"/>
+                <w:sz w:val="17"/>
+                <w:szCs w:val="17"/>
+                <w:lang w:val="en-US"/>
+              </w:rPr>
+              <w:t xml:space="preserve"> IgG antibody. Arterial blood gas analysis on admission depicted pH 7.319, PO2 130.3 mm Hg, PCO2 40.8 mm Hg, HCO3 20.5 </w:t>
+            </w:r>
+            <w:proofErr w:type="spellStart"/>
+            <w:r>
+              <w:rPr>
+                <w:color w:val="2C2C2C"/>
+                <w:sz w:val="17"/>
+                <w:szCs w:val="17"/>
+                <w:lang w:val="en-US"/>
+              </w:rPr>
+              <w:t>mEq</w:t>
+            </w:r>
+            <w:proofErr w:type="spellEnd"/>
+            <w:r>
+              <w:rPr>
+                <w:color w:val="2C2C2C"/>
+                <w:sz w:val="17"/>
+                <w:szCs w:val="17"/>
+                <w:lang w:val="en-US"/>
+              </w:rPr>
+              <w:t>/L, and Sao2 100%, carboxyhemoglobin 0.2%, and methemoglobin 0.1% while on assist-control mode of mechanical ventilation with Fio2 100%. Computed tomography of head was performed and showed chronic right basal ganglion infarct. Transthoracic echocardiography was performed and showed severely depressed left ventricular function with ejection fraction of less than 20%, grade II/IV diastolic dysfunction with mild TR, mild MR, and mild PR. Akinesis of the septal wall and hypokinesis of the anterolateral wall were present. Moreover, computed tomography of abdomen, pelvis, and chest without contrast revealed right lower lung consolidation with small right pleural effusion, moderately bilateral nonspecific perinephric fat stranding, submucosal fatty infiltration, and mild wall thickening of the descending colon down to the rectum. Subtle perirectal fat stranding was also visualized. Initially, he was treated with empiric antibiotics for possible pneumonia with severe sepsis with piperacillin-tazobactam, levofloxacin, and vancomycin. Aspirin and full-dose enoxaparin were started to cover possible acute coronary syndrome. Surgery was consulted due to a concern of bowel ischemia. Proctoscopy was done and showed normal pink rectal mucosa without blood in the vault. Because the patient was hemodynamically stable, had no abdominal pain, and lactic acid level had returned to normal, the surgery service recommended continued fluid replacement for volume expansion.</w:t>
+            </w:r>
+          </w:p>
+          <w:p>
+            <w:pPr>
+              <w:spacing w:after="60"/>
+              <w:rPr>
+                <w:lang w:val="en-US"/>
+              </w:rPr>
+            </w:pPr>
+            <w:r>
+              <w:rPr>
+                <w:color w:val="2C2C2C"/>
+                <w:sz w:val="17"/>
+                <w:szCs w:val="17"/>
+                <w:lang w:val="en-US"/>
+              </w:rPr>
+              <w:t xml:space="preserve">His lactate levels decreased spontaneously from 15 mmol/L to 3.39, 2.52, and 1.28 mmol/L at 0, 10, 14, and 33 hours, respectively, after his initial symptoms, along with an improvement of arterial pH and anion gap (). After 24 hours of admission, he improved dramatically and was extubated on day 2 of admission. Five hours after </w:t>
+            </w:r>
+            <w:proofErr w:type="spellStart"/>
+            <w:r>
+              <w:rPr>
+                <w:color w:val="2C2C2C"/>
+                <w:sz w:val="17"/>
+                <w:szCs w:val="17"/>
+                <w:lang w:val="en-US"/>
+              </w:rPr>
+              <w:t>extubation</w:t>
+            </w:r>
+            <w:proofErr w:type="spellEnd"/>
+            <w:r>
+              <w:rPr>
+                <w:color w:val="2C2C2C"/>
+                <w:sz w:val="17"/>
+                <w:szCs w:val="17"/>
+                <w:lang w:val="en-US"/>
+              </w:rPr>
+              <w:t xml:space="preserve"> (42 hours after admission), he started to have left leg pain. His left leg turned bluish and became paler with prominent livedo reticularis throughout his left leg (). Therefore, a heparin drip was initiated </w:t>
+            </w:r>
+            <w:proofErr w:type="gramStart"/>
+            <w:r>
+              <w:rPr>
+                <w:color w:val="2C2C2C"/>
+                <w:sz w:val="17"/>
+                <w:szCs w:val="17"/>
+                <w:lang w:val="en-US"/>
+              </w:rPr>
+              <w:t>promptly</w:t>
+            </w:r>
+            <w:proofErr w:type="gramEnd"/>
+            <w:r>
+              <w:rPr>
+                <w:color w:val="2C2C2C"/>
+                <w:sz w:val="17"/>
+                <w:szCs w:val="17"/>
+                <w:lang w:val="en-US"/>
+              </w:rPr>
+              <w:t xml:space="preserve"> and vascular surgery was consulted. Soon after that, the patient developed sudden cardiac arrest with pulseless electrical activity. He had return of spontaneous circulation after 15 minutes of cardiopulmonary resuscitation. At that moment, his lactate level rebounded to 8.13 mmol/L. To rule out acute aortic dissection and acute massive pulmonary embolism as well as acute left limb gangrene from embolism, computed tomography of pulmonary artery with contrast and computed tomography angiogram of aorta were performed. He had no pulmonary emboli or abdominal aortic dissection. He did have high-grade stenosis of the infrarenal abdominal aorta just above the bifurcation, near total occlusion of the right common iliac artery, severe luminal narrowing of the left common iliac artery, bilateral external iliac arteries, and bilateral common femoral arteries by calcified and noncalcified plaques </w:t>
+            </w:r>
+            <w:proofErr w:type="gramStart"/>
+            <w:r>
+              <w:rPr>
+                <w:color w:val="2C2C2C"/>
+                <w:sz w:val="17"/>
+                <w:szCs w:val="17"/>
+                <w:lang w:val="en-US"/>
+              </w:rPr>
+              <w:t>( and</w:t>
+            </w:r>
+            <w:proofErr w:type="gramEnd"/>
+            <w:r>
+              <w:rPr>
+                <w:color w:val="2C2C2C"/>
+                <w:sz w:val="17"/>
+                <w:szCs w:val="17"/>
+                <w:lang w:val="en-US"/>
+              </w:rPr>
+              <w:t xml:space="preserve"> ). Emergent revascularization was planned but the patient developed pulseless electrical activity/asystole again and passed away.</w:t>
+            </w:r>
+          </w:p>
+        </w:tc>
+      </w:tr>
+    </w:tbl>
+    <w:p>
+      <w:pPr>
+        <w:spacing w:after="100"/>
+        <w:rPr>
+          <w:lang w:val="en-US"/>
+        </w:rPr>
+      </w:pPr>
+    </w:p>
+    <w:p>
+      <w:pPr>
+        <w:spacing w:before="160" w:after="40"/>
+      </w:pPr>
+      <w:proofErr w:type="spellStart"/>
+      <w:r>
+        <w:rPr>
+          <w:b/>
+          <w:bCs/>
+          <w:color w:val="2E5496"/>
+          <w:sz w:val="19"/>
+          <w:szCs w:val="19"/>
+        </w:rPr>
+        <w:t>Model</w:t>
+      </w:r>
+      <w:proofErr w:type="spellEnd"/>
+      <w:r>
+        <w:rPr>
+          <w:b/>
+          <w:bCs/>
+          <w:color w:val="2E5496"/>
+          <w:sz w:val="19"/>
+          <w:szCs w:val="19"/>
+        </w:rPr>
+        <w:t xml:space="preserve"> Reasoning</w:t>
+      </w:r>
+    </w:p>
+    <w:tbl>
+      <w:tblPr>
+        <w:tblW w:w="9720" w:type="dxa"/>
+        <w:tblBorders>
+          <w:top w:val="single" w:sz="4" w:space="0" w:color="auto"/>
+          <w:left w:val="single" w:sz="4" w:space="0" w:color="auto"/>
+          <w:bottom w:val="single" w:sz="4" w:space="0" w:color="auto"/>
+          <w:right w:val="single" w:sz="4" w:space="0" w:color="auto"/>
+          <w:insideH w:val="single" w:sz="4" w:space="0" w:color="auto"/>
+          <w:insideV w:val="single" w:sz="4" w:space="0" w:color="auto"/>
+        </w:tblBorders>
+        <w:tblCellMar>
+          <w:left w:w="10" w:type="dxa"/>
+          <w:right w:w="10" w:type="dxa"/>
+        </w:tblCellMar>
+        <w:tblLook w:val="04A0" w:firstRow="1" w:lastRow="0" w:firstColumn="1" w:lastColumn="0" w:noHBand="0" w:noVBand="1"/>
+      </w:tblPr>
+      <w:tblGrid>
+        <w:gridCol w:w="9720"/>
+      </w:tblGrid>
+      <w:tr>
+        <w:tc>
+          <w:tcPr>
+            <w:tcW w:w="9720" w:type="dxa"/>
+            <w:tcBorders>
+              <w:top w:val="single" w:sz="1" w:space="0" w:color="CCCCCC"/>
+              <w:left w:val="single" w:sz="1" w:space="0" w:color="CCCCCC"/>
+              <w:bottom w:val="single" w:sz="1" w:space="0" w:color="CCCCCC"/>
+              <w:right w:val="single" w:sz="1" w:space="0" w:color="CCCCCC"/>
+            </w:tcBorders>
+            <w:shd w:val="clear" w:color="auto" w:fill="F0F4FF"/>
+            <w:tcMar>
+              <w:top w:w="80" w:type="dxa"/>
+              <w:left w:w="140" w:type="dxa"/>
+              <w:bottom w:w="80" w:type="dxa"/>
+              <w:right w:w="140" w:type="dxa"/>
+            </w:tcMar>
+          </w:tcPr>
+          <w:p>
+            <w:pPr>
+              <w:spacing w:after="60"/>
+              <w:rPr>
+                <w:lang w:val="en-US"/>
+              </w:rPr>
+            </w:pPr>
+            <w:r>
+              <w:rPr>
+                <w:color w:val="2C2C2C"/>
+                <w:sz w:val="17"/>
+                <w:szCs w:val="17"/>
+                <w:lang w:val="en-US"/>
+              </w:rPr>
+              <w:lastRenderedPageBreak/>
+              <w:t xml:space="preserve">The </w:t>
+            </w:r>
+            <w:r>
+              <w:rPr>
+                <w:b/>
+                <w:bCs/>
+                <w:color w:val="C00000"/>
+                <w:sz w:val="17"/>
+                <w:szCs w:val="17"/>
+                <w:lang w:val="en-US"/>
+              </w:rPr>
+              <w:t>MELD Na Score</w:t>
+            </w:r>
+            <w:r>
+              <w:rPr>
+                <w:color w:val="C00000"/>
+                <w:sz w:val="17"/>
+                <w:szCs w:val="17"/>
+                <w:lang w:val="en-US"/>
+              </w:rPr>
+              <w:t xml:space="preserve"> </w:t>
+            </w:r>
+            <w:r>
+              <w:rPr>
+                <w:color w:val="2C2C2C"/>
+                <w:sz w:val="17"/>
+                <w:szCs w:val="17"/>
+                <w:lang w:val="en-US"/>
+              </w:rPr>
+              <w:t xml:space="preserve">is calculated using the formula: </w:t>
+            </w:r>
+            <w:r>
+              <w:rPr>
+                <w:b/>
+                <w:bCs/>
+                <w:color w:val="C00000"/>
+                <w:sz w:val="17"/>
+                <w:szCs w:val="17"/>
+                <w:lang w:val="en-US"/>
+              </w:rPr>
+              <w:t xml:space="preserve">4.43 * log(e) (bilirubin mg/dL) + 10.36 * log(e) (INR) + 3.78 * log(e) (Na </w:t>
+            </w:r>
+            <w:proofErr w:type="spellStart"/>
+            <w:r>
+              <w:rPr>
+                <w:b/>
+                <w:bCs/>
+                <w:color w:val="C00000"/>
+                <w:sz w:val="17"/>
+                <w:szCs w:val="17"/>
+                <w:lang w:val="en-US"/>
+              </w:rPr>
+              <w:t>mEq</w:t>
+            </w:r>
+            <w:proofErr w:type="spellEnd"/>
+            <w:r>
+              <w:rPr>
+                <w:b/>
+                <w:bCs/>
+                <w:color w:val="C00000"/>
+                <w:sz w:val="17"/>
+                <w:szCs w:val="17"/>
+                <w:lang w:val="en-US"/>
+              </w:rPr>
+              <w:t>/L) + 1.18</w:t>
+            </w:r>
+            <w:r>
+              <w:rPr>
+                <w:color w:val="2C2C2C"/>
+                <w:sz w:val="17"/>
+                <w:szCs w:val="17"/>
+                <w:lang w:val="en-US"/>
+              </w:rPr>
+              <w:t xml:space="preserve">. Given the values: </w:t>
+            </w:r>
+            <w:r>
+              <w:rPr>
+                <w:color w:val="2C2C2C"/>
+                <w:sz w:val="17"/>
+                <w:szCs w:val="17"/>
+                <w:highlight w:val="magenta"/>
+                <w:lang w:val="en-US"/>
+              </w:rPr>
+              <w:t>bilirubin = 0.7 mg/dL</w:t>
+            </w:r>
+            <w:r>
+              <w:rPr>
+                <w:color w:val="2C2C2C"/>
+                <w:sz w:val="17"/>
+                <w:szCs w:val="17"/>
+                <w:lang w:val="en-US"/>
+              </w:rPr>
+              <w:t xml:space="preserve">, </w:t>
+            </w:r>
+            <w:r>
+              <w:rPr>
+                <w:color w:val="2C2C2C"/>
+                <w:sz w:val="17"/>
+                <w:szCs w:val="17"/>
+                <w:highlight w:val="darkGray"/>
+                <w:lang w:val="en-US"/>
+              </w:rPr>
+              <w:t>INR = 1.59,</w:t>
+            </w:r>
+            <w:r>
+              <w:rPr>
+                <w:color w:val="2C2C2C"/>
+                <w:sz w:val="17"/>
+                <w:szCs w:val="17"/>
+                <w:lang w:val="en-US"/>
+              </w:rPr>
+              <w:t xml:space="preserve"> and </w:t>
+            </w:r>
+            <w:r>
+              <w:rPr>
+                <w:color w:val="2C2C2C"/>
+                <w:sz w:val="17"/>
+                <w:szCs w:val="17"/>
+                <w:highlight w:val="darkYellow"/>
+                <w:lang w:val="en-US"/>
+              </w:rPr>
+              <w:t xml:space="preserve">Na = 142 </w:t>
+            </w:r>
+            <w:proofErr w:type="spellStart"/>
+            <w:r>
+              <w:rPr>
+                <w:color w:val="2C2C2C"/>
+                <w:sz w:val="17"/>
+                <w:szCs w:val="17"/>
+                <w:highlight w:val="darkYellow"/>
+                <w:lang w:val="en-US"/>
+              </w:rPr>
+              <w:t>mEq</w:t>
+            </w:r>
+            <w:proofErr w:type="spellEnd"/>
+            <w:r>
+              <w:rPr>
+                <w:color w:val="2C2C2C"/>
+                <w:sz w:val="17"/>
+                <w:szCs w:val="17"/>
+                <w:highlight w:val="darkYellow"/>
+                <w:lang w:val="en-US"/>
+              </w:rPr>
+              <w:t>/L</w:t>
+            </w:r>
+            <w:r>
+              <w:rPr>
+                <w:color w:val="2C2C2C"/>
+                <w:sz w:val="17"/>
+                <w:szCs w:val="17"/>
+                <w:lang w:val="en-US"/>
+              </w:rPr>
+              <w:t>, we can calculate the MELD Na Score as follows: 4.43 * log(e) (0.7) + 10.36 * log(e) (1.59) + 3.78 * log(e) (142) + 1.18. This calculation results in a MELD Na Score of approximately 9.3, not 18.0. Therefore, the claim that the MELD Na Score is 18.0 is false.</w:t>
+            </w:r>
+          </w:p>
+        </w:tc>
+      </w:tr>
+    </w:tbl>
+    <w:p>
+      <w:pPr>
+        <w:spacing w:after="100"/>
+        <w:rPr>
+          <w:lang w:val="en-US"/>
+        </w:rPr>
+      </w:pPr>
+    </w:p>
+    <w:p>
+      <w:pPr>
+        <w:spacing w:before="160" w:after="40"/>
+      </w:pPr>
+      <w:proofErr w:type="spellStart"/>
+      <w:r>
+        <w:rPr>
+          <w:b/>
+          <w:bCs/>
+          <w:color w:val="2E5496"/>
+          <w:sz w:val="19"/>
+          <w:szCs w:val="19"/>
+        </w:rPr>
+        <w:t>Dataset</w:t>
+      </w:r>
+      <w:proofErr w:type="spellEnd"/>
+      <w:r>
+        <w:rPr>
+          <w:b/>
+          <w:bCs/>
+          <w:color w:val="2E5496"/>
+          <w:sz w:val="19"/>
+          <w:szCs w:val="19"/>
+        </w:rPr>
+        <w:t xml:space="preserve"> </w:t>
+      </w:r>
+      <w:proofErr w:type="spellStart"/>
+      <w:r>
+        <w:rPr>
+          <w:b/>
+          <w:bCs/>
+          <w:color w:val="2E5496"/>
+          <w:sz w:val="19"/>
+          <w:szCs w:val="19"/>
+        </w:rPr>
+        <w:t>Explanation</w:t>
+      </w:r>
+      <w:proofErr w:type="spellEnd"/>
+    </w:p>
+    <w:tbl>
+      <w:tblPr>
+        <w:tblW w:w="9720" w:type="dxa"/>
+        <w:tblBorders>
+          <w:top w:val="single" w:sz="4" w:space="0" w:color="auto"/>
+          <w:left w:val="single" w:sz="4" w:space="0" w:color="auto"/>
+          <w:bottom w:val="single" w:sz="4" w:space="0" w:color="auto"/>
+          <w:right w:val="single" w:sz="4" w:space="0" w:color="auto"/>
+          <w:insideH w:val="single" w:sz="4" w:space="0" w:color="auto"/>
+          <w:insideV w:val="single" w:sz="4" w:space="0" w:color="auto"/>
+        </w:tblBorders>
+        <w:tblCellMar>
+          <w:left w:w="10" w:type="dxa"/>
+          <w:right w:w="10" w:type="dxa"/>
+        </w:tblCellMar>
+        <w:tblLook w:val="04A0" w:firstRow="1" w:lastRow="0" w:firstColumn="1" w:lastColumn="0" w:noHBand="0" w:noVBand="1"/>
+      </w:tblPr>
+      <w:tblGrid>
+        <w:gridCol w:w="9720"/>
+      </w:tblGrid>
+      <w:tr>
+        <w:tc>
+          <w:tcPr>
+            <w:tcW w:w="9720" w:type="dxa"/>
+            <w:tcBorders>
+              <w:top w:val="single" w:sz="1" w:space="0" w:color="CCCCCC"/>
+              <w:left w:val="single" w:sz="1" w:space="0" w:color="CCCCCC"/>
+              <w:bottom w:val="single" w:sz="1" w:space="0" w:color="CCCCCC"/>
+              <w:right w:val="single" w:sz="1" w:space="0" w:color="CCCCCC"/>
+            </w:tcBorders>
+            <w:shd w:val="clear" w:color="auto" w:fill="FDF8EE"/>
+            <w:tcMar>
+              <w:top w:w="80" w:type="dxa"/>
+              <w:left w:w="140" w:type="dxa"/>
+              <w:bottom w:w="80" w:type="dxa"/>
+              <w:right w:w="140" w:type="dxa"/>
+            </w:tcMar>
+          </w:tcPr>
+          <w:p>
+            <w:pPr>
+              <w:spacing w:after="60"/>
+              <w:rPr>
+                <w:lang w:val="en-US"/>
+              </w:rPr>
+            </w:pPr>
+            <w:r>
+              <w:rPr>
+                <w:color w:val="4A3000"/>
+                <w:sz w:val="17"/>
+                <w:szCs w:val="17"/>
+                <w:lang w:val="en-US"/>
+              </w:rPr>
+              <w:t xml:space="preserve">Extractive Claim Verification: - The claim states the </w:t>
+            </w:r>
+            <w:r>
+              <w:rPr>
+                <w:color w:val="4A3000"/>
+                <w:sz w:val="17"/>
+                <w:szCs w:val="17"/>
+                <w:highlight w:val="yellow"/>
+                <w:lang w:val="en-US"/>
+              </w:rPr>
+              <w:t>creatinine is 2.0 mg/dL</w:t>
+            </w:r>
+            <w:r>
+              <w:rPr>
+                <w:color w:val="4A3000"/>
+                <w:sz w:val="17"/>
+                <w:szCs w:val="17"/>
+                <w:lang w:val="en-US"/>
+              </w:rPr>
+              <w:t xml:space="preserve">, which is correct. The patient </w:t>
+            </w:r>
+            <w:proofErr w:type="gramStart"/>
+            <w:r>
+              <w:rPr>
+                <w:color w:val="4A3000"/>
+                <w:sz w:val="17"/>
+                <w:szCs w:val="17"/>
+                <w:lang w:val="en-US"/>
+              </w:rPr>
+              <w:t>note</w:t>
+            </w:r>
+            <w:proofErr w:type="gramEnd"/>
+            <w:r>
+              <w:rPr>
+                <w:color w:val="4A3000"/>
+                <w:sz w:val="17"/>
+                <w:szCs w:val="17"/>
+                <w:lang w:val="en-US"/>
+              </w:rPr>
+              <w:t xml:space="preserve"> states "</w:t>
+            </w:r>
+            <w:proofErr w:type="spellStart"/>
+            <w:r>
+              <w:rPr>
+                <w:color w:val="4A3000"/>
+                <w:sz w:val="17"/>
+                <w:szCs w:val="17"/>
+                <w:lang w:val="en-US"/>
+              </w:rPr>
+              <w:t>lood</w:t>
+            </w:r>
+            <w:proofErr w:type="spellEnd"/>
+            <w:r>
+              <w:rPr>
+                <w:color w:val="4A3000"/>
+                <w:sz w:val="17"/>
+                <w:szCs w:val="17"/>
+                <w:lang w:val="en-US"/>
+              </w:rPr>
+              <w:t xml:space="preserve"> urea nitrogen 29 mg/dL, creatinine 2.0 mg/dL, sodium 142 </w:t>
+            </w:r>
+            <w:proofErr w:type="spellStart"/>
+            <w:r>
+              <w:rPr>
+                <w:color w:val="4A3000"/>
+                <w:sz w:val="17"/>
+                <w:szCs w:val="17"/>
+                <w:lang w:val="en-US"/>
+              </w:rPr>
+              <w:t>mEq</w:t>
+            </w:r>
+            <w:proofErr w:type="spellEnd"/>
+            <w:r>
+              <w:rPr>
+                <w:color w:val="4A3000"/>
+                <w:sz w:val="17"/>
+                <w:szCs w:val="17"/>
+                <w:lang w:val="en-US"/>
+              </w:rPr>
+              <w:t xml:space="preserve">/L, potassium 3.9 </w:t>
+            </w:r>
+            <w:proofErr w:type="spellStart"/>
+            <w:r>
+              <w:rPr>
+                <w:color w:val="4A3000"/>
+                <w:sz w:val="17"/>
+                <w:szCs w:val="17"/>
+                <w:lang w:val="en-US"/>
+              </w:rPr>
+              <w:t>mEq</w:t>
+            </w:r>
+            <w:proofErr w:type="spellEnd"/>
+            <w:r>
+              <w:rPr>
+                <w:color w:val="4A3000"/>
+                <w:sz w:val="17"/>
+                <w:szCs w:val="17"/>
+                <w:lang w:val="en-US"/>
+              </w:rPr>
+              <w:t xml:space="preserve">/L, chloride 102 </w:t>
+            </w:r>
+            <w:proofErr w:type="spellStart"/>
+            <w:r>
+              <w:rPr>
+                <w:color w:val="4A3000"/>
+                <w:sz w:val="17"/>
+                <w:szCs w:val="17"/>
+                <w:lang w:val="en-US"/>
+              </w:rPr>
+              <w:t>mEq</w:t>
+            </w:r>
+            <w:proofErr w:type="spellEnd"/>
+            <w:r>
+              <w:rPr>
+                <w:color w:val="4A3000"/>
+                <w:sz w:val="17"/>
+                <w:szCs w:val="17"/>
+                <w:lang w:val="en-US"/>
+              </w:rPr>
+              <w:t xml:space="preserve">/L, bicarbonate 19 </w:t>
+            </w:r>
+            <w:proofErr w:type="spellStart"/>
+            <w:r>
+              <w:rPr>
+                <w:color w:val="4A3000"/>
+                <w:sz w:val="17"/>
+                <w:szCs w:val="17"/>
+                <w:lang w:val="en-US"/>
+              </w:rPr>
+              <w:t>mEq</w:t>
+            </w:r>
+            <w:proofErr w:type="spellEnd"/>
+            <w:r>
+              <w:rPr>
+                <w:color w:val="4A3000"/>
+                <w:sz w:val="17"/>
+                <w:szCs w:val="17"/>
+                <w:lang w:val="en-US"/>
+              </w:rPr>
+              <w:t xml:space="preserve">/L, lactic acid 4.25 mmol/L, </w:t>
+            </w:r>
+            <w:proofErr w:type="spellStart"/>
+            <w:r>
+              <w:rPr>
+                <w:color w:val="4A3000"/>
+                <w:sz w:val="17"/>
+                <w:szCs w:val="17"/>
+                <w:lang w:val="en-US"/>
+              </w:rPr>
+              <w:t>tro</w:t>
+            </w:r>
+            <w:proofErr w:type="spellEnd"/>
+            <w:r>
+              <w:rPr>
+                <w:color w:val="4A3000"/>
+                <w:sz w:val="17"/>
+                <w:szCs w:val="17"/>
+                <w:lang w:val="en-US"/>
+              </w:rPr>
+              <w:t xml:space="preserve">". - The claim </w:t>
+            </w:r>
+            <w:r>
+              <w:rPr>
+                <w:color w:val="4A3000"/>
+                <w:sz w:val="17"/>
+                <w:szCs w:val="17"/>
+                <w:highlight w:val="green"/>
+                <w:lang w:val="en-US"/>
+              </w:rPr>
+              <w:t xml:space="preserve">states the Continuous </w:t>
+            </w:r>
+            <w:proofErr w:type="spellStart"/>
+            <w:r>
+              <w:rPr>
+                <w:color w:val="4A3000"/>
+                <w:sz w:val="17"/>
+                <w:szCs w:val="17"/>
+                <w:highlight w:val="green"/>
+                <w:lang w:val="en-US"/>
+              </w:rPr>
+              <w:t>veno</w:t>
+            </w:r>
+            <w:proofErr w:type="spellEnd"/>
+            <w:r>
+              <w:rPr>
+                <w:color w:val="4A3000"/>
+                <w:sz w:val="17"/>
+                <w:szCs w:val="17"/>
+                <w:highlight w:val="green"/>
+                <w:lang w:val="en-US"/>
+              </w:rPr>
+              <w:t>-venous hemodialysis for ≥24 hours in the past week is no</w:t>
+            </w:r>
+            <w:r>
+              <w:rPr>
+                <w:color w:val="4A3000"/>
+                <w:sz w:val="17"/>
+                <w:szCs w:val="17"/>
+                <w:lang w:val="en-US"/>
+              </w:rPr>
+              <w:t xml:space="preserve">, which is correct. This information is documented in the patient note. - The claim states the </w:t>
+            </w:r>
+            <w:r>
+              <w:rPr>
+                <w:color w:val="4A3000"/>
+                <w:sz w:val="17"/>
+                <w:szCs w:val="17"/>
+                <w:highlight w:val="cyan"/>
+                <w:lang w:val="en-US"/>
+              </w:rPr>
+              <w:t>Dialysis at least twice in the past week is no</w:t>
+            </w:r>
+            <w:r>
+              <w:rPr>
+                <w:color w:val="4A3000"/>
+                <w:sz w:val="17"/>
+                <w:szCs w:val="17"/>
+                <w:lang w:val="en-US"/>
+              </w:rPr>
+              <w:t xml:space="preserve">, which is correct. This information is documented in the patient note. - The claim states the </w:t>
+            </w:r>
+            <w:r>
+              <w:rPr>
+                <w:color w:val="4A3000"/>
+                <w:sz w:val="17"/>
+                <w:szCs w:val="17"/>
+                <w:highlight w:val="darkGray"/>
+                <w:lang w:val="en-US"/>
+              </w:rPr>
+              <w:t>international normalized ratio is 1.59</w:t>
+            </w:r>
+            <w:r>
+              <w:rPr>
+                <w:color w:val="4A3000"/>
+                <w:sz w:val="17"/>
+                <w:szCs w:val="17"/>
+                <w:lang w:val="en-US"/>
+              </w:rPr>
+              <w:t xml:space="preserve">, which is correct. The patient </w:t>
+            </w:r>
+            <w:proofErr w:type="gramStart"/>
+            <w:r>
+              <w:rPr>
+                <w:color w:val="4A3000"/>
+                <w:sz w:val="17"/>
+                <w:szCs w:val="17"/>
+                <w:lang w:val="en-US"/>
+              </w:rPr>
+              <w:t>note</w:t>
+            </w:r>
+            <w:proofErr w:type="gramEnd"/>
+            <w:r>
+              <w:rPr>
+                <w:color w:val="4A3000"/>
+                <w:sz w:val="17"/>
+                <w:szCs w:val="17"/>
+                <w:lang w:val="en-US"/>
+              </w:rPr>
+              <w:t xml:space="preserve"> states "</w:t>
+            </w:r>
+            <w:proofErr w:type="spellStart"/>
+            <w:r>
+              <w:rPr>
+                <w:color w:val="4A3000"/>
+                <w:sz w:val="17"/>
+                <w:szCs w:val="17"/>
+                <w:lang w:val="en-US"/>
+              </w:rPr>
+              <w:t>nds</w:t>
+            </w:r>
+            <w:proofErr w:type="spellEnd"/>
+            <w:r>
+              <w:rPr>
+                <w:color w:val="4A3000"/>
+                <w:sz w:val="17"/>
+                <w:szCs w:val="17"/>
+                <w:lang w:val="en-US"/>
+              </w:rPr>
+              <w:t xml:space="preserve">, and international normalized ratio 1.59. Calculated fractional excretion of sodium and urea were 2.11% and 43.67%, respectively, consistent with acute </w:t>
+            </w:r>
+            <w:proofErr w:type="spellStart"/>
+            <w:r>
+              <w:rPr>
+                <w:color w:val="4A3000"/>
+                <w:sz w:val="17"/>
+                <w:szCs w:val="17"/>
+                <w:lang w:val="en-US"/>
+              </w:rPr>
+              <w:t>tubu</w:t>
+            </w:r>
+            <w:proofErr w:type="spellEnd"/>
+            <w:r>
+              <w:rPr>
+                <w:color w:val="4A3000"/>
+                <w:sz w:val="17"/>
+                <w:szCs w:val="17"/>
+                <w:lang w:val="en-US"/>
+              </w:rPr>
+              <w:t xml:space="preserve">". - The claim states the </w:t>
+            </w:r>
+            <w:r>
+              <w:rPr>
+                <w:color w:val="4A3000"/>
+                <w:sz w:val="17"/>
+                <w:szCs w:val="17"/>
+                <w:highlight w:val="darkYellow"/>
+                <w:lang w:val="en-US"/>
+              </w:rPr>
+              <w:t xml:space="preserve">Sodium is 142.0 </w:t>
+            </w:r>
+            <w:proofErr w:type="spellStart"/>
+            <w:r>
+              <w:rPr>
+                <w:color w:val="4A3000"/>
+                <w:sz w:val="17"/>
+                <w:szCs w:val="17"/>
+                <w:highlight w:val="darkYellow"/>
+                <w:lang w:val="en-US"/>
+              </w:rPr>
+              <w:t>mEq</w:t>
+            </w:r>
+            <w:proofErr w:type="spellEnd"/>
+            <w:r>
+              <w:rPr>
+                <w:color w:val="4A3000"/>
+                <w:sz w:val="17"/>
+                <w:szCs w:val="17"/>
+                <w:highlight w:val="darkYellow"/>
+                <w:lang w:val="en-US"/>
+              </w:rPr>
+              <w:t>/L</w:t>
+            </w:r>
+            <w:r>
+              <w:rPr>
+                <w:color w:val="4A3000"/>
+                <w:sz w:val="17"/>
+                <w:szCs w:val="17"/>
+                <w:lang w:val="en-US"/>
+              </w:rPr>
+              <w:t xml:space="preserve">, which is correct. This information is documented in the patient note. - The claim states the </w:t>
+            </w:r>
+            <w:r>
+              <w:rPr>
+                <w:color w:val="4A3000"/>
+                <w:sz w:val="17"/>
+                <w:szCs w:val="17"/>
+                <w:highlight w:val="magenta"/>
+                <w:lang w:val="en-US"/>
+              </w:rPr>
+              <w:t>Bilirubin is 0.7 mg/dL</w:t>
+            </w:r>
+            <w:r>
+              <w:rPr>
+                <w:color w:val="4A3000"/>
+                <w:sz w:val="17"/>
+                <w:szCs w:val="17"/>
+                <w:lang w:val="en-US"/>
+              </w:rPr>
+              <w:t xml:space="preserve">, which is correct. The patient </w:t>
+            </w:r>
+            <w:proofErr w:type="gramStart"/>
+            <w:r>
+              <w:rPr>
+                <w:color w:val="4A3000"/>
+                <w:sz w:val="17"/>
+                <w:szCs w:val="17"/>
+                <w:lang w:val="en-US"/>
+              </w:rPr>
+              <w:t>note</w:t>
+            </w:r>
+            <w:proofErr w:type="gramEnd"/>
+            <w:r>
+              <w:rPr>
+                <w:color w:val="4A3000"/>
+                <w:sz w:val="17"/>
+                <w:szCs w:val="17"/>
+                <w:lang w:val="en-US"/>
+              </w:rPr>
+              <w:t xml:space="preserve"> states "e phosphatase 138 IU/L, total bilirubin 0.7 mg/dL, total protein 6.2 gm/dL, and albumin 3.5 mg/dL. Urinalysis showed white blood cell 5 to 10/high-power field,".  Implicit Calculation Claim Verification: - Conclusion: The calculation result in the claim is 18.0. According to the MELD Na (UNOS/OPTN) formula, the correct answer is 18.0. The claim's answer is within 5% of the correct result (difference: 0.00%), so the calculation is correct. - Ground Truth Explanation: The formula for computing </w:t>
+            </w:r>
+            <w:r>
+              <w:rPr>
+                <w:b/>
+                <w:bCs/>
+                <w:color w:val="C00000"/>
+                <w:sz w:val="17"/>
+                <w:szCs w:val="17"/>
+                <w:lang w:val="en-US"/>
+              </w:rPr>
+              <w:t>the MELD Na</w:t>
+            </w:r>
+            <w:r>
+              <w:rPr>
+                <w:color w:val="C00000"/>
+                <w:sz w:val="17"/>
+                <w:szCs w:val="17"/>
+                <w:lang w:val="en-US"/>
+              </w:rPr>
+              <w:t xml:space="preserve"> </w:t>
+            </w:r>
+            <w:r>
+              <w:rPr>
+                <w:color w:val="4A3000"/>
+                <w:sz w:val="17"/>
+                <w:szCs w:val="17"/>
+                <w:lang w:val="en-US"/>
+              </w:rPr>
+              <w:t xml:space="preserve">is to </w:t>
+            </w:r>
+            <w:r>
+              <w:rPr>
+                <w:color w:val="C00000"/>
+                <w:sz w:val="17"/>
+                <w:szCs w:val="17"/>
+                <w:lang w:val="en-US"/>
+              </w:rPr>
+              <w:t xml:space="preserve">first </w:t>
+            </w:r>
+            <w:r>
+              <w:rPr>
+                <w:color w:val="4A3000"/>
+                <w:sz w:val="17"/>
+                <w:szCs w:val="17"/>
+                <w:lang w:val="en-US"/>
+              </w:rPr>
+              <w:t xml:space="preserve">apply the following equation: </w:t>
+            </w:r>
+            <w:r>
+              <w:rPr>
+                <w:b/>
+                <w:bCs/>
+                <w:color w:val="C00000"/>
+                <w:sz w:val="17"/>
+                <w:szCs w:val="17"/>
+                <w:lang w:val="en-US"/>
+              </w:rPr>
+              <w:t>MELD(</w:t>
+            </w:r>
+            <w:proofErr w:type="spellStart"/>
+            <w:r>
+              <w:rPr>
+                <w:b/>
+                <w:bCs/>
+                <w:color w:val="C00000"/>
+                <w:sz w:val="17"/>
+                <w:szCs w:val="17"/>
+                <w:lang w:val="en-US"/>
+              </w:rPr>
+              <w:t>i</w:t>
+            </w:r>
+            <w:proofErr w:type="spellEnd"/>
+            <w:r>
+              <w:rPr>
+                <w:b/>
+                <w:bCs/>
+                <w:color w:val="C00000"/>
+                <w:sz w:val="17"/>
+                <w:szCs w:val="17"/>
+                <w:lang w:val="en-US"/>
+              </w:rPr>
+              <w:t>)</w:t>
+            </w:r>
+            <w:r>
+              <w:rPr>
+                <w:color w:val="C00000"/>
+                <w:sz w:val="17"/>
+                <w:szCs w:val="17"/>
+                <w:lang w:val="en-US"/>
+              </w:rPr>
+              <w:t xml:space="preserve"> = 0.957 x </w:t>
+            </w:r>
+            <w:proofErr w:type="gramStart"/>
+            <w:r>
+              <w:rPr>
+                <w:color w:val="C00000"/>
+                <w:sz w:val="17"/>
+                <w:szCs w:val="17"/>
+                <w:lang w:val="en-US"/>
+              </w:rPr>
+              <w:t>ln(</w:t>
+            </w:r>
+            <w:proofErr w:type="gramEnd"/>
+            <w:r>
+              <w:rPr>
+                <w:color w:val="C00000"/>
+                <w:sz w:val="17"/>
+                <w:szCs w:val="17"/>
+                <w:lang w:val="en-US"/>
+              </w:rPr>
+              <w:t xml:space="preserve">Cr) + 0.378 x ln(bilirubin) + 1.120 x </w:t>
+            </w:r>
+            <w:proofErr w:type="gramStart"/>
+            <w:r>
+              <w:rPr>
+                <w:color w:val="C00000"/>
+                <w:sz w:val="17"/>
+                <w:szCs w:val="17"/>
+                <w:lang w:val="en-US"/>
+              </w:rPr>
+              <w:t>ln(</w:t>
+            </w:r>
+            <w:proofErr w:type="gramEnd"/>
+            <w:r>
+              <w:rPr>
+                <w:color w:val="C00000"/>
+                <w:sz w:val="17"/>
+                <w:szCs w:val="17"/>
+                <w:lang w:val="en-US"/>
+              </w:rPr>
+              <w:t>INR) + 0.643.</w:t>
+            </w:r>
+            <w:r>
+              <w:rPr>
+                <w:color w:val="4A3000"/>
+                <w:sz w:val="17"/>
+                <w:szCs w:val="17"/>
+                <w:lang w:val="en-US"/>
+              </w:rPr>
+              <w:t xml:space="preserve"> If the MELD(</w:t>
+            </w:r>
+            <w:proofErr w:type="spellStart"/>
+            <w:r>
+              <w:rPr>
+                <w:color w:val="4A3000"/>
+                <w:sz w:val="17"/>
+                <w:szCs w:val="17"/>
+                <w:lang w:val="en-US"/>
+              </w:rPr>
+              <w:t>i</w:t>
+            </w:r>
+            <w:proofErr w:type="spellEnd"/>
+            <w:r>
+              <w:rPr>
+                <w:color w:val="4A3000"/>
+                <w:sz w:val="17"/>
+                <w:szCs w:val="17"/>
+                <w:lang w:val="en-US"/>
+              </w:rPr>
+              <w:t>) is greater than 11 after rounding to the nearest tenth and multiplying the MELD(</w:t>
+            </w:r>
+            <w:proofErr w:type="spellStart"/>
+            <w:r>
+              <w:rPr>
+                <w:color w:val="4A3000"/>
+                <w:sz w:val="17"/>
+                <w:szCs w:val="17"/>
+                <w:lang w:val="en-US"/>
+              </w:rPr>
+              <w:t>i</w:t>
+            </w:r>
+            <w:proofErr w:type="spellEnd"/>
+            <w:r>
+              <w:rPr>
+                <w:color w:val="4A3000"/>
+                <w:sz w:val="17"/>
+                <w:szCs w:val="17"/>
+                <w:lang w:val="en-US"/>
+              </w:rPr>
+              <w:t xml:space="preserve">) by 10, we apply the following equation: </w:t>
+            </w:r>
+            <w:r>
+              <w:rPr>
+                <w:color w:val="C00000"/>
+                <w:sz w:val="17"/>
+                <w:szCs w:val="17"/>
+                <w:lang w:val="en-US"/>
+              </w:rPr>
+              <w:t xml:space="preserve">MELD = </w:t>
+            </w:r>
+            <w:r>
+              <w:rPr>
+                <w:b/>
+                <w:bCs/>
+                <w:color w:val="C00000"/>
+                <w:sz w:val="17"/>
+                <w:szCs w:val="17"/>
+                <w:lang w:val="en-US"/>
+              </w:rPr>
+              <w:t>MELD(</w:t>
+            </w:r>
+            <w:proofErr w:type="spellStart"/>
+            <w:r>
+              <w:rPr>
+                <w:b/>
+                <w:bCs/>
+                <w:color w:val="C00000"/>
+                <w:sz w:val="17"/>
+                <w:szCs w:val="17"/>
+                <w:lang w:val="en-US"/>
+              </w:rPr>
+              <w:t>i</w:t>
+            </w:r>
+            <w:proofErr w:type="spellEnd"/>
+            <w:r>
+              <w:rPr>
+                <w:b/>
+                <w:bCs/>
+                <w:color w:val="C00000"/>
+                <w:sz w:val="17"/>
+                <w:szCs w:val="17"/>
+                <w:lang w:val="en-US"/>
+              </w:rPr>
+              <w:t>)</w:t>
+            </w:r>
+            <w:r>
+              <w:rPr>
+                <w:color w:val="C00000"/>
+                <w:sz w:val="17"/>
+                <w:szCs w:val="17"/>
+                <w:lang w:val="en-US"/>
+              </w:rPr>
+              <w:t xml:space="preserve"> + 1.32 x (137 - Na) </w:t>
+            </w:r>
+            <w:proofErr w:type="gramStart"/>
+            <w:r>
+              <w:rPr>
+                <w:color w:val="C00000"/>
+                <w:sz w:val="17"/>
+                <w:szCs w:val="17"/>
+                <w:lang w:val="en-US"/>
+              </w:rPr>
+              <w:t>-  [</w:t>
+            </w:r>
+            <w:proofErr w:type="gramEnd"/>
+            <w:r>
+              <w:rPr>
+                <w:color w:val="C00000"/>
+                <w:sz w:val="17"/>
+                <w:szCs w:val="17"/>
+                <w:lang w:val="en-US"/>
+              </w:rPr>
+              <w:t xml:space="preserve"> 0.033 x MELD(</w:t>
+            </w:r>
+            <w:proofErr w:type="spellStart"/>
+            <w:r>
+              <w:rPr>
+                <w:color w:val="C00000"/>
+                <w:sz w:val="17"/>
+                <w:szCs w:val="17"/>
+                <w:lang w:val="en-US"/>
+              </w:rPr>
+              <w:t>i</w:t>
+            </w:r>
+            <w:proofErr w:type="spellEnd"/>
+            <w:r>
+              <w:rPr>
+                <w:color w:val="C00000"/>
+                <w:sz w:val="17"/>
+                <w:szCs w:val="17"/>
+                <w:lang w:val="en-US"/>
+              </w:rPr>
+              <w:t>) x (137 - Na)].</w:t>
+            </w:r>
+            <w:r>
+              <w:rPr>
+                <w:color w:val="4A3000"/>
+                <w:sz w:val="17"/>
+                <w:szCs w:val="17"/>
+                <w:lang w:val="en-US"/>
+              </w:rPr>
+              <w:t xml:space="preserve"> The MELD Na score is capped at 40. The concentration of Na is </w:t>
+            </w:r>
+            <w:proofErr w:type="spellStart"/>
+            <w:r>
+              <w:rPr>
+                <w:color w:val="4A3000"/>
+                <w:sz w:val="17"/>
+                <w:szCs w:val="17"/>
+                <w:lang w:val="en-US"/>
+              </w:rPr>
+              <w:t>mEq</w:t>
+            </w:r>
+            <w:proofErr w:type="spellEnd"/>
+            <w:r>
+              <w:rPr>
+                <w:color w:val="4A3000"/>
+                <w:sz w:val="17"/>
+                <w:szCs w:val="17"/>
+                <w:lang w:val="en-US"/>
+              </w:rPr>
+              <w:t xml:space="preserve">/L, the concentration of bilirubin is mg/dL, and the concentration of creatinine is mg/dL. If the patient's Na concentration is less than 125 </w:t>
+            </w:r>
+            <w:proofErr w:type="spellStart"/>
+            <w:r>
+              <w:rPr>
+                <w:color w:val="4A3000"/>
+                <w:sz w:val="17"/>
+                <w:szCs w:val="17"/>
+                <w:lang w:val="en-US"/>
+              </w:rPr>
+              <w:t>mEq</w:t>
+            </w:r>
+            <w:proofErr w:type="spellEnd"/>
+            <w:r>
+              <w:rPr>
+                <w:color w:val="4A3000"/>
+                <w:sz w:val="17"/>
+                <w:szCs w:val="17"/>
+                <w:lang w:val="en-US"/>
+              </w:rPr>
+              <w:t xml:space="preserve">/L, we set it to 125 </w:t>
+            </w:r>
+            <w:proofErr w:type="spellStart"/>
+            <w:r>
+              <w:rPr>
+                <w:color w:val="4A3000"/>
+                <w:sz w:val="17"/>
+                <w:szCs w:val="17"/>
+                <w:lang w:val="en-US"/>
+              </w:rPr>
+              <w:t>mEq</w:t>
+            </w:r>
+            <w:proofErr w:type="spellEnd"/>
+            <w:r>
+              <w:rPr>
+                <w:color w:val="4A3000"/>
+                <w:sz w:val="17"/>
+                <w:szCs w:val="17"/>
+                <w:lang w:val="en-US"/>
+              </w:rPr>
+              <w:t xml:space="preserve">/L and if the patient's the Na concentration is greater 137 </w:t>
+            </w:r>
+            <w:proofErr w:type="spellStart"/>
+            <w:r>
+              <w:rPr>
+                <w:color w:val="4A3000"/>
+                <w:sz w:val="17"/>
+                <w:szCs w:val="17"/>
+                <w:lang w:val="en-US"/>
+              </w:rPr>
+              <w:t>mEq</w:t>
+            </w:r>
+            <w:proofErr w:type="spellEnd"/>
+            <w:r>
+              <w:rPr>
+                <w:color w:val="4A3000"/>
+                <w:sz w:val="17"/>
+                <w:szCs w:val="17"/>
+                <w:lang w:val="en-US"/>
+              </w:rPr>
+              <w:t xml:space="preserve">/L, we round it to 137 </w:t>
+            </w:r>
+            <w:proofErr w:type="spellStart"/>
+            <w:r>
+              <w:rPr>
+                <w:color w:val="4A3000"/>
+                <w:sz w:val="17"/>
+                <w:szCs w:val="17"/>
+                <w:lang w:val="en-US"/>
+              </w:rPr>
+              <w:t>mEq</w:t>
+            </w:r>
+            <w:proofErr w:type="spellEnd"/>
+            <w:r>
+              <w:rPr>
+                <w:color w:val="4A3000"/>
+                <w:sz w:val="17"/>
+                <w:szCs w:val="17"/>
+                <w:lang w:val="en-US"/>
+              </w:rPr>
+              <w:t xml:space="preserve">/L. The concentration of creatinine is 2.0 mg/dL.  The patient has not </w:t>
+            </w:r>
+            <w:proofErr w:type="gramStart"/>
+            <w:r>
+              <w:rPr>
+                <w:color w:val="4A3000"/>
+                <w:sz w:val="17"/>
+                <w:szCs w:val="17"/>
+                <w:lang w:val="en-US"/>
+              </w:rPr>
+              <w:t>went</w:t>
+            </w:r>
+            <w:proofErr w:type="gramEnd"/>
+            <w:r>
+              <w:rPr>
+                <w:color w:val="4A3000"/>
+                <w:sz w:val="17"/>
+                <w:szCs w:val="17"/>
+                <w:lang w:val="en-US"/>
+              </w:rPr>
+              <w:t xml:space="preserve"> through dialysis at least twice in the past week. Whether the patient has went through continuous </w:t>
+            </w:r>
+            <w:proofErr w:type="spellStart"/>
+            <w:r>
+              <w:rPr>
+                <w:color w:val="4A3000"/>
+                <w:sz w:val="17"/>
+                <w:szCs w:val="17"/>
+                <w:lang w:val="en-US"/>
+              </w:rPr>
+              <w:t>veno</w:t>
+            </w:r>
+            <w:proofErr w:type="spellEnd"/>
+            <w:r>
+              <w:rPr>
+                <w:color w:val="4A3000"/>
+                <w:sz w:val="17"/>
+                <w:szCs w:val="17"/>
+                <w:lang w:val="en-US"/>
+              </w:rPr>
+              <w:t xml:space="preserve">-venous hemodialysis in the past 24 hours is not mentioned, and so we assume this to be false. The concentration of bilirubin is 0.7 mg/dL. The patient's bilirubin concentration is less than 1.0 mg/dL, and so we set the bilirubin concentration to 1.0 mg/dL. The patient's INR is 1.59.  The concentration of sodium is 142.0 </w:t>
+            </w:r>
+            <w:proofErr w:type="spellStart"/>
+            <w:r>
+              <w:rPr>
+                <w:color w:val="4A3000"/>
+                <w:sz w:val="17"/>
+                <w:szCs w:val="17"/>
+                <w:lang w:val="en-US"/>
+              </w:rPr>
+              <w:t>mEq</w:t>
+            </w:r>
+            <w:proofErr w:type="spellEnd"/>
+            <w:r>
+              <w:rPr>
+                <w:color w:val="4A3000"/>
+                <w:sz w:val="17"/>
+                <w:szCs w:val="17"/>
+                <w:lang w:val="en-US"/>
+              </w:rPr>
+              <w:t xml:space="preserve">/L. The sodium concentration is greater than 137 </w:t>
+            </w:r>
+            <w:proofErr w:type="spellStart"/>
+            <w:r>
+              <w:rPr>
+                <w:color w:val="4A3000"/>
+                <w:sz w:val="17"/>
+                <w:szCs w:val="17"/>
+                <w:lang w:val="en-US"/>
+              </w:rPr>
+              <w:t>mEq</w:t>
+            </w:r>
+            <w:proofErr w:type="spellEnd"/>
+            <w:r>
+              <w:rPr>
+                <w:color w:val="4A3000"/>
+                <w:sz w:val="17"/>
+                <w:szCs w:val="17"/>
+                <w:lang w:val="en-US"/>
+              </w:rPr>
+              <w:t xml:space="preserve">/L, and so we set the sodium concentration to 137 </w:t>
+            </w:r>
+            <w:proofErr w:type="spellStart"/>
+            <w:r>
+              <w:rPr>
+                <w:color w:val="4A3000"/>
+                <w:sz w:val="17"/>
+                <w:szCs w:val="17"/>
+                <w:lang w:val="en-US"/>
+              </w:rPr>
+              <w:t>mEq</w:t>
+            </w:r>
+            <w:proofErr w:type="spellEnd"/>
+            <w:r>
+              <w:rPr>
+                <w:color w:val="4A3000"/>
+                <w:sz w:val="17"/>
+                <w:szCs w:val="17"/>
+                <w:lang w:val="en-US"/>
+              </w:rPr>
+              <w:t xml:space="preserve">/L. Applying the first equation gives us 0.957 x </w:t>
+            </w:r>
+            <w:proofErr w:type="gramStart"/>
+            <w:r>
+              <w:rPr>
+                <w:color w:val="4A3000"/>
+                <w:sz w:val="17"/>
+                <w:szCs w:val="17"/>
+                <w:lang w:val="en-US"/>
+              </w:rPr>
+              <w:t>ln(</w:t>
+            </w:r>
+            <w:proofErr w:type="gramEnd"/>
+            <w:r>
+              <w:rPr>
+                <w:color w:val="4A3000"/>
+                <w:sz w:val="17"/>
+                <w:szCs w:val="17"/>
+                <w:lang w:val="en-US"/>
+              </w:rPr>
+              <w:t xml:space="preserve">2.0) + 0.378 x </w:t>
+            </w:r>
+            <w:proofErr w:type="gramStart"/>
+            <w:r>
+              <w:rPr>
+                <w:color w:val="4A3000"/>
+                <w:sz w:val="17"/>
+                <w:szCs w:val="17"/>
+                <w:lang w:val="en-US"/>
+              </w:rPr>
+              <w:t>ln(</w:t>
+            </w:r>
+            <w:proofErr w:type="gramEnd"/>
+            <w:r>
+              <w:rPr>
+                <w:color w:val="4A3000"/>
+                <w:sz w:val="17"/>
+                <w:szCs w:val="17"/>
+                <w:lang w:val="en-US"/>
+              </w:rPr>
+              <w:t xml:space="preserve">1.0) + 1.120 x </w:t>
+            </w:r>
+            <w:proofErr w:type="gramStart"/>
+            <w:r>
+              <w:rPr>
+                <w:color w:val="4A3000"/>
+                <w:sz w:val="17"/>
+                <w:szCs w:val="17"/>
+                <w:lang w:val="en-US"/>
+              </w:rPr>
+              <w:t>ln(</w:t>
+            </w:r>
+            <w:proofErr w:type="gramEnd"/>
+            <w:r>
+              <w:rPr>
+                <w:color w:val="4A3000"/>
+                <w:sz w:val="17"/>
+                <w:szCs w:val="17"/>
+                <w:lang w:val="en-US"/>
+              </w:rPr>
+              <w:t>1.59) + 0.643 = 1.8257239499758648. Rounding to the nearest tenth makes the MELD (</w:t>
+            </w:r>
+            <w:proofErr w:type="spellStart"/>
+            <w:r>
+              <w:rPr>
+                <w:color w:val="4A3000"/>
+                <w:sz w:val="17"/>
+                <w:szCs w:val="17"/>
+                <w:lang w:val="en-US"/>
+              </w:rPr>
+              <w:t>i</w:t>
+            </w:r>
+            <w:proofErr w:type="spellEnd"/>
+            <w:r>
+              <w:rPr>
+                <w:color w:val="4A3000"/>
+                <w:sz w:val="17"/>
+                <w:szCs w:val="17"/>
+                <w:lang w:val="en-US"/>
+              </w:rPr>
+              <w:t>) score 1.8. We then multiply by 10, making the MELD(</w:t>
+            </w:r>
+            <w:proofErr w:type="spellStart"/>
+            <w:r>
+              <w:rPr>
+                <w:color w:val="4A3000"/>
+                <w:sz w:val="17"/>
+                <w:szCs w:val="17"/>
+                <w:lang w:val="en-US"/>
+              </w:rPr>
+              <w:t>i</w:t>
+            </w:r>
+            <w:proofErr w:type="spellEnd"/>
+            <w:r>
+              <w:rPr>
+                <w:color w:val="4A3000"/>
+                <w:sz w:val="17"/>
+                <w:szCs w:val="17"/>
+                <w:lang w:val="en-US"/>
+              </w:rPr>
+              <w:t>) score 18. Because the MELD (</w:t>
+            </w:r>
+            <w:proofErr w:type="spellStart"/>
+            <w:r>
+              <w:rPr>
+                <w:color w:val="4A3000"/>
+                <w:sz w:val="17"/>
+                <w:szCs w:val="17"/>
+                <w:lang w:val="en-US"/>
+              </w:rPr>
+              <w:t>i</w:t>
+            </w:r>
+            <w:proofErr w:type="spellEnd"/>
+            <w:r>
+              <w:rPr>
+                <w:color w:val="4A3000"/>
+                <w:sz w:val="17"/>
+                <w:szCs w:val="17"/>
+                <w:lang w:val="en-US"/>
+              </w:rPr>
+              <w:t xml:space="preserve">) score is greater than 11, we then apply the second equation, giving us 18 + 1.32 x (137 - 137) </w:t>
+            </w:r>
+            <w:proofErr w:type="gramStart"/>
+            <w:r>
+              <w:rPr>
+                <w:color w:val="4A3000"/>
+                <w:sz w:val="17"/>
+                <w:szCs w:val="17"/>
+                <w:lang w:val="en-US"/>
+              </w:rPr>
+              <w:t>-  [</w:t>
+            </w:r>
+            <w:proofErr w:type="gramEnd"/>
+            <w:r>
+              <w:rPr>
+                <w:color w:val="4A3000"/>
+                <w:sz w:val="17"/>
+                <w:szCs w:val="17"/>
+                <w:lang w:val="en-US"/>
+              </w:rPr>
+              <w:t xml:space="preserve">0.033 x 1.8257239499758648 x (137 - 137)] = 18. The MELD Na score is less than 40, and so we keep the score as it is. The patient's </w:t>
+            </w:r>
+            <w:proofErr w:type="spellStart"/>
+            <w:r>
+              <w:rPr>
+                <w:color w:val="4A3000"/>
+                <w:sz w:val="17"/>
+                <w:szCs w:val="17"/>
+                <w:lang w:val="en-US"/>
+              </w:rPr>
+              <w:t>MELDNa</w:t>
+            </w:r>
+            <w:proofErr w:type="spellEnd"/>
+            <w:r>
+              <w:rPr>
+                <w:color w:val="4A3000"/>
+                <w:sz w:val="17"/>
+                <w:szCs w:val="17"/>
+                <w:lang w:val="en-US"/>
+              </w:rPr>
+              <w:t xml:space="preserve"> score, rounded to the nearest integer, is 18 points.</w:t>
+            </w:r>
+          </w:p>
+        </w:tc>
+      </w:tr>
+    </w:tbl>
+    <w:p>
+      <w:pPr>
+        <w:spacing w:after="120"/>
+        <w:rPr>
+          <w:lang w:val="en-US"/>
+        </w:rPr>
+      </w:pPr>
+    </w:p>
+    <w:p>
+      <w:pPr>
+        <w:spacing w:before="160" w:after="40"/>
+      </w:pPr>
+      <w:r>
+        <w:rPr>
+          <w:b/>
+          <w:bCs/>
+          <w:color w:val="B7770D"/>
+          <w:sz w:val="19"/>
+          <w:szCs w:val="19"/>
+        </w:rPr>
+        <w:t>Annotation</w:t>
+      </w:r>
+    </w:p>
+    <w:tbl>
+      <w:tblPr>
+        <w:tblW w:w="9720" w:type="dxa"/>
+        <w:tblBorders>
+          <w:top w:val="single" w:sz="4" w:space="0" w:color="auto"/>
+          <w:left w:val="single" w:sz="4" w:space="0" w:color="auto"/>
+          <w:bottom w:val="single" w:sz="4" w:space="0" w:color="auto"/>
+          <w:right w:val="single" w:sz="4" w:space="0" w:color="auto"/>
+          <w:insideH w:val="single" w:sz="4" w:space="0" w:color="auto"/>
+          <w:insideV w:val="single" w:sz="4" w:space="0" w:color="auto"/>
+        </w:tblBorders>
+        <w:tblCellMar>
+          <w:left w:w="10" w:type="dxa"/>
+          <w:right w:w="10" w:type="dxa"/>
+        </w:tblCellMar>
+        <w:tblLook w:val="04A0" w:firstRow="1" w:lastRow="0" w:firstColumn="1" w:lastColumn="0" w:noHBand="0" w:noVBand="1"/>
+      </w:tblPr>
+      <w:tblGrid>
+        <w:gridCol w:w="9720"/>
+      </w:tblGrid>
+      <w:tr>
+        <w:tc>
+          <w:tcPr>
+            <w:tcW w:w="9720" w:type="dxa"/>
+            <w:tcBorders>
+              <w:top w:val="single" w:sz="1" w:space="0" w:color="CCCCCC"/>
+              <w:left w:val="single" w:sz="1" w:space="0" w:color="CCCCCC"/>
+              <w:bottom w:val="single" w:sz="1" w:space="0" w:color="CCCCCC"/>
+              <w:right w:val="single" w:sz="1" w:space="0" w:color="CCCCCC"/>
+            </w:tcBorders>
+            <w:shd w:val="clear" w:color="auto" w:fill="FFFDE7"/>
+            <w:tcMar>
+              <w:top w:w="120" w:type="dxa"/>
+              <w:left w:w="140" w:type="dxa"/>
+              <w:bottom w:w="120" w:type="dxa"/>
+              <w:right w:w="140" w:type="dxa"/>
+            </w:tcMar>
+          </w:tcPr>
+          <w:p>
+            <w:pPr>
+              <w:spacing w:after="40"/>
+              <w:rPr>
+                <w:b/>
+                <w:bCs/>
+                <w:color w:val="000000"/>
+                <w:sz w:val="22"/>
+                <w:szCs w:val="22"/>
+                <w:lang w:val="en-US"/>
+              </w:rPr>
+            </w:pPr>
+            <w:r>
+              <w:rPr>
+                <w:b/>
+                <w:bCs/>
+                <w:color w:val="000000"/>
+                <w:sz w:val="22"/>
+                <w:szCs w:val="22"/>
+                <w:lang w:val="en-US"/>
+              </w:rPr>
+              <w:t>Error type:</w:t>
+            </w:r>
+          </w:p>
+          <w:p>
+            <w:pPr>
+              <w:spacing w:after="40"/>
+              <w:rPr>
+                <w:b/>
+                <w:bCs/>
+                <w:color w:val="000000"/>
+                <w:sz w:val="22"/>
+                <w:szCs w:val="22"/>
+                <w:lang w:val="en-US"/>
+              </w:rPr>
+            </w:pPr>
+            <w:r>
+              <w:rPr>
+                <w:b/>
+                <w:bCs/>
+                <w:color w:val="000000"/>
+                <w:sz w:val="22"/>
+                <w:szCs w:val="22"/>
+                <w:lang w:val="en-US"/>
+              </w:rPr>
+              <w:t>4.computaional error</w:t>
+            </w:r>
+          </w:p>
+          <w:p>
+            <w:pPr>
+              <w:spacing w:after="40"/>
+            </w:pPr>
+            <w:r>
+              <w:t>4.43 * log(e) (0.7) + 10.36 * log(e) (1.59) + 3.78 * log(e) (142) + 1.18</w:t>
+            </w:r>
+            <w:r>
+              <w:t xml:space="preserve"> </w:t>
+            </w:r>
+            <w:r>
+              <w:rPr>
+                <w:rFonts w:hint="eastAsia"/>
+              </w:rPr>
+              <w:t>≈</w:t>
+            </w:r>
+            <w:r>
+              <w:t xml:space="preserve"> </w:t>
+            </w:r>
+            <w:proofErr w:type="gramStart"/>
+            <w:r>
+              <w:t>23.1372</w:t>
+            </w:r>
+            <w:proofErr w:type="gramEnd"/>
+            <w:r>
+              <w:t>, not 9.3</w:t>
+            </w:r>
+            <w:r>
+              <w:rPr>
+                <w:rFonts w:hint="eastAsia"/>
+              </w:rPr>
+              <w:t xml:space="preserve"> </w:t>
+            </w:r>
+            <w:r>
+              <w:t>(</w:t>
+            </w:r>
+            <w:proofErr w:type="spellStart"/>
+            <w:r>
+              <w:t>error</w:t>
+            </w:r>
+            <w:proofErr w:type="spellEnd"/>
+            <w:r>
+              <w:t xml:space="preserve"> rate: </w:t>
+            </w:r>
+            <w:proofErr w:type="gramStart"/>
+            <w:r>
+              <w:t>148.79</w:t>
+            </w:r>
+            <w:proofErr w:type="gramEnd"/>
+            <w:r>
+              <w:t>%,</w:t>
+            </w:r>
+            <w:r>
+              <w:rPr>
+                <w:rFonts w:hint="eastAsia"/>
+                <w:lang w:eastAsia="zh-CN"/>
+              </w:rPr>
+              <w:t xml:space="preserve"> </w:t>
+            </w:r>
+            <w:proofErr w:type="spellStart"/>
+            <w:r>
+              <w:t>surpass</w:t>
+            </w:r>
+            <w:proofErr w:type="spellEnd"/>
+            <w:r>
+              <w:t xml:space="preserve"> 5% </w:t>
+            </w:r>
+            <w:proofErr w:type="spellStart"/>
+            <w:r>
+              <w:t>error</w:t>
+            </w:r>
+            <w:proofErr w:type="spellEnd"/>
+            <w:r>
+              <w:t xml:space="preserve"> </w:t>
+            </w:r>
+            <w:proofErr w:type="spellStart"/>
+            <w:r>
+              <w:t>tolerance</w:t>
+            </w:r>
+            <w:proofErr w:type="spellEnd"/>
+            <w:r>
+              <w:t>)</w:t>
+            </w:r>
+          </w:p>
+          <w:p>
+            <w:pPr>
+              <w:spacing w:after="40"/>
+            </w:pPr>
+          </w:p>
+          <w:p>
+            <w:pPr>
+              <w:spacing w:after="40"/>
+              <w:rPr>
+                <w:b/>
+                <w:bCs/>
+                <w:color w:val="000000"/>
+                <w:sz w:val="22"/>
+                <w:szCs w:val="22"/>
+                <w:lang w:val="en-US"/>
+              </w:rPr>
+            </w:pPr>
+            <w:r>
+              <w:rPr>
+                <w:b/>
+                <w:bCs/>
+                <w:color w:val="000000"/>
+                <w:sz w:val="22"/>
+                <w:szCs w:val="22"/>
+                <w:lang w:val="en-US"/>
+              </w:rPr>
+              <w:t>1</w:t>
+            </w:r>
+            <w:r>
+              <w:rPr>
+                <w:b/>
+                <w:bCs/>
+                <w:color w:val="000000"/>
+                <w:sz w:val="22"/>
+                <w:szCs w:val="22"/>
+                <w:lang w:val="en-US"/>
+              </w:rPr>
+              <w:t>.</w:t>
+            </w:r>
+            <w:r>
+              <w:rPr>
+                <w:b/>
+                <w:bCs/>
+                <w:color w:val="000000"/>
+                <w:sz w:val="22"/>
+                <w:szCs w:val="22"/>
+                <w:lang w:val="en-US"/>
+              </w:rPr>
+              <w:t xml:space="preserve"> failed parameter extraction</w:t>
+            </w:r>
+          </w:p>
+          <w:p>
+            <w:pPr>
+              <w:spacing w:after="40"/>
+              <w:rPr>
+                <w:color w:val="000000"/>
+                <w:sz w:val="22"/>
+                <w:szCs w:val="22"/>
+                <w:lang w:val="en-US"/>
+              </w:rPr>
+            </w:pPr>
+            <w:r>
+              <w:rPr>
+                <w:color w:val="000000"/>
+                <w:sz w:val="22"/>
+                <w:szCs w:val="22"/>
+                <w:lang w:val="en-US"/>
+              </w:rPr>
+              <w:t xml:space="preserve">LLM </w:t>
+            </w:r>
+            <w:r>
+              <w:rPr>
+                <w:color w:val="000000"/>
+                <w:sz w:val="22"/>
+                <w:szCs w:val="22"/>
+                <w:lang w:val="en-US"/>
+              </w:rPr>
+              <w:t>neglects to extract entity “</w:t>
+            </w:r>
+            <w:r>
+              <w:rPr>
+                <w:color w:val="4A3000"/>
+                <w:sz w:val="17"/>
+                <w:szCs w:val="17"/>
+                <w:highlight w:val="yellow"/>
+                <w:lang w:val="en-US"/>
+              </w:rPr>
+              <w:t>creatinine</w:t>
+            </w:r>
+            <w:r>
+              <w:rPr>
+                <w:color w:val="4A3000"/>
+                <w:sz w:val="17"/>
+                <w:szCs w:val="17"/>
+                <w:highlight w:val="yellow"/>
+                <w:lang w:val="en-US"/>
+              </w:rPr>
+              <w:t xml:space="preserve"> </w:t>
+            </w:r>
+            <w:r>
+              <w:rPr>
+                <w:color w:val="1A3A6B"/>
+                <w:sz w:val="18"/>
+                <w:szCs w:val="18"/>
+                <w:highlight w:val="yellow"/>
+                <w:lang w:val="en-US"/>
+              </w:rPr>
+              <w:t>2.0 mg/dL</w:t>
+            </w:r>
+            <w:proofErr w:type="gramStart"/>
+            <w:r>
+              <w:rPr>
+                <w:color w:val="000000"/>
+                <w:sz w:val="22"/>
+                <w:szCs w:val="22"/>
+                <w:lang w:val="en-US"/>
+              </w:rPr>
+              <w:t>”, and</w:t>
+            </w:r>
+            <w:proofErr w:type="gramEnd"/>
+            <w:r>
+              <w:rPr>
+                <w:color w:val="000000"/>
+                <w:sz w:val="22"/>
+                <w:szCs w:val="22"/>
+                <w:lang w:val="en-US"/>
+              </w:rPr>
+              <w:t xml:space="preserve"> compare it with the </w:t>
+            </w:r>
+            <w:r>
+              <w:rPr>
+                <w:color w:val="4A3000"/>
+                <w:sz w:val="17"/>
+                <w:szCs w:val="17"/>
+                <w:highlight w:val="yellow"/>
+                <w:lang w:val="en-US"/>
+              </w:rPr>
+              <w:t>creatinine</w:t>
+            </w:r>
+            <w:r>
+              <w:rPr>
+                <w:color w:val="000000"/>
+                <w:sz w:val="22"/>
+                <w:szCs w:val="22"/>
+                <w:lang w:val="en-US"/>
+              </w:rPr>
+              <w:t xml:space="preserve"> value in evidence. </w:t>
+            </w:r>
+          </w:p>
+          <w:p>
+            <w:pPr>
+              <w:spacing w:after="40"/>
+              <w:rPr>
+                <w:color w:val="000000"/>
+                <w:sz w:val="22"/>
+                <w:szCs w:val="22"/>
+                <w:lang w:val="en-US"/>
+              </w:rPr>
+            </w:pPr>
+            <w:r>
+              <w:rPr>
+                <w:color w:val="000000"/>
+                <w:sz w:val="22"/>
+                <w:szCs w:val="22"/>
+                <w:lang w:val="en-US"/>
+              </w:rPr>
+              <w:t xml:space="preserve">LLM neglects in check </w:t>
+            </w:r>
+            <w:r>
+              <w:rPr>
+                <w:color w:val="1A3A6B"/>
+                <w:sz w:val="18"/>
+                <w:szCs w:val="18"/>
+                <w:highlight w:val="green"/>
+                <w:lang w:val="en-US"/>
+              </w:rPr>
+              <w:t xml:space="preserve">Continuous </w:t>
+            </w:r>
+            <w:proofErr w:type="spellStart"/>
+            <w:r>
+              <w:rPr>
+                <w:color w:val="1A3A6B"/>
+                <w:sz w:val="18"/>
+                <w:szCs w:val="18"/>
+                <w:highlight w:val="green"/>
+                <w:lang w:val="en-US"/>
+              </w:rPr>
+              <w:t>veno</w:t>
+            </w:r>
+            <w:proofErr w:type="spellEnd"/>
+            <w:r>
+              <w:rPr>
+                <w:color w:val="1A3A6B"/>
+                <w:sz w:val="18"/>
+                <w:szCs w:val="18"/>
+                <w:highlight w:val="green"/>
+                <w:lang w:val="en-US"/>
+              </w:rPr>
+              <w:t>-venous hemodialysis for ≥24 hours in the past week</w:t>
+            </w:r>
+            <w:r>
+              <w:rPr>
+                <w:color w:val="1A3A6B"/>
+                <w:sz w:val="18"/>
+                <w:szCs w:val="18"/>
+                <w:lang w:val="en-US"/>
+              </w:rPr>
+              <w:t xml:space="preserve"> and </w:t>
+            </w:r>
+            <w:r>
+              <w:rPr>
+                <w:color w:val="1A3A6B"/>
+                <w:sz w:val="18"/>
+                <w:szCs w:val="18"/>
+                <w:highlight w:val="cyan"/>
+                <w:lang w:val="en-US"/>
+              </w:rPr>
+              <w:t>Dialysis at least twice in the past week</w:t>
+            </w:r>
+            <w:r>
+              <w:rPr>
+                <w:color w:val="1A3A6B"/>
+                <w:sz w:val="18"/>
+                <w:szCs w:val="18"/>
+                <w:lang w:val="en-US"/>
+              </w:rPr>
+              <w:t xml:space="preserve"> condition in the evidence.</w:t>
+            </w:r>
+            <w:r>
+              <w:rPr>
+                <w:color w:val="1A3A6B"/>
+                <w:sz w:val="18"/>
+                <w:szCs w:val="18"/>
+                <w:lang w:val="en-US"/>
+              </w:rPr>
+              <w:t xml:space="preserve"> </w:t>
+            </w:r>
+          </w:p>
+          <w:p>
+            <w:pPr>
+              <w:spacing w:after="40"/>
+              <w:rPr>
+                <w:b/>
+                <w:bCs/>
+                <w:color w:val="000000"/>
+                <w:sz w:val="22"/>
+                <w:szCs w:val="22"/>
+                <w:lang w:val="en-US"/>
+              </w:rPr>
+            </w:pPr>
+            <w:r>
+              <w:rPr>
+                <w:b/>
+                <w:bCs/>
+                <w:color w:val="000000"/>
+                <w:sz w:val="22"/>
+                <w:szCs w:val="22"/>
+                <w:lang w:val="en-US"/>
+              </w:rPr>
+              <w:t>2</w:t>
+            </w:r>
+            <w:r>
+              <w:rPr>
+                <w:b/>
+                <w:bCs/>
+                <w:color w:val="000000"/>
+                <w:sz w:val="22"/>
+                <w:szCs w:val="22"/>
+                <w:lang w:val="en-US"/>
+              </w:rPr>
+              <w:t>.</w:t>
+            </w:r>
+            <w:r>
+              <w:rPr>
+                <w:b/>
+                <w:bCs/>
+                <w:color w:val="000000"/>
+                <w:sz w:val="22"/>
+                <w:szCs w:val="22"/>
+                <w:lang w:val="en-US"/>
+              </w:rPr>
+              <w:t>verification logic error</w:t>
+            </w:r>
+          </w:p>
+          <w:p>
+            <w:pPr>
+              <w:spacing w:after="40"/>
+              <w:rPr>
+                <w:color w:val="000000"/>
+                <w:sz w:val="22"/>
+                <w:szCs w:val="22"/>
+                <w:lang w:val="en-US"/>
+              </w:rPr>
+            </w:pPr>
+            <w:r>
+              <w:rPr>
+                <w:color w:val="000000"/>
+                <w:sz w:val="22"/>
+                <w:szCs w:val="22"/>
+                <w:lang w:val="en-US"/>
+              </w:rPr>
+              <w:t>LLM</w:t>
+            </w:r>
+            <w:r>
+              <w:rPr>
+                <w:color w:val="000000"/>
+                <w:sz w:val="22"/>
+                <w:szCs w:val="22"/>
+                <w:lang w:val="en-US"/>
+              </w:rPr>
+              <w:t xml:space="preserve"> </w:t>
+            </w:r>
+            <w:r>
+              <w:rPr>
+                <w:color w:val="000000"/>
+                <w:sz w:val="22"/>
+                <w:szCs w:val="22"/>
+                <w:lang w:val="en-US"/>
+              </w:rPr>
+              <w:t>neglected to</w:t>
+            </w:r>
+            <w:r>
+              <w:rPr>
+                <w:color w:val="000000"/>
+                <w:sz w:val="22"/>
+                <w:szCs w:val="22"/>
+                <w:lang w:val="en-US"/>
+              </w:rPr>
+              <w:t xml:space="preserve"> </w:t>
+            </w:r>
+            <w:r>
+              <w:rPr>
+                <w:color w:val="000000"/>
+                <w:sz w:val="22"/>
+                <w:szCs w:val="22"/>
+                <w:lang w:val="en-US"/>
+              </w:rPr>
+              <w:t xml:space="preserve">extract all </w:t>
+            </w:r>
+            <w:proofErr w:type="gramStart"/>
+            <w:r>
+              <w:rPr>
+                <w:color w:val="000000"/>
+                <w:sz w:val="22"/>
+                <w:szCs w:val="22"/>
+                <w:lang w:val="en-US"/>
+              </w:rPr>
+              <w:t>entities(</w:t>
+            </w:r>
+            <w:proofErr w:type="gramEnd"/>
+            <w:r>
+              <w:rPr>
+                <w:color w:val="000000"/>
+                <w:sz w:val="22"/>
+                <w:szCs w:val="22"/>
+                <w:lang w:val="en-US"/>
+              </w:rPr>
+              <w:t xml:space="preserve">except for the last one) in the claim first and then verify </w:t>
+            </w:r>
+            <w:proofErr w:type="gramStart"/>
+            <w:r>
+              <w:rPr>
+                <w:color w:val="000000"/>
+                <w:sz w:val="22"/>
+                <w:szCs w:val="22"/>
+                <w:lang w:val="en-US"/>
+              </w:rPr>
+              <w:t>those value</w:t>
+            </w:r>
+            <w:proofErr w:type="gramEnd"/>
+            <w:r>
+              <w:rPr>
+                <w:color w:val="000000"/>
+                <w:sz w:val="22"/>
+                <w:szCs w:val="22"/>
+                <w:lang w:val="en-US"/>
+              </w:rPr>
+              <w:t xml:space="preserve"> based on the evidence. LLM wrongly computes </w:t>
+            </w:r>
+            <w:r>
+              <w:rPr>
+                <w:color w:val="ED7D31" w:themeColor="accent2"/>
+                <w:sz w:val="18"/>
+                <w:szCs w:val="18"/>
+                <w:lang w:val="en-US"/>
+              </w:rPr>
+              <w:t>MELD Na Score</w:t>
+            </w:r>
+            <w:r>
+              <w:rPr>
+                <w:color w:val="ED7D31" w:themeColor="accent2"/>
+                <w:sz w:val="18"/>
+                <w:szCs w:val="18"/>
+                <w:lang w:val="en-US"/>
+              </w:rPr>
+              <w:t xml:space="preserve"> </w:t>
+            </w:r>
+            <w:r>
+              <w:rPr>
+                <w:color w:val="000000"/>
+                <w:sz w:val="22"/>
+                <w:szCs w:val="22"/>
+                <w:lang w:val="en-US"/>
+              </w:rPr>
+              <w:t>directly</w:t>
+            </w:r>
+            <w:r>
+              <w:rPr>
+                <w:color w:val="000000"/>
+                <w:sz w:val="22"/>
+                <w:szCs w:val="22"/>
+                <w:lang w:val="en-US"/>
+              </w:rPr>
+              <w:t>.</w:t>
+            </w:r>
+          </w:p>
+          <w:p>
+            <w:pPr>
+              <w:spacing w:after="40"/>
+              <w:rPr>
+                <w:b/>
+                <w:bCs/>
+                <w:color w:val="000000"/>
+                <w:sz w:val="22"/>
+                <w:szCs w:val="22"/>
+                <w:lang w:val="en-US"/>
+              </w:rPr>
+            </w:pPr>
+            <w:r>
+              <w:rPr>
+                <w:b/>
+                <w:bCs/>
+                <w:color w:val="000000"/>
+                <w:sz w:val="22"/>
+                <w:szCs w:val="22"/>
+                <w:lang w:val="en-US"/>
+              </w:rPr>
+              <w:t>3</w:t>
+            </w:r>
+            <w:r>
+              <w:rPr>
+                <w:b/>
+                <w:bCs/>
+                <w:color w:val="000000"/>
+                <w:sz w:val="22"/>
+                <w:szCs w:val="22"/>
+                <w:lang w:val="en-US"/>
+              </w:rPr>
+              <w:t>.</w:t>
+            </w:r>
+            <w:r>
+              <w:rPr>
+                <w:b/>
+                <w:bCs/>
+                <w:color w:val="000000"/>
+                <w:sz w:val="22"/>
+                <w:szCs w:val="22"/>
+                <w:lang w:val="en-US"/>
+              </w:rPr>
+              <w:t>incorrect formula</w:t>
+            </w:r>
+          </w:p>
+          <w:p>
+            <w:pPr>
+              <w:spacing w:after="40"/>
+              <w:rPr>
+                <w:b/>
+                <w:bCs/>
+                <w:color w:val="C00000"/>
+                <w:sz w:val="17"/>
+                <w:szCs w:val="17"/>
+                <w:lang w:val="en-US"/>
+              </w:rPr>
+            </w:pPr>
+            <w:r>
+              <w:rPr>
+                <w:lang w:val="en-US" w:eastAsia="zh-CN"/>
+              </w:rPr>
+              <w:t xml:space="preserve">LLM wrongly apply </w:t>
+            </w:r>
+            <w:r>
+              <w:rPr>
+                <w:b/>
+                <w:bCs/>
+                <w:color w:val="C00000"/>
+                <w:sz w:val="17"/>
+                <w:szCs w:val="17"/>
+                <w:lang w:val="en-US"/>
+              </w:rPr>
+              <w:t>MELD Na Score</w:t>
+            </w:r>
+            <w:r>
+              <w:rPr>
+                <w:b/>
+                <w:bCs/>
+                <w:color w:val="C00000"/>
+                <w:sz w:val="17"/>
+                <w:szCs w:val="17"/>
+                <w:lang w:val="en-US"/>
+              </w:rPr>
+              <w:t xml:space="preserve">: </w:t>
+            </w:r>
+            <w:r>
+              <w:rPr>
+                <w:b/>
+                <w:bCs/>
+                <w:color w:val="C00000"/>
+                <w:sz w:val="17"/>
+                <w:szCs w:val="17"/>
+                <w:lang w:val="en-US"/>
+              </w:rPr>
+              <w:t xml:space="preserve">4.43 * log(e) (bilirubin mg/dL) + 10.36 * log(e) (INR) + 3.78 * log(e) (Na </w:t>
+            </w:r>
+            <w:proofErr w:type="spellStart"/>
+            <w:r>
+              <w:rPr>
+                <w:b/>
+                <w:bCs/>
+                <w:color w:val="C00000"/>
+                <w:sz w:val="17"/>
+                <w:szCs w:val="17"/>
+                <w:lang w:val="en-US"/>
+              </w:rPr>
+              <w:t>mEq</w:t>
+            </w:r>
+            <w:proofErr w:type="spellEnd"/>
+            <w:r>
+              <w:rPr>
+                <w:b/>
+                <w:bCs/>
+                <w:color w:val="C00000"/>
+                <w:sz w:val="17"/>
+                <w:szCs w:val="17"/>
+                <w:lang w:val="en-US"/>
+              </w:rPr>
+              <w:t>/L) + 1.18</w:t>
+            </w:r>
+          </w:p>
+          <w:p>
+            <w:pPr>
+              <w:spacing w:after="40"/>
+              <w:rPr>
+                <w:b/>
+                <w:bCs/>
+                <w:color w:val="C00000"/>
+                <w:sz w:val="17"/>
+                <w:szCs w:val="17"/>
+                <w:lang w:val="en-US"/>
+              </w:rPr>
+            </w:pPr>
+            <w:r>
+              <w:rPr>
+                <w:b/>
+                <w:bCs/>
+                <w:color w:val="000000" w:themeColor="text1"/>
+                <w:sz w:val="17"/>
+                <w:szCs w:val="17"/>
+                <w:lang w:val="en-US"/>
+              </w:rPr>
+              <w:t>Correct</w:t>
+            </w:r>
+            <w:r>
+              <w:rPr>
+                <w:b/>
+                <w:bCs/>
+                <w:color w:val="C00000"/>
+                <w:sz w:val="17"/>
+                <w:szCs w:val="17"/>
+                <w:lang w:val="en-US"/>
+              </w:rPr>
+              <w:t xml:space="preserve"> </w:t>
+            </w:r>
+            <w:r>
+              <w:rPr>
+                <w:b/>
+                <w:bCs/>
+                <w:color w:val="C00000"/>
+                <w:sz w:val="17"/>
+                <w:szCs w:val="17"/>
+                <w:lang w:val="en-US"/>
+              </w:rPr>
+              <w:t>MELD Na Score</w:t>
+            </w:r>
+            <w:r>
+              <w:rPr>
+                <w:b/>
+                <w:bCs/>
+                <w:color w:val="C00000"/>
+                <w:sz w:val="17"/>
+                <w:szCs w:val="17"/>
+                <w:lang w:val="en-US"/>
+              </w:rPr>
+              <w:t xml:space="preserve">: </w:t>
+            </w:r>
+          </w:p>
+          <w:p>
+            <w:pPr>
+              <w:spacing w:after="40"/>
+              <w:rPr>
+                <w:color w:val="C00000"/>
+                <w:sz w:val="17"/>
+                <w:szCs w:val="17"/>
+                <w:lang w:val="en-US"/>
+              </w:rPr>
+            </w:pPr>
+            <w:r>
+              <w:rPr>
+                <w:b/>
+                <w:bCs/>
+                <w:color w:val="C00000"/>
+                <w:sz w:val="17"/>
+                <w:szCs w:val="17"/>
+                <w:lang w:val="en-US"/>
+              </w:rPr>
+              <w:t>MELD(</w:t>
+            </w:r>
+            <w:proofErr w:type="spellStart"/>
+            <w:r>
+              <w:rPr>
+                <w:b/>
+                <w:bCs/>
+                <w:color w:val="C00000"/>
+                <w:sz w:val="17"/>
+                <w:szCs w:val="17"/>
+                <w:lang w:val="en-US"/>
+              </w:rPr>
+              <w:t>i</w:t>
+            </w:r>
+            <w:proofErr w:type="spellEnd"/>
+            <w:r>
+              <w:rPr>
+                <w:b/>
+                <w:bCs/>
+                <w:color w:val="C00000"/>
+                <w:sz w:val="17"/>
+                <w:szCs w:val="17"/>
+                <w:lang w:val="en-US"/>
+              </w:rPr>
+              <w:t>)</w:t>
+            </w:r>
+            <w:r>
+              <w:rPr>
+                <w:color w:val="C00000"/>
+                <w:sz w:val="17"/>
+                <w:szCs w:val="17"/>
+                <w:lang w:val="en-US"/>
+              </w:rPr>
+              <w:t xml:space="preserve"> = 0.957 x </w:t>
+            </w:r>
+            <w:proofErr w:type="gramStart"/>
+            <w:r>
+              <w:rPr>
+                <w:color w:val="C00000"/>
+                <w:sz w:val="17"/>
+                <w:szCs w:val="17"/>
+                <w:lang w:val="en-US"/>
+              </w:rPr>
+              <w:t>ln(</w:t>
+            </w:r>
+            <w:proofErr w:type="gramEnd"/>
+            <w:r>
+              <w:rPr>
+                <w:color w:val="C00000"/>
+                <w:sz w:val="17"/>
+                <w:szCs w:val="17"/>
+                <w:lang w:val="en-US"/>
+              </w:rPr>
+              <w:t xml:space="preserve">Cr) + 0.378 x ln(bilirubin) + 1.120 x </w:t>
+            </w:r>
+            <w:proofErr w:type="gramStart"/>
+            <w:r>
+              <w:rPr>
+                <w:color w:val="C00000"/>
+                <w:sz w:val="17"/>
+                <w:szCs w:val="17"/>
+                <w:lang w:val="en-US"/>
+              </w:rPr>
+              <w:t>ln(</w:t>
+            </w:r>
+            <w:proofErr w:type="gramEnd"/>
+            <w:r>
+              <w:rPr>
+                <w:color w:val="C00000"/>
+                <w:sz w:val="17"/>
+                <w:szCs w:val="17"/>
+                <w:lang w:val="en-US"/>
+              </w:rPr>
+              <w:t>INR) + 0.643.</w:t>
+            </w:r>
+          </w:p>
+          <w:p>
+            <w:pPr>
+              <w:spacing w:after="40"/>
+              <w:rPr>
+                <w:rFonts w:hint="eastAsia"/>
+                <w:lang w:val="en-US" w:eastAsia="zh-CN"/>
+              </w:rPr>
+            </w:pPr>
+            <w:r>
+              <w:rPr>
+                <w:color w:val="C00000"/>
+                <w:sz w:val="17"/>
+                <w:szCs w:val="17"/>
+                <w:lang w:val="en-US"/>
+              </w:rPr>
+              <w:t xml:space="preserve">MELD = </w:t>
+            </w:r>
+            <w:r>
+              <w:rPr>
+                <w:b/>
+                <w:bCs/>
+                <w:color w:val="C00000"/>
+                <w:sz w:val="17"/>
+                <w:szCs w:val="17"/>
+                <w:lang w:val="en-US"/>
+              </w:rPr>
+              <w:t>MELD(</w:t>
+            </w:r>
+            <w:proofErr w:type="spellStart"/>
+            <w:r>
+              <w:rPr>
+                <w:b/>
+                <w:bCs/>
+                <w:color w:val="C00000"/>
+                <w:sz w:val="17"/>
+                <w:szCs w:val="17"/>
+                <w:lang w:val="en-US"/>
+              </w:rPr>
+              <w:t>i</w:t>
+            </w:r>
+            <w:proofErr w:type="spellEnd"/>
+            <w:r>
+              <w:rPr>
+                <w:b/>
+                <w:bCs/>
+                <w:color w:val="C00000"/>
+                <w:sz w:val="17"/>
+                <w:szCs w:val="17"/>
+                <w:lang w:val="en-US"/>
+              </w:rPr>
+              <w:t>)</w:t>
+            </w:r>
+            <w:r>
+              <w:rPr>
+                <w:color w:val="C00000"/>
+                <w:sz w:val="17"/>
+                <w:szCs w:val="17"/>
+                <w:lang w:val="en-US"/>
+              </w:rPr>
+              <w:t xml:space="preserve"> + 1.32 x (137 - Na) </w:t>
+            </w:r>
+            <w:proofErr w:type="gramStart"/>
+            <w:r>
+              <w:rPr>
+                <w:color w:val="C00000"/>
+                <w:sz w:val="17"/>
+                <w:szCs w:val="17"/>
+                <w:lang w:val="en-US"/>
+              </w:rPr>
+              <w:t>-  [</w:t>
+            </w:r>
+            <w:proofErr w:type="gramEnd"/>
+            <w:r>
+              <w:rPr>
+                <w:color w:val="C00000"/>
+                <w:sz w:val="17"/>
+                <w:szCs w:val="17"/>
+                <w:lang w:val="en-US"/>
+              </w:rPr>
+              <w:t xml:space="preserve"> 0.033 x MELD(</w:t>
+            </w:r>
+            <w:proofErr w:type="spellStart"/>
+            <w:r>
+              <w:rPr>
+                <w:color w:val="C00000"/>
+                <w:sz w:val="17"/>
+                <w:szCs w:val="17"/>
+                <w:lang w:val="en-US"/>
+              </w:rPr>
+              <w:t>i</w:t>
+            </w:r>
+            <w:proofErr w:type="spellEnd"/>
+            <w:r>
+              <w:rPr>
+                <w:color w:val="C00000"/>
+                <w:sz w:val="17"/>
+                <w:szCs w:val="17"/>
+                <w:lang w:val="en-US"/>
+              </w:rPr>
+              <w:t>) x (137 - Na)].</w:t>
+            </w:r>
           </w:p>
         </w:tc>
       </w:tr>
@@ -17903,15 +20021,7 @@
                 <w:bCs/>
                 <w:lang w:val="en-US"/>
               </w:rPr>
-              <w:t>5.</w:t>
-            </w:r>
-            <w:r>
-              <w:rPr>
-                <w:b/>
-                <w:bCs/>
-                <w:lang w:val="en-US"/>
-              </w:rPr>
-              <w:t xml:space="preserve">Omitting the calculation process or result </w:t>
+              <w:t xml:space="preserve">5.Omitting the calculation process or result </w:t>
             </w:r>
           </w:p>
           <w:p>
@@ -19120,18 +21230,7 @@
                 <w:szCs w:val="22"/>
                 <w:lang w:val="en-US"/>
               </w:rPr>
-              <w:t xml:space="preserve">6. </w:t>
-            </w:r>
-            <w:r>
-              <w:rPr>
-                <w:b/>
-                <w:bCs/>
-                <w:color w:val="000000"/>
-                <w:sz w:val="22"/>
-                <w:szCs w:val="22"/>
-                <w:lang w:val="en-US"/>
-              </w:rPr>
-              <w:t>Other Errors</w:t>
+              <w:t>6. Other Errors</w:t>
             </w:r>
           </w:p>
           <w:p>
@@ -19343,6 +21442,95 @@
     </w:lvl>
   </w:abstractNum>
   <w:abstractNum w:abstractNumId="1" w15:restartNumberingAfterBreak="0">
+    <w:nsid w:val="0FEE4187"/>
+    <w:multiLevelType w:val="hybridMultilevel"/>
+    <w:tmpl w:val="A2DEA8F0"/>
+    <w:lvl w:ilvl="0" w:tplc="0809000F">
+      <w:start w:val="1"/>
+      <w:numFmt w:val="decimal"/>
+      <w:lvlText w:val="%1."/>
+      <w:lvlJc w:val="left"/>
+      <w:pPr>
+        <w:ind w:left="720" w:hanging="360"/>
+      </w:pPr>
+      <w:rPr>
+        <w:rFonts w:hint="default"/>
+      </w:rPr>
+    </w:lvl>
+    <w:lvl w:ilvl="1" w:tplc="08090019" w:tentative="1">
+      <w:start w:val="1"/>
+      <w:numFmt w:val="lowerLetter"/>
+      <w:lvlText w:val="%2."/>
+      <w:lvlJc w:val="left"/>
+      <w:pPr>
+        <w:ind w:left="1440" w:hanging="360"/>
+      </w:pPr>
+    </w:lvl>
+    <w:lvl w:ilvl="2" w:tplc="0809001B" w:tentative="1">
+      <w:start w:val="1"/>
+      <w:numFmt w:val="lowerRoman"/>
+      <w:lvlText w:val="%3."/>
+      <w:lvlJc w:val="right"/>
+      <w:pPr>
+        <w:ind w:left="2160" w:hanging="180"/>
+      </w:pPr>
+    </w:lvl>
+    <w:lvl w:ilvl="3" w:tplc="0809000F" w:tentative="1">
+      <w:start w:val="1"/>
+      <w:numFmt w:val="decimal"/>
+      <w:lvlText w:val="%4."/>
+      <w:lvlJc w:val="left"/>
+      <w:pPr>
+        <w:ind w:left="2880" w:hanging="360"/>
+      </w:pPr>
+    </w:lvl>
+    <w:lvl w:ilvl="4" w:tplc="08090019" w:tentative="1">
+      <w:start w:val="1"/>
+      <w:numFmt w:val="lowerLetter"/>
+      <w:lvlText w:val="%5."/>
+      <w:lvlJc w:val="left"/>
+      <w:pPr>
+        <w:ind w:left="3600" w:hanging="360"/>
+      </w:pPr>
+    </w:lvl>
+    <w:lvl w:ilvl="5" w:tplc="0809001B" w:tentative="1">
+      <w:start w:val="1"/>
+      <w:numFmt w:val="lowerRoman"/>
+      <w:lvlText w:val="%6."/>
+      <w:lvlJc w:val="right"/>
+      <w:pPr>
+        <w:ind w:left="4320" w:hanging="180"/>
+      </w:pPr>
+    </w:lvl>
+    <w:lvl w:ilvl="6" w:tplc="0809000F" w:tentative="1">
+      <w:start w:val="1"/>
+      <w:numFmt w:val="decimal"/>
+      <w:lvlText w:val="%7."/>
+      <w:lvlJc w:val="left"/>
+      <w:pPr>
+        <w:ind w:left="5040" w:hanging="360"/>
+      </w:pPr>
+    </w:lvl>
+    <w:lvl w:ilvl="7" w:tplc="08090019" w:tentative="1">
+      <w:start w:val="1"/>
+      <w:numFmt w:val="lowerLetter"/>
+      <w:lvlText w:val="%8."/>
+      <w:lvlJc w:val="left"/>
+      <w:pPr>
+        <w:ind w:left="5760" w:hanging="360"/>
+      </w:pPr>
+    </w:lvl>
+    <w:lvl w:ilvl="8" w:tplc="0809001B" w:tentative="1">
+      <w:start w:val="1"/>
+      <w:numFmt w:val="lowerRoman"/>
+      <w:lvlText w:val="%9."/>
+      <w:lvlJc w:val="right"/>
+      <w:pPr>
+        <w:ind w:left="6480" w:hanging="180"/>
+      </w:pPr>
+    </w:lvl>
+  </w:abstractNum>
+  <w:abstractNum w:abstractNumId="2" w15:restartNumberingAfterBreak="0">
     <w:nsid w:val="414F3D65"/>
     <w:multiLevelType w:val="hybridMultilevel"/>
     <w:tmpl w:val="065C57C4"/>
@@ -19431,7 +21619,7 @@
       </w:pPr>
     </w:lvl>
   </w:abstractNum>
-  <w:abstractNum w:abstractNumId="2" w15:restartNumberingAfterBreak="0">
+  <w:abstractNum w:abstractNumId="3" w15:restartNumberingAfterBreak="0">
     <w:nsid w:val="46696172"/>
     <w:multiLevelType w:val="hybridMultilevel"/>
     <w:tmpl w:val="09E03F44"/>
@@ -19520,7 +21708,96 @@
       </w:pPr>
     </w:lvl>
   </w:abstractNum>
-  <w:abstractNum w:abstractNumId="3" w15:restartNumberingAfterBreak="0">
+  <w:abstractNum w:abstractNumId="4" w15:restartNumberingAfterBreak="0">
+    <w:nsid w:val="46C40D02"/>
+    <w:multiLevelType w:val="hybridMultilevel"/>
+    <w:tmpl w:val="EDBCC36A"/>
+    <w:lvl w:ilvl="0" w:tplc="0809000F">
+      <w:start w:val="1"/>
+      <w:numFmt w:val="decimal"/>
+      <w:lvlText w:val="%1."/>
+      <w:lvlJc w:val="left"/>
+      <w:pPr>
+        <w:ind w:left="720" w:hanging="360"/>
+      </w:pPr>
+      <w:rPr>
+        <w:rFonts w:hint="default"/>
+      </w:rPr>
+    </w:lvl>
+    <w:lvl w:ilvl="1" w:tplc="08090019" w:tentative="1">
+      <w:start w:val="1"/>
+      <w:numFmt w:val="lowerLetter"/>
+      <w:lvlText w:val="%2."/>
+      <w:lvlJc w:val="left"/>
+      <w:pPr>
+        <w:ind w:left="1440" w:hanging="360"/>
+      </w:pPr>
+    </w:lvl>
+    <w:lvl w:ilvl="2" w:tplc="0809001B" w:tentative="1">
+      <w:start w:val="1"/>
+      <w:numFmt w:val="lowerRoman"/>
+      <w:lvlText w:val="%3."/>
+      <w:lvlJc w:val="right"/>
+      <w:pPr>
+        <w:ind w:left="2160" w:hanging="180"/>
+      </w:pPr>
+    </w:lvl>
+    <w:lvl w:ilvl="3" w:tplc="0809000F" w:tentative="1">
+      <w:start w:val="1"/>
+      <w:numFmt w:val="decimal"/>
+      <w:lvlText w:val="%4."/>
+      <w:lvlJc w:val="left"/>
+      <w:pPr>
+        <w:ind w:left="2880" w:hanging="360"/>
+      </w:pPr>
+    </w:lvl>
+    <w:lvl w:ilvl="4" w:tplc="08090019" w:tentative="1">
+      <w:start w:val="1"/>
+      <w:numFmt w:val="lowerLetter"/>
+      <w:lvlText w:val="%5."/>
+      <w:lvlJc w:val="left"/>
+      <w:pPr>
+        <w:ind w:left="3600" w:hanging="360"/>
+      </w:pPr>
+    </w:lvl>
+    <w:lvl w:ilvl="5" w:tplc="0809001B" w:tentative="1">
+      <w:start w:val="1"/>
+      <w:numFmt w:val="lowerRoman"/>
+      <w:lvlText w:val="%6."/>
+      <w:lvlJc w:val="right"/>
+      <w:pPr>
+        <w:ind w:left="4320" w:hanging="180"/>
+      </w:pPr>
+    </w:lvl>
+    <w:lvl w:ilvl="6" w:tplc="0809000F" w:tentative="1">
+      <w:start w:val="1"/>
+      <w:numFmt w:val="decimal"/>
+      <w:lvlText w:val="%7."/>
+      <w:lvlJc w:val="left"/>
+      <w:pPr>
+        <w:ind w:left="5040" w:hanging="360"/>
+      </w:pPr>
+    </w:lvl>
+    <w:lvl w:ilvl="7" w:tplc="08090019" w:tentative="1">
+      <w:start w:val="1"/>
+      <w:numFmt w:val="lowerLetter"/>
+      <w:lvlText w:val="%8."/>
+      <w:lvlJc w:val="left"/>
+      <w:pPr>
+        <w:ind w:left="5760" w:hanging="360"/>
+      </w:pPr>
+    </w:lvl>
+    <w:lvl w:ilvl="8" w:tplc="0809001B" w:tentative="1">
+      <w:start w:val="1"/>
+      <w:numFmt w:val="lowerRoman"/>
+      <w:lvlText w:val="%9."/>
+      <w:lvlJc w:val="right"/>
+      <w:pPr>
+        <w:ind w:left="6480" w:hanging="180"/>
+      </w:pPr>
+    </w:lvl>
+  </w:abstractNum>
+  <w:abstractNum w:abstractNumId="5" w15:restartNumberingAfterBreak="0">
     <w:nsid w:val="5A7911F1"/>
     <w:multiLevelType w:val="hybridMultilevel"/>
     <w:tmpl w:val="43A803C4"/>
@@ -19612,15 +21889,21 @@
     </w:lvl>
   </w:abstractNum>
   <w:num w:numId="1" w16cid:durableId="710113758">
-    <w:abstractNumId w:val="2"/>
+    <w:abstractNumId w:val="3"/>
   </w:num>
   <w:num w:numId="2" w16cid:durableId="309864813">
     <w:abstractNumId w:val="0"/>
   </w:num>
   <w:num w:numId="3" w16cid:durableId="814831653">
-    <w:abstractNumId w:val="3"/>
+    <w:abstractNumId w:val="5"/>
   </w:num>
   <w:num w:numId="4" w16cid:durableId="1200624727">
+    <w:abstractNumId w:val="2"/>
+  </w:num>
+  <w:num w:numId="5" w16cid:durableId="1917936963">
+    <w:abstractNumId w:val="4"/>
+  </w:num>
+  <w:num w:numId="6" w16cid:durableId="1320503269">
     <w:abstractNumId w:val="1"/>
   </w:num>
 </w:numbering>
@@ -19728,7 +22011,7 @@
     <w:lsdException w:name="Medium Shading 2 Accent 1" w:uiPriority="64"/>
     <w:lsdException w:name="Medium List 1 Accent 1" w:uiPriority="65"/>
     <w:lsdException w:name="Revision" w:semiHidden="1" w:uiPriority="99" w:unhideWhenUsed="1"/>
-    <w:lsdException w:name="List Paragraph" w:semiHidden="1" w:uiPriority="99" w:unhideWhenUsed="1"/>
+    <w:lsdException w:name="List Paragraph" w:semiHidden="1" w:unhideWhenUsed="1" w:qFormat="1"/>
     <w:lsdException w:name="Quote" w:semiHidden="1" w:uiPriority="99" w:unhideWhenUsed="1"/>
     <w:lsdException w:name="Intense Quote" w:semiHidden="1" w:uiPriority="99" w:unhideWhenUsed="1"/>
     <w:lsdException w:name="Medium List 2 Accent 1" w:uiPriority="66"/>
@@ -19988,8 +22271,8 @@
   <w:style w:type="paragraph" w:styleId="ListParagraph">
     <w:name w:val="List Paragraph"/>
     <w:basedOn w:val="Normal"/>
-    <w:uiPriority w:val="99"/>
     <w:unhideWhenUsed/>
+    <w:qFormat/>
     <w:rsid w:val="00C80529"/>
     <w:pPr>
       <w:ind w:left="720"/>
